--- a/api/_lib/templates/promissoria.docx
+++ b/api/_lib/templates/promissoria.docx
@@ -15,591 +15,15 @@
           <w:sz w:val="17"/>
         </w:rPr>
         <mc:AlternateContent>
-          <mc:Choice Requires="wps">
-            <w:drawing>
-              <wp:anchor distT="0" distB="0" distL="114300" distR="114300" simplePos="0" relativeHeight="251663872" behindDoc="0" locked="0" layoutInCell="1" allowOverlap="1" wp14:anchorId="1CD850E4" wp14:editId="56EAD989">
-                <wp:simplePos x="0" y="0"/>
-                <wp:positionH relativeFrom="column">
-                  <wp:posOffset>-10473</wp:posOffset>
-                </wp:positionH>
-                <wp:positionV relativeFrom="paragraph">
-                  <wp:posOffset>11778615</wp:posOffset>
-                </wp:positionV>
-                <wp:extent cx="1214651" cy="409432"/>
-                <wp:effectExtent l="0" t="0" r="0" b="0"/>
-                <wp:wrapNone/>
-                <wp:docPr id="48" name="Caixa de Texto 48"/>
-                <wp:cNvGraphicFramePr/>
-                <a:graphic xmlns:a="http://schemas.openxmlformats.org/drawingml/2006/main">
-                  <a:graphicData uri="http://schemas.microsoft.com/office/word/2010/wordprocessingShape">
-                    <wps:wsp>
-                      <wps:cNvSpPr txBox="1"/>
-                      <wps:spPr>
-                        <a:xfrm>
-                          <a:off x="0" y="0"/>
-                          <a:ext cx="1214651" cy="409432"/>
-                        </a:xfrm>
-                        <a:prstGeom prst="rect">
-                          <a:avLst/>
-                        </a:prstGeom>
-                        <a:noFill/>
-                        <a:ln>
-                          <a:noFill/>
-                        </a:ln>
-                      </wps:spPr>
-                      <wps:style>
-                        <a:lnRef idx="0">
-                          <a:scrgbClr r="0" g="0" b="0"/>
-                        </a:lnRef>
-                        <a:fillRef idx="0">
-                          <a:scrgbClr r="0" g="0" b="0"/>
-                        </a:fillRef>
-                        <a:effectRef idx="0">
-                          <a:scrgbClr r="0" g="0" b="0"/>
-                        </a:effectRef>
-                        <a:fontRef idx="minor">
-                          <a:schemeClr val="dk1"/>
-                        </a:fontRef>
-                      </wps:style>
-                      <wps:txbx>
-                        <w:txbxContent>
-                          <w:p>
-                            <w:pPr>
-                              <w:rPr>
-                                <w:rFonts w:ascii="Arial" w:hAnsi="Arial"/>
-                                <w:b/>
-                                <w:spacing w:val="-2"/>
-                                <w:w w:val="105"/>
-                                <w:sz w:val="32"/>
-                                <w:szCs w:val="12"/>
-                              </w:rPr>
-                            </w:pPr>
-                            <w:r>
-                              <w:rPr>
-                                <w:rFonts w:ascii="Arial" w:hAnsi="Arial"/>
-                                <w:b/>
-                                <w:spacing w:val="-2"/>
-                                <w:w w:val="105"/>
-                                <w:sz w:val="32"/>
-                                <w:szCs w:val="12"/>
-                              </w:rPr>
-                              <w:t>{</w:t>
-                            </w:r>
-                            <w:r>
-                              <w:rPr>
-                                <w:rFonts w:ascii="Arial" w:hAnsi="Arial"/>
-                                <w:b/>
-                                <w:spacing w:val="-2"/>
-                                <w:w w:val="105"/>
-                                <w:sz w:val="32"/>
-                                <w:szCs w:val="12"/>
-                              </w:rPr>
-                              <w:t>/</w:t>
-                            </w:r>
-                            <w:r>
-                              <w:rPr>
-                                <w:rFonts w:ascii="Arial" w:hAnsi="Arial"/>
-                                <w:b/>
-                                <w:spacing w:val="-2"/>
-                                <w:w w:val="105"/>
-                                <w:sz w:val="32"/>
-                                <w:szCs w:val="12"/>
-                              </w:rPr>
-                              <w:t>slot2}</w:t>
-                            </w:r>
-                          </w:p>
-                        </w:txbxContent>
-                      </wps:txbx>
-                      <wps:bodyPr rot="0" spcFirstLastPara="0" vertOverflow="overflow" horzOverflow="overflow" vert="horz" wrap="square" lIns="91440" tIns="45720" rIns="91440" bIns="45720" numCol="1" spcCol="0" rtlCol="0" fromWordArt="0" anchor="t" anchorCtr="0" forceAA="0" compatLnSpc="1">
-                        <a:prstTxWarp prst="textNoShape">
-                          <a:avLst/>
-                        </a:prstTxWarp>
-                        <a:noAutofit/>
-                      </wps:bodyPr>
-                    </wps:wsp>
-                  </a:graphicData>
-                </a:graphic>
-                <wp14:sizeRelH relativeFrom="margin">
-                  <wp14:pctWidth>0</wp14:pctWidth>
-                </wp14:sizeRelH>
-                <wp14:sizeRelV relativeFrom="margin">
-                  <wp14:pctHeight>0</wp14:pctHeight>
-                </wp14:sizeRelV>
-              </wp:anchor>
-            </w:drawing>
-          </mc:Choice>
-          <mc:Fallback>
-            <w:pict>
-              <v:shapetype w14:anchorId="1CD850E4" id="_x0000_t202" coordsize="21600,21600" o:spt="202" path="m,l,21600r21600,l21600,xe">
-                <v:stroke joinstyle="miter"/>
-                <v:path gradientshapeok="t" o:connecttype="rect"/>
-              </v:shapetype>
-              <v:shape id="Caixa de Texto 48" o:spid="_x0000_s1026" type="#_x0000_t202" style="position:absolute;margin-left:-.8pt;margin-top:927.45pt;width:95.65pt;height:32.25pt;z-index:251663872;visibility:visible;mso-wrap-style:square;mso-width-percent:0;mso-height-percent:0;mso-wrap-distance-left:9pt;mso-wrap-distance-top:0;mso-wrap-distance-right:9pt;mso-wrap-distance-bottom:0;mso-position-horizontal:absolute;mso-position-horizontal-relative:text;mso-position-vertical:absolute;mso-position-vertical-relative:text;mso-width-percent:0;mso-height-percent:0;mso-width-relative:margin;mso-height-relative:margin;v-text-anchor:top" o:gfxdata="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" filled="f" stroked="f">
-                <v:textbox>
-                  <w:txbxContent>
-                    <w:p>
-                      <w:pPr>
-                        <w:rPr>
-                          <w:rFonts w:ascii="Arial" w:hAnsi="Arial"/>
-                          <w:b/>
-                          <w:spacing w:val="-2"/>
-                          <w:w w:val="105"/>
-                          <w:sz w:val="32"/>
-                          <w:szCs w:val="12"/>
-                        </w:rPr>
-                      </w:pPr>
-                      <w:r>
-                        <w:rPr>
-                          <w:rFonts w:ascii="Arial" w:hAnsi="Arial"/>
-                          <w:b/>
-                          <w:spacing w:val="-2"/>
-                          <w:w w:val="105"/>
-                          <w:sz w:val="32"/>
-                          <w:szCs w:val="12"/>
-                        </w:rPr>
-                        <w:t>{</w:t>
-                      </w:r>
-                      <w:r>
-                        <w:rPr>
-                          <w:rFonts w:ascii="Arial" w:hAnsi="Arial"/>
-                          <w:b/>
-                          <w:spacing w:val="-2"/>
-                          <w:w w:val="105"/>
-                          <w:sz w:val="32"/>
-                          <w:szCs w:val="12"/>
-                        </w:rPr>
-                        <w:t>/</w:t>
-                      </w:r>
-                      <w:r>
-                        <w:rPr>
-                          <w:rFonts w:ascii="Arial" w:hAnsi="Arial"/>
-                          <w:b/>
-                          <w:spacing w:val="-2"/>
-                          <w:w w:val="105"/>
-                          <w:sz w:val="32"/>
-                          <w:szCs w:val="12"/>
-                        </w:rPr>
-                        <w:t>slot2}</w:t>
-                      </w:r>
-                    </w:p>
-                  </w:txbxContent>
-                </v:textbox>
-              </v:shape>
-            </w:pict>
-          </mc:Fallback>
-        </mc:AlternateContent>
-      </w:r>
-      <w:r>
-        <w:rPr>
-          <w:noProof/>
-          <w:sz w:val="17"/>
-        </w:rPr>
-        <mc:AlternateContent>
-          <mc:Choice Requires="wps">
-            <w:drawing>
-              <wp:anchor distT="0" distB="0" distL="114300" distR="114300" simplePos="0" relativeHeight="251671040" behindDoc="0" locked="0" layoutInCell="1" allowOverlap="1" wp14:anchorId="2EE307DA" wp14:editId="0F0C5BAD">
-                <wp:simplePos x="0" y="0"/>
-                <wp:positionH relativeFrom="column">
-                  <wp:posOffset>-4567</wp:posOffset>
-                </wp:positionH>
-                <wp:positionV relativeFrom="paragraph">
-                  <wp:posOffset>18039563</wp:posOffset>
-                </wp:positionV>
-                <wp:extent cx="1214651" cy="409432"/>
-                <wp:effectExtent l="0" t="0" r="0" b="0"/>
-                <wp:wrapNone/>
-                <wp:docPr id="51" name="Caixa de Texto 51"/>
-                <wp:cNvGraphicFramePr/>
-                <a:graphic xmlns:a="http://schemas.openxmlformats.org/drawingml/2006/main">
-                  <a:graphicData uri="http://schemas.microsoft.com/office/word/2010/wordprocessingShape">
-                    <wps:wsp>
-                      <wps:cNvSpPr txBox="1"/>
-                      <wps:spPr>
-                        <a:xfrm>
-                          <a:off x="0" y="0"/>
-                          <a:ext cx="1214651" cy="409432"/>
-                        </a:xfrm>
-                        <a:prstGeom prst="rect">
-                          <a:avLst/>
-                        </a:prstGeom>
-                        <a:noFill/>
-                        <a:ln>
-                          <a:noFill/>
-                        </a:ln>
-                      </wps:spPr>
-                      <wps:style>
-                        <a:lnRef idx="0">
-                          <a:scrgbClr r="0" g="0" b="0"/>
-                        </a:lnRef>
-                        <a:fillRef idx="0">
-                          <a:scrgbClr r="0" g="0" b="0"/>
-                        </a:fillRef>
-                        <a:effectRef idx="0">
-                          <a:scrgbClr r="0" g="0" b="0"/>
-                        </a:effectRef>
-                        <a:fontRef idx="minor">
-                          <a:schemeClr val="dk1"/>
-                        </a:fontRef>
-                      </wps:style>
-                      <wps:txbx>
-                        <w:txbxContent>
-                          <w:p>
-                            <w:pPr>
-                              <w:rPr>
-                                <w:rFonts w:ascii="Arial" w:hAnsi="Arial"/>
-                                <w:b/>
-                                <w:spacing w:val="-2"/>
-                                <w:w w:val="105"/>
-                                <w:sz w:val="32"/>
-                                <w:szCs w:val="12"/>
-                              </w:rPr>
-                            </w:pPr>
-                            <w:r>
-                              <w:rPr>
-                                <w:rFonts w:ascii="Arial" w:hAnsi="Arial"/>
-                                <w:b/>
-                                <w:spacing w:val="-2"/>
-                                <w:w w:val="105"/>
-                                <w:sz w:val="32"/>
-                                <w:szCs w:val="12"/>
-                              </w:rPr>
-                              <w:t>{</w:t>
-                            </w:r>
-                            <w:r>
-                              <w:rPr>
-                                <w:rFonts w:ascii="Arial" w:hAnsi="Arial"/>
-                                <w:b/>
-                                <w:spacing w:val="-2"/>
-                                <w:w w:val="105"/>
-                                <w:sz w:val="32"/>
-                                <w:szCs w:val="12"/>
-                              </w:rPr>
-                              <w:t>/</w:t>
-                            </w:r>
-                            <w:r>
-                              <w:rPr>
-                                <w:rFonts w:ascii="Arial" w:hAnsi="Arial"/>
-                                <w:b/>
-                                <w:spacing w:val="-2"/>
-                                <w:w w:val="105"/>
-                                <w:sz w:val="32"/>
-                                <w:szCs w:val="12"/>
-                              </w:rPr>
-                              <w:t>slot</w:t>
-                            </w:r>
-                            <w:r>
-                              <w:rPr>
-                                <w:rFonts w:ascii="Arial" w:hAnsi="Arial"/>
-                                <w:b/>
-                                <w:spacing w:val="-2"/>
-                                <w:w w:val="105"/>
-                                <w:sz w:val="32"/>
-                                <w:szCs w:val="12"/>
-                              </w:rPr>
-                              <w:t>3</w:t>
-                            </w:r>
-                            <w:r>
-                              <w:rPr>
-                                <w:rFonts w:ascii="Arial" w:hAnsi="Arial"/>
-                                <w:b/>
-                                <w:spacing w:val="-2"/>
-                                <w:w w:val="105"/>
-                                <w:sz w:val="32"/>
-                                <w:szCs w:val="12"/>
-                              </w:rPr>
-                              <w:t>}</w:t>
-                            </w:r>
-                          </w:p>
-                        </w:txbxContent>
-                      </wps:txbx>
-                      <wps:bodyPr rot="0" spcFirstLastPara="0" vertOverflow="overflow" horzOverflow="overflow" vert="horz" wrap="square" lIns="91440" tIns="45720" rIns="91440" bIns="45720" numCol="1" spcCol="0" rtlCol="0" fromWordArt="0" anchor="t" anchorCtr="0" forceAA="0" compatLnSpc="1">
-                        <a:prstTxWarp prst="textNoShape">
-                          <a:avLst/>
-                        </a:prstTxWarp>
-                        <a:noAutofit/>
-                      </wps:bodyPr>
-                    </wps:wsp>
-                  </a:graphicData>
-                </a:graphic>
-                <wp14:sizeRelH relativeFrom="margin">
-                  <wp14:pctWidth>0</wp14:pctWidth>
-                </wp14:sizeRelH>
-                <wp14:sizeRelV relativeFrom="margin">
-                  <wp14:pctHeight>0</wp14:pctHeight>
-                </wp14:sizeRelV>
-              </wp:anchor>
-            </w:drawing>
-          </mc:Choice>
-          <mc:Fallback>
-            <w:pict>
-              <v:shape w14:anchorId="2EE307DA" id="Caixa de Texto 51" o:spid="_x0000_s1027" type="#_x0000_t202" style="position:absolute;margin-left:-.35pt;margin-top:1420.45pt;width:95.65pt;height:32.25pt;z-index:251671040;visibility:visible;mso-wrap-style:square;mso-width-percent:0;mso-height-percent:0;mso-wrap-distance-left:9pt;mso-wrap-distance-top:0;mso-wrap-distance-right:9pt;mso-wrap-distance-bottom:0;mso-position-horizontal:absolute;mso-position-horizontal-relative:text;mso-position-vertical:absolute;mso-position-vertical-relative:text;mso-width-percent:0;mso-height-percent:0;mso-width-relative:margin;mso-height-relative:margin;v-text-anchor:top" o:gfxdata="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" filled="f" stroked="f">
-                <v:textbox>
-                  <w:txbxContent>
-                    <w:p>
-                      <w:pPr>
-                        <w:rPr>
-                          <w:rFonts w:ascii="Arial" w:hAnsi="Arial"/>
-                          <w:b/>
-                          <w:spacing w:val="-2"/>
-                          <w:w w:val="105"/>
-                          <w:sz w:val="32"/>
-                          <w:szCs w:val="12"/>
-                        </w:rPr>
-                      </w:pPr>
-                      <w:r>
-                        <w:rPr>
-                          <w:rFonts w:ascii="Arial" w:hAnsi="Arial"/>
-                          <w:b/>
-                          <w:spacing w:val="-2"/>
-                          <w:w w:val="105"/>
-                          <w:sz w:val="32"/>
-                          <w:szCs w:val="12"/>
-                        </w:rPr>
-                        <w:t>{</w:t>
-                      </w:r>
-                      <w:r>
-                        <w:rPr>
-                          <w:rFonts w:ascii="Arial" w:hAnsi="Arial"/>
-                          <w:b/>
-                          <w:spacing w:val="-2"/>
-                          <w:w w:val="105"/>
-                          <w:sz w:val="32"/>
-                          <w:szCs w:val="12"/>
-                        </w:rPr>
-                        <w:t>/</w:t>
-                      </w:r>
-                      <w:r>
-                        <w:rPr>
-                          <w:rFonts w:ascii="Arial" w:hAnsi="Arial"/>
-                          <w:b/>
-                          <w:spacing w:val="-2"/>
-                          <w:w w:val="105"/>
-                          <w:sz w:val="32"/>
-                          <w:szCs w:val="12"/>
-                        </w:rPr>
-                        <w:t>slot</w:t>
-                      </w:r>
-                      <w:r>
-                        <w:rPr>
-                          <w:rFonts w:ascii="Arial" w:hAnsi="Arial"/>
-                          <w:b/>
-                          <w:spacing w:val="-2"/>
-                          <w:w w:val="105"/>
-                          <w:sz w:val="32"/>
-                          <w:szCs w:val="12"/>
-                        </w:rPr>
-                        <w:t>3</w:t>
-                      </w:r>
-                      <w:r>
-                        <w:rPr>
-                          <w:rFonts w:ascii="Arial" w:hAnsi="Arial"/>
-                          <w:b/>
-                          <w:spacing w:val="-2"/>
-                          <w:w w:val="105"/>
-                          <w:sz w:val="32"/>
-                          <w:szCs w:val="12"/>
-                        </w:rPr>
-                        <w:t>}</w:t>
-                      </w:r>
-                    </w:p>
-                  </w:txbxContent>
-                </v:textbox>
-              </v:shape>
-            </w:pict>
-          </mc:Fallback>
-        </mc:AlternateContent>
-      </w:r>
-      <w:r>
-        <w:rPr>
-          <w:noProof/>
-          <w:sz w:val="17"/>
-        </w:rPr>
-        <mc:AlternateContent>
-          <mc:Choice Requires="wps">
-            <w:drawing>
-              <wp:anchor distT="0" distB="0" distL="114300" distR="114300" simplePos="0" relativeHeight="251668992" behindDoc="0" locked="0" layoutInCell="1" allowOverlap="1" wp14:anchorId="34652B49" wp14:editId="00C2DF13">
-                <wp:simplePos x="0" y="0"/>
-                <wp:positionH relativeFrom="column">
-                  <wp:posOffset>3175</wp:posOffset>
-                </wp:positionH>
-                <wp:positionV relativeFrom="paragraph">
-                  <wp:posOffset>12667577</wp:posOffset>
-                </wp:positionV>
-                <wp:extent cx="1214651" cy="409432"/>
-                <wp:effectExtent l="0" t="0" r="0" b="0"/>
-                <wp:wrapNone/>
-                <wp:docPr id="50" name="Caixa de Texto 50"/>
-                <wp:cNvGraphicFramePr/>
-                <a:graphic xmlns:a="http://schemas.openxmlformats.org/drawingml/2006/main">
-                  <a:graphicData uri="http://schemas.microsoft.com/office/word/2010/wordprocessingShape">
-                    <wps:wsp>
-                      <wps:cNvSpPr txBox="1"/>
-                      <wps:spPr>
-                        <a:xfrm>
-                          <a:off x="0" y="0"/>
-                          <a:ext cx="1214651" cy="409432"/>
-                        </a:xfrm>
-                        <a:prstGeom prst="rect">
-                          <a:avLst/>
-                        </a:prstGeom>
-                        <a:noFill/>
-                        <a:ln>
-                          <a:noFill/>
-                        </a:ln>
-                      </wps:spPr>
-                      <wps:style>
-                        <a:lnRef idx="0">
-                          <a:scrgbClr r="0" g="0" b="0"/>
-                        </a:lnRef>
-                        <a:fillRef idx="0">
-                          <a:scrgbClr r="0" g="0" b="0"/>
-                        </a:fillRef>
-                        <a:effectRef idx="0">
-                          <a:scrgbClr r="0" g="0" b="0"/>
-                        </a:effectRef>
-                        <a:fontRef idx="minor">
-                          <a:schemeClr val="dk1"/>
-                        </a:fontRef>
-                      </wps:style>
-                      <wps:txbx>
-                        <w:txbxContent>
-                          <w:p>
-                            <w:pPr>
-                              <w:rPr>
-                                <w:rFonts w:ascii="Arial" w:hAnsi="Arial"/>
-                                <w:b/>
-                                <w:spacing w:val="-2"/>
-                                <w:w w:val="105"/>
-                                <w:sz w:val="32"/>
-                                <w:szCs w:val="12"/>
-                              </w:rPr>
-                            </w:pPr>
-                            <w:r>
-                              <w:rPr>
-                                <w:rFonts w:ascii="Arial" w:hAnsi="Arial"/>
-                                <w:b/>
-                                <w:spacing w:val="-2"/>
-                                <w:w w:val="105"/>
-                                <w:sz w:val="32"/>
-                                <w:szCs w:val="12"/>
-                              </w:rPr>
-                              <w:t>{#slot</w:t>
-                            </w:r>
-                            <w:r>
-                              <w:rPr>
-                                <w:rFonts w:ascii="Arial" w:hAnsi="Arial"/>
-                                <w:b/>
-                                <w:spacing w:val="-2"/>
-                                <w:w w:val="105"/>
-                                <w:sz w:val="32"/>
-                                <w:szCs w:val="12"/>
-                              </w:rPr>
-                              <w:t>3</w:t>
-                            </w:r>
-                            <w:r>
-                              <w:rPr>
-                                <w:rFonts w:ascii="Arial" w:hAnsi="Arial"/>
-                                <w:b/>
-                                <w:spacing w:val="-2"/>
-                                <w:w w:val="105"/>
-                                <w:sz w:val="32"/>
-                                <w:szCs w:val="12"/>
-                              </w:rPr>
-                              <w:t>}</w:t>
-                            </w:r>
-                          </w:p>
-                        </w:txbxContent>
-                      </wps:txbx>
-                      <wps:bodyPr rot="0" spcFirstLastPara="0" vertOverflow="overflow" horzOverflow="overflow" vert="horz" wrap="square" lIns="91440" tIns="45720" rIns="91440" bIns="45720" numCol="1" spcCol="0" rtlCol="0" fromWordArt="0" anchor="t" anchorCtr="0" forceAA="0" compatLnSpc="1">
-                        <a:prstTxWarp prst="textNoShape">
-                          <a:avLst/>
-                        </a:prstTxWarp>
-                        <a:noAutofit/>
-                      </wps:bodyPr>
-                    </wps:wsp>
-                  </a:graphicData>
-                </a:graphic>
-                <wp14:sizeRelH relativeFrom="margin">
-                  <wp14:pctWidth>0</wp14:pctWidth>
-                </wp14:sizeRelH>
-                <wp14:sizeRelV relativeFrom="margin">
-                  <wp14:pctHeight>0</wp14:pctHeight>
-                </wp14:sizeRelV>
-              </wp:anchor>
-            </w:drawing>
-          </mc:Choice>
-          <mc:Fallback>
-            <w:pict>
-              <v:shape w14:anchorId="34652B49" id="Caixa de Texto 50" o:spid="_x0000_s1028" type="#_x0000_t202" style="position:absolute;margin-left:.25pt;margin-top:997.45pt;width:95.65pt;height:32.25pt;z-index:251668992;visibility:visible;mso-wrap-style:square;mso-width-percent:0;mso-height-percent:0;mso-wrap-distance-left:9pt;mso-wrap-distance-top:0;mso-wrap-distance-right:9pt;mso-wrap-distance-bottom:0;mso-position-horizontal:absolute;mso-position-horizontal-relative:text;mso-position-vertical:absolute;mso-position-vertical-relative:text;mso-width-percent:0;mso-height-percent:0;mso-width-relative:margin;mso-height-relative:margin;v-text-anchor:top" o:gfxdata="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" filled="f" stroked="f">
-                <v:textbox>
-                  <w:txbxContent>
-                    <w:p>
-                      <w:pPr>
-                        <w:rPr>
-                          <w:rFonts w:ascii="Arial" w:hAnsi="Arial"/>
-                          <w:b/>
-                          <w:spacing w:val="-2"/>
-                          <w:w w:val="105"/>
-                          <w:sz w:val="32"/>
-                          <w:szCs w:val="12"/>
-                        </w:rPr>
-                      </w:pPr>
-                      <w:r>
-                        <w:rPr>
-                          <w:rFonts w:ascii="Arial" w:hAnsi="Arial"/>
-                          <w:b/>
-                          <w:spacing w:val="-2"/>
-                          <w:w w:val="105"/>
-                          <w:sz w:val="32"/>
-                          <w:szCs w:val="12"/>
-                        </w:rPr>
-                        <w:t>{#slot</w:t>
-                      </w:r>
-                      <w:r>
-                        <w:rPr>
-                          <w:rFonts w:ascii="Arial" w:hAnsi="Arial"/>
-                          <w:b/>
-                          <w:spacing w:val="-2"/>
-                          <w:w w:val="105"/>
-                          <w:sz w:val="32"/>
-                          <w:szCs w:val="12"/>
-                        </w:rPr>
-                        <w:t>3</w:t>
-                      </w:r>
-                      <w:r>
-                        <w:rPr>
-                          <w:rFonts w:ascii="Arial" w:hAnsi="Arial"/>
-                          <w:b/>
-                          <w:spacing w:val="-2"/>
-                          <w:w w:val="105"/>
-                          <w:sz w:val="32"/>
-                          <w:szCs w:val="12"/>
-                        </w:rPr>
-                        <w:t>}</w:t>
-                      </w:r>
-                    </w:p>
-                  </w:txbxContent>
-                </v:textbox>
-              </v:shape>
-            </w:pict>
-          </mc:Fallback>
-        </mc:AlternateContent>
-      </w:r>
-      <w:r>
-        <w:rPr>
-          <w:noProof/>
-          <w:sz w:val="17"/>
-        </w:rPr>
-        <mc:AlternateContent>
           <mc:Choice Requires="wpg">
             <w:drawing>
-              <wp:anchor distT="0" distB="0" distL="0" distR="0" simplePos="0" relativeHeight="251655680" behindDoc="0" locked="0" layoutInCell="1" allowOverlap="1" wp14:anchorId="22343E0D" wp14:editId="6F8A9F00">
+              <wp:anchor distT="0" distB="0" distL="0" distR="0" simplePos="0" relativeHeight="251655680" behindDoc="0" locked="0" layoutInCell="1" allowOverlap="1" wp14:anchorId="22343E0D" wp14:editId="7A8D7106">
                 <wp:simplePos x="0" y="0"/>
                 <wp:positionH relativeFrom="page">
-                  <wp:posOffset>463550</wp:posOffset>
+                  <wp:posOffset>469900</wp:posOffset>
                 </wp:positionH>
                 <wp:positionV relativeFrom="page">
-                  <wp:posOffset>13319760</wp:posOffset>
+                  <wp:posOffset>13322300</wp:posOffset>
                 </wp:positionV>
                 <wp:extent cx="12102465" cy="5758815"/>
                 <wp:effectExtent l="0" t="0" r="0" b="0"/>
@@ -1144,7 +568,7 @@
                         <wps:spPr>
                           <a:xfrm>
                             <a:off x="377664" y="1454086"/>
-                            <a:ext cx="11253470" cy="1060450"/>
+                            <a:ext cx="11253470" cy="1428814"/>
                           </a:xfrm>
                           <a:prstGeom prst="rect">
                             <a:avLst/>
@@ -2207,8 +1631,8 @@
           </mc:Choice>
           <mc:Fallback>
             <w:pict>
-              <v:group w14:anchorId="22343E0D" id="Group 13" o:spid="_x0000_s1029" style="position:absolute;margin-left:36.5pt;margin-top:1048.8pt;width:952.95pt;height:453.45pt;z-index:251655680;mso-wrap-distance-left:0;mso-wrap-distance-right:0;mso-position-horizontal-relative:page;mso-position-vertical-relative:page" coordsize="121024,57588" o:gfxdata="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">
-                <v:shape id="Graphic 14" o:spid="_x0000_s1030" style="position:absolute;width:121024;height:57588;visibility:visible;mso-wrap-style:square;v-text-anchor:top" coordsize="12102465,5758815" o:gfxdata="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" path="m11740475,5758606r-11369001,l324877,5755713r-44869,-8451l237213,5733603r-40371,-18520l159243,5692052r-34480,-27196l93751,5633844,66555,5599364,43524,5561764,25004,5521393,11345,5478599,2894,5433729,,5387132,,371475,2894,324878r8451,-44870l25004,237213,43524,196842,66555,159243,93751,124763,124763,93751,159243,66556,196842,43524,237213,25004,280008,11345,324877,2894,371474,,11740475,r46597,2894l11831942,11345r42795,13659l11915108,43524r37599,23032l11987187,93751r31011,31012l12045394,159243r23032,37599l12086946,237213r13659,42795l12102072,287797r,5183013l12086946,5521393r-18520,40371l12045394,5599364r-27196,34480l11987187,5664856r-34480,27196l11915108,5715083r-40371,18520l11831942,5747262r-44870,8451l11740475,5758606xe" stroked="f">
+              <v:group w14:anchorId="22343E0D" id="Group 13" o:spid="_x0000_s1026" style="position:absolute;margin-left:37pt;margin-top:1049pt;width:952.95pt;height:453.45pt;z-index:251655680;mso-wrap-distance-left:0;mso-wrap-distance-right:0;mso-position-horizontal-relative:page;mso-position-vertical-relative:page" coordsize="121024,57588" o:gfxdata="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">
+                <v:shape id="Graphic 14" o:spid="_x0000_s1027" style="position:absolute;width:121024;height:57588;visibility:visible;mso-wrap-style:square;v-text-anchor:top" coordsize="12102465,5758815" o:gfxdata="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" path="m11740475,5758606r-11369001,l324877,5755713r-44869,-8451l237213,5733603r-40371,-18520l159243,5692052r-34480,-27196l93751,5633844,66555,5599364,43524,5561764,25004,5521393,11345,5478599,2894,5433729,,5387132,,371475,2894,324878r8451,-44870l25004,237213,43524,196842,66555,159243,93751,124763,124763,93751,159243,66556,196842,43524,237213,25004,280008,11345,324877,2894,371474,,11740475,r46597,2894l11831942,11345r42795,13659l11915108,43524r37599,23032l11987187,93751r31011,31012l12045394,159243r23032,37599l12086946,237213r13659,42795l12102072,287797r,5183013l12086946,5521393r-18520,40371l12045394,5599364r-27196,34480l11987187,5664856r-34480,27196l11915108,5715083r-40371,18520l11831942,5747262r-44870,8451l11740475,5758606xe" stroked="f">
                   <v:path arrowok="t"/>
                 </v:shape>
                 <v:shapetype id="_x0000_t75" coordsize="21600,21600" o:spt="75" o:preferrelative="t" path="m@4@5l@4@11@9@11@9@5xe" filled="f" stroked="f">
@@ -2230,13 +1654,17 @@
                   <v:path o:extrusionok="f" gradientshapeok="t" o:connecttype="rect"/>
                   <o:lock v:ext="edit" aspectratio="t"/>
                 </v:shapetype>
-                <v:shape id="Image 15" o:spid="_x0000_s1031" type="#_x0000_t75" style="position:absolute;left:15612;top:10852;width:89893;height:36862;visibility:visible;mso-wrap-style:square" o:gfxdata="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">
+                <v:shape id="Image 15" o:spid="_x0000_s1028" type="#_x0000_t75" style="position:absolute;left:15612;top:10852;width:89893;height:36862;visibility:visible;mso-wrap-style:square" o:gfxdata="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">
                   <v:imagedata r:id="rId5" o:title=""/>
                 </v:shape>
-                <v:shape id="Graphic 16" o:spid="_x0000_s1032" style="position:absolute;left:86602;top:50036;width:29566;height:12;visibility:visible;mso-wrap-style:square;v-text-anchor:top" coordsize="2956560,1270" o:gfxdata="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" path="m,l2956128,e" filled="f" strokeweight="1.0583mm">
+                <v:shape id="Graphic 16" o:spid="_x0000_s1029" style="position:absolute;left:86602;top:50036;width:29566;height:12;visibility:visible;mso-wrap-style:square;v-text-anchor:top" coordsize="2956560,1270" o:gfxdata="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" path="m,l2956128,e" filled="f" strokeweight="1.0583mm">
                   <v:path arrowok="t"/>
                 </v:shape>
-                <v:shape id="Textbox 17" o:spid="_x0000_s1033" type="#_x0000_t202" style="position:absolute;left:3776;top:4458;width:35706;height:8604;visibility:visible;mso-wrap-style:square;v-text-anchor:top" o:gfxdata="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" filled="f" stroked="f">
+                <v:shapetype id="_x0000_t202" coordsize="21600,21600" o:spt="202" path="m,l,21600r21600,l21600,xe">
+                  <v:stroke joinstyle="miter"/>
+                  <v:path gradientshapeok="t" o:connecttype="rect"/>
+                </v:shapetype>
+                <v:shape id="Textbox 17" o:spid="_x0000_s1030" type="#_x0000_t202" style="position:absolute;left:3776;top:4458;width:35706;height:8604;visibility:visible;mso-wrap-style:square;v-text-anchor:top" o:gfxdata="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" filled="f" stroked="f">
                   <v:textbox inset="0,0,0,0">
                     <w:txbxContent>
                       <w:p>
@@ -2343,7 +1771,7 @@
                     </w:txbxContent>
                   </v:textbox>
                 </v:shape>
-                <v:shape id="Textbox 18" o:spid="_x0000_s1034" type="#_x0000_t202" style="position:absolute;left:81381;top:3554;width:35674;height:8604;visibility:visible;mso-wrap-style:square;v-text-anchor:top" o:gfxdata="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" filled="f" stroked="f">
+                <v:shape id="Textbox 18" o:spid="_x0000_s1031" type="#_x0000_t202" style="position:absolute;left:81381;top:3554;width:35674;height:8604;visibility:visible;mso-wrap-style:square;v-text-anchor:top" o:gfxdata="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" filled="f" stroked="f">
                   <v:textbox inset="0,0,0,0">
                     <w:txbxContent>
                       <w:p>
@@ -2471,7 +1899,7 @@
                     </w:txbxContent>
                   </v:textbox>
                 </v:shape>
-                <v:shape id="Textbox 19" o:spid="_x0000_s1035" type="#_x0000_t202" style="position:absolute;left:3776;top:14540;width:112535;height:10605;visibility:visible;mso-wrap-style:square;v-text-anchor:top" o:gfxdata="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" filled="f" stroked="f">
+                <v:shape id="Textbox 19" o:spid="_x0000_s1032" type="#_x0000_t202" style="position:absolute;left:3776;top:14540;width:112535;height:14289;visibility:visible;mso-wrap-style:square;v-text-anchor:top" o:gfxdata="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" filled="f" stroked="f">
                   <v:textbox inset="0,0,0,0">
                     <w:txbxContent>
                       <w:p>
@@ -2984,7 +2412,7 @@
                     </w:txbxContent>
                   </v:textbox>
                 </v:shape>
-                <v:shape id="Textbox 20" o:spid="_x0000_s1036" type="#_x0000_t202" style="position:absolute;left:3776;top:29199;width:46358;height:3120;visibility:visible;mso-wrap-style:square;v-text-anchor:top" o:gfxdata="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" filled="f" stroked="f">
+                <v:shape id="Textbox 20" o:spid="_x0000_s1033" type="#_x0000_t202" style="position:absolute;left:3776;top:29199;width:46358;height:3120;visibility:visible;mso-wrap-style:square;v-text-anchor:top" o:gfxdata="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" filled="f" stroked="f">
                   <v:textbox inset="0,0,0,0">
                     <w:txbxContent>
                       <w:p>
@@ -3085,7 +2513,7 @@
                     </w:txbxContent>
                   </v:textbox>
                 </v:shape>
-                <v:shape id="Textbox 21" o:spid="_x0000_s1037" type="#_x0000_t202" style="position:absolute;left:68107;top:29199;width:48441;height:3750;visibility:visible;mso-wrap-style:square;v-text-anchor:top" o:gfxdata="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" filled="f" stroked="f">
+                <v:shape id="Textbox 21" o:spid="_x0000_s1034" type="#_x0000_t202" style="position:absolute;left:68107;top:29199;width:48441;height:3750;visibility:visible;mso-wrap-style:square;v-text-anchor:top" o:gfxdata="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" filled="f" stroked="f">
                   <v:textbox inset="0,0,0,0">
                     <w:txbxContent>
                       <w:p>
@@ -3209,7 +2637,7 @@
                     </w:txbxContent>
                   </v:textbox>
                 </v:shape>
-                <v:shape id="Textbox 22" o:spid="_x0000_s1038" type="#_x0000_t202" style="position:absolute;left:3776;top:36810;width:50667;height:14509;visibility:visible;mso-wrap-style:square;v-text-anchor:top" o:gfxdata="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" filled="f" stroked="f">
+                <v:shape id="Textbox 22" o:spid="_x0000_s1035" type="#_x0000_t202" style="position:absolute;left:3776;top:36810;width:50667;height:14509;visibility:visible;mso-wrap-style:square;v-text-anchor:top" o:gfxdata="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" filled="f" stroked="f">
                   <v:textbox inset="0,0,0,0">
                     <w:txbxContent>
                       <w:p>
@@ -3407,7 +2835,7 @@
                     </w:txbxContent>
                   </v:textbox>
                 </v:shape>
-                <v:shape id="Textbox 23" o:spid="_x0000_s1039" type="#_x0000_t202" style="position:absolute;left:91961;top:52254;width:24333;height:2794;visibility:visible;mso-wrap-style:square;v-text-anchor:top" o:gfxdata="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" filled="f" stroked="f">
+                <v:shape id="Textbox 23" o:spid="_x0000_s1036" type="#_x0000_t202" style="position:absolute;left:91961;top:52254;width:24333;height:2794;visibility:visible;mso-wrap-style:square;v-text-anchor:top" o:gfxdata="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" filled="f" stroked="f">
                   <v:textbox inset="0,0,0,0">
                     <w:txbxContent>
                       <w:p>
@@ -3474,128 +2902,2394 @@
           <w:sz w:val="17"/>
         </w:rPr>
         <mc:AlternateContent>
-          <mc:Choice Requires="wps">
+          <mc:Choice Requires="wpg">
             <w:drawing>
-              <wp:anchor distT="0" distB="0" distL="114300" distR="114300" simplePos="0" relativeHeight="251658752" behindDoc="0" locked="0" layoutInCell="1" allowOverlap="1" wp14:anchorId="6A2A9AF6" wp14:editId="51BAD373">
+              <wp:anchor distT="0" distB="0" distL="0" distR="0" simplePos="0" relativeHeight="251645440" behindDoc="0" locked="0" layoutInCell="1" allowOverlap="1" wp14:anchorId="3B11E868" wp14:editId="31D7959B">
                 <wp:simplePos x="0" y="0"/>
-                <wp:positionH relativeFrom="column">
-                  <wp:posOffset>-21277</wp:posOffset>
+                <wp:positionH relativeFrom="margin">
+                  <wp:align>center</wp:align>
                 </wp:positionH>
-                <wp:positionV relativeFrom="paragraph">
-                  <wp:posOffset>6344285</wp:posOffset>
+                <wp:positionV relativeFrom="page">
+                  <wp:posOffset>331032</wp:posOffset>
                 </wp:positionV>
-                <wp:extent cx="1214651" cy="409432"/>
+                <wp:extent cx="12102465" cy="5758815"/>
                 <wp:effectExtent l="0" t="0" r="0" b="0"/>
                 <wp:wrapNone/>
-                <wp:docPr id="47" name="Caixa de Texto 47"/>
-                <wp:cNvGraphicFramePr/>
+                <wp:docPr id="2" name="Group 2"/>
+                <wp:cNvGraphicFramePr>
+                  <a:graphicFrameLocks xmlns:a="http://schemas.openxmlformats.org/drawingml/2006/main"/>
+                </wp:cNvGraphicFramePr>
                 <a:graphic xmlns:a="http://schemas.openxmlformats.org/drawingml/2006/main">
-                  <a:graphicData uri="http://schemas.microsoft.com/office/word/2010/wordprocessingShape">
-                    <wps:wsp>
-                      <wps:cNvSpPr txBox="1"/>
-                      <wps:spPr>
+                  <a:graphicData uri="http://schemas.microsoft.com/office/word/2010/wordprocessingGroup">
+                    <wpg:wgp>
+                      <wpg:cNvGrpSpPr>
+                        <a:grpSpLocks/>
+                      </wpg:cNvGrpSpPr>
+                      <wpg:grpSpPr>
                         <a:xfrm>
                           <a:off x="0" y="0"/>
-                          <a:ext cx="1214651" cy="409432"/>
+                          <a:ext cx="12102465" cy="5758815"/>
+                          <a:chOff x="0" y="0"/>
+                          <a:chExt cx="12102465" cy="5758815"/>
                         </a:xfrm>
-                        <a:prstGeom prst="rect">
-                          <a:avLst/>
-                        </a:prstGeom>
-                        <a:noFill/>
-                        <a:ln>
-                          <a:noFill/>
-                        </a:ln>
-                      </wps:spPr>
-                      <wps:style>
-                        <a:lnRef idx="0">
-                          <a:scrgbClr r="0" g="0" b="0"/>
-                        </a:lnRef>
-                        <a:fillRef idx="0">
-                          <a:scrgbClr r="0" g="0" b="0"/>
-                        </a:fillRef>
-                        <a:effectRef idx="0">
-                          <a:scrgbClr r="0" g="0" b="0"/>
-                        </a:effectRef>
-                        <a:fontRef idx="minor">
-                          <a:schemeClr val="dk1"/>
-                        </a:fontRef>
-                      </wps:style>
-                      <wps:txbx>
-                        <w:txbxContent>
-                          <w:p>
-                            <w:pPr>
-                              <w:rPr>
-                                <w:rFonts w:ascii="Arial" w:hAnsi="Arial"/>
-                                <w:b/>
-                                <w:spacing w:val="-2"/>
-                                <w:w w:val="105"/>
-                                <w:sz w:val="32"/>
-                                <w:szCs w:val="12"/>
-                              </w:rPr>
-                            </w:pPr>
-                            <w:r>
-                              <w:rPr>
-                                <w:rFonts w:ascii="Arial" w:hAnsi="Arial"/>
-                                <w:b/>
-                                <w:spacing w:val="-2"/>
-                                <w:w w:val="105"/>
-                                <w:sz w:val="32"/>
-                                <w:szCs w:val="12"/>
-                              </w:rPr>
-                              <w:t>{#slot2}</w:t>
-                            </w:r>
-                          </w:p>
-                        </w:txbxContent>
-                      </wps:txbx>
-                      <wps:bodyPr rot="0" spcFirstLastPara="0" vertOverflow="overflow" horzOverflow="overflow" vert="horz" wrap="square" lIns="91440" tIns="45720" rIns="91440" bIns="45720" numCol="1" spcCol="0" rtlCol="0" fromWordArt="0" anchor="t" anchorCtr="0" forceAA="0" compatLnSpc="1">
-                        <a:prstTxWarp prst="textNoShape">
-                          <a:avLst/>
-                        </a:prstTxWarp>
-                        <a:noAutofit/>
-                      </wps:bodyPr>
-                    </wps:wsp>
+                      </wpg:grpSpPr>
+                      <wps:wsp>
+                        <wps:cNvPr id="3" name="Graphic 3"/>
+                        <wps:cNvSpPr/>
+                        <wps:spPr>
+                          <a:xfrm>
+                            <a:off x="0" y="0"/>
+                            <a:ext cx="12102465" cy="5758815"/>
+                          </a:xfrm>
+                          <a:custGeom>
+                            <a:avLst/>
+                            <a:gdLst/>
+                            <a:ahLst/>
+                            <a:cxnLst/>
+                            <a:rect l="l" t="t" r="r" b="b"/>
+                            <a:pathLst>
+                              <a:path w="12102465" h="5758815">
+                                <a:moveTo>
+                                  <a:pt x="11740475" y="5758606"/>
+                                </a:moveTo>
+                                <a:lnTo>
+                                  <a:pt x="371474" y="5758606"/>
+                                </a:lnTo>
+                                <a:lnTo>
+                                  <a:pt x="324877" y="5755712"/>
+                                </a:lnTo>
+                                <a:lnTo>
+                                  <a:pt x="280008" y="5747261"/>
+                                </a:lnTo>
+                                <a:lnTo>
+                                  <a:pt x="237213" y="5733602"/>
+                                </a:lnTo>
+                                <a:lnTo>
+                                  <a:pt x="196842" y="5715083"/>
+                                </a:lnTo>
+                                <a:lnTo>
+                                  <a:pt x="159243" y="5692051"/>
+                                </a:lnTo>
+                                <a:lnTo>
+                                  <a:pt x="124763" y="5664855"/>
+                                </a:lnTo>
+                                <a:lnTo>
+                                  <a:pt x="93751" y="5633843"/>
+                                </a:lnTo>
+                                <a:lnTo>
+                                  <a:pt x="66555" y="5599363"/>
+                                </a:lnTo>
+                                <a:lnTo>
+                                  <a:pt x="43524" y="5561764"/>
+                                </a:lnTo>
+                                <a:lnTo>
+                                  <a:pt x="25004" y="5521393"/>
+                                </a:lnTo>
+                                <a:lnTo>
+                                  <a:pt x="11345" y="5478599"/>
+                                </a:lnTo>
+                                <a:lnTo>
+                                  <a:pt x="2894" y="5433729"/>
+                                </a:lnTo>
+                                <a:lnTo>
+                                  <a:pt x="0" y="5387132"/>
+                                </a:lnTo>
+                                <a:lnTo>
+                                  <a:pt x="0" y="371475"/>
+                                </a:lnTo>
+                                <a:lnTo>
+                                  <a:pt x="2894" y="324877"/>
+                                </a:lnTo>
+                                <a:lnTo>
+                                  <a:pt x="11345" y="280008"/>
+                                </a:lnTo>
+                                <a:lnTo>
+                                  <a:pt x="25004" y="237213"/>
+                                </a:lnTo>
+                                <a:lnTo>
+                                  <a:pt x="43524" y="196842"/>
+                                </a:lnTo>
+                                <a:lnTo>
+                                  <a:pt x="66555" y="159243"/>
+                                </a:lnTo>
+                                <a:lnTo>
+                                  <a:pt x="93751" y="124763"/>
+                                </a:lnTo>
+                                <a:lnTo>
+                                  <a:pt x="124763" y="93751"/>
+                                </a:lnTo>
+                                <a:lnTo>
+                                  <a:pt x="159243" y="66555"/>
+                                </a:lnTo>
+                                <a:lnTo>
+                                  <a:pt x="196842" y="43524"/>
+                                </a:lnTo>
+                                <a:lnTo>
+                                  <a:pt x="237213" y="25004"/>
+                                </a:lnTo>
+                                <a:lnTo>
+                                  <a:pt x="280008" y="11345"/>
+                                </a:lnTo>
+                                <a:lnTo>
+                                  <a:pt x="324877" y="2894"/>
+                                </a:lnTo>
+                                <a:lnTo>
+                                  <a:pt x="371474" y="0"/>
+                                </a:lnTo>
+                                <a:lnTo>
+                                  <a:pt x="11740475" y="0"/>
+                                </a:lnTo>
+                                <a:lnTo>
+                                  <a:pt x="11787072" y="2894"/>
+                                </a:lnTo>
+                                <a:lnTo>
+                                  <a:pt x="11831942" y="11345"/>
+                                </a:lnTo>
+                                <a:lnTo>
+                                  <a:pt x="11874737" y="25004"/>
+                                </a:lnTo>
+                                <a:lnTo>
+                                  <a:pt x="11915108" y="43524"/>
+                                </a:lnTo>
+                                <a:lnTo>
+                                  <a:pt x="11952707" y="66555"/>
+                                </a:lnTo>
+                                <a:lnTo>
+                                  <a:pt x="11987187" y="93751"/>
+                                </a:lnTo>
+                                <a:lnTo>
+                                  <a:pt x="12018198" y="124763"/>
+                                </a:lnTo>
+                                <a:lnTo>
+                                  <a:pt x="12045394" y="159243"/>
+                                </a:lnTo>
+                                <a:lnTo>
+                                  <a:pt x="12068426" y="196842"/>
+                                </a:lnTo>
+                                <a:lnTo>
+                                  <a:pt x="12086946" y="237213"/>
+                                </a:lnTo>
+                                <a:lnTo>
+                                  <a:pt x="12100605" y="280008"/>
+                                </a:lnTo>
+                                <a:lnTo>
+                                  <a:pt x="12102072" y="287797"/>
+                                </a:lnTo>
+                                <a:lnTo>
+                                  <a:pt x="12102072" y="5470810"/>
+                                </a:lnTo>
+                                <a:lnTo>
+                                  <a:pt x="12086946" y="5521393"/>
+                                </a:lnTo>
+                                <a:lnTo>
+                                  <a:pt x="12068426" y="5561764"/>
+                                </a:lnTo>
+                                <a:lnTo>
+                                  <a:pt x="12045394" y="5599363"/>
+                                </a:lnTo>
+                                <a:lnTo>
+                                  <a:pt x="12018198" y="5633843"/>
+                                </a:lnTo>
+                                <a:lnTo>
+                                  <a:pt x="11987187" y="5664855"/>
+                                </a:lnTo>
+                                <a:lnTo>
+                                  <a:pt x="11952707" y="5692051"/>
+                                </a:lnTo>
+                                <a:lnTo>
+                                  <a:pt x="11915108" y="5715083"/>
+                                </a:lnTo>
+                                <a:lnTo>
+                                  <a:pt x="11874737" y="5733602"/>
+                                </a:lnTo>
+                                <a:lnTo>
+                                  <a:pt x="11831942" y="5747261"/>
+                                </a:lnTo>
+                                <a:lnTo>
+                                  <a:pt x="11787072" y="5755712"/>
+                                </a:lnTo>
+                                <a:lnTo>
+                                  <a:pt x="11740475" y="5758606"/>
+                                </a:lnTo>
+                                <a:close/>
+                              </a:path>
+                            </a:pathLst>
+                          </a:custGeom>
+                          <a:solidFill>
+                            <a:srgbClr val="FFFFFF"/>
+                          </a:solidFill>
+                        </wps:spPr>
+                        <wps:bodyPr wrap="square" lIns="0" tIns="0" rIns="0" bIns="0" rtlCol="0">
+                          <a:prstTxWarp prst="textNoShape">
+                            <a:avLst/>
+                          </a:prstTxWarp>
+                          <a:noAutofit/>
+                        </wps:bodyPr>
+                      </wps:wsp>
+                      <pic:pic xmlns:pic="http://schemas.openxmlformats.org/drawingml/2006/picture">
+                        <pic:nvPicPr>
+                          <pic:cNvPr id="4" name="Image 4"/>
+                          <pic:cNvPicPr/>
+                        </pic:nvPicPr>
+                        <pic:blipFill>
+                          <a:blip r:embed="rId4" cstate="print"/>
+                          <a:stretch>
+                            <a:fillRect/>
+                          </a:stretch>
+                        </pic:blipFill>
+                        <pic:spPr>
+                          <a:xfrm>
+                            <a:off x="1561220" y="1085270"/>
+                            <a:ext cx="8989317" cy="3686174"/>
+                          </a:xfrm>
+                          <a:prstGeom prst="rect">
+                            <a:avLst/>
+                          </a:prstGeom>
+                        </pic:spPr>
+                      </pic:pic>
+                      <wps:wsp>
+                        <wps:cNvPr id="5" name="Graphic 5"/>
+                        <wps:cNvSpPr/>
+                        <wps:spPr>
+                          <a:xfrm>
+                            <a:off x="8660245" y="5003627"/>
+                            <a:ext cx="2956560" cy="1270"/>
+                          </a:xfrm>
+                          <a:custGeom>
+                            <a:avLst/>
+                            <a:gdLst/>
+                            <a:ahLst/>
+                            <a:cxnLst/>
+                            <a:rect l="l" t="t" r="r" b="b"/>
+                            <a:pathLst>
+                              <a:path w="2956560">
+                                <a:moveTo>
+                                  <a:pt x="0" y="0"/>
+                                </a:moveTo>
+                                <a:lnTo>
+                                  <a:pt x="2956128" y="0"/>
+                                </a:lnTo>
+                              </a:path>
+                            </a:pathLst>
+                          </a:custGeom>
+                          <a:ln w="38099">
+                            <a:solidFill>
+                              <a:srgbClr val="000000"/>
+                            </a:solidFill>
+                            <a:prstDash val="solid"/>
+                          </a:ln>
+                        </wps:spPr>
+                        <wps:bodyPr wrap="square" lIns="0" tIns="0" rIns="0" bIns="0" rtlCol="0">
+                          <a:prstTxWarp prst="textNoShape">
+                            <a:avLst/>
+                          </a:prstTxWarp>
+                          <a:noAutofit/>
+                        </wps:bodyPr>
+                      </wps:wsp>
+                      <wps:wsp>
+                        <wps:cNvPr id="6" name="Textbox 6"/>
+                        <wps:cNvSpPr txBox="1"/>
+                        <wps:spPr>
+                          <a:xfrm>
+                            <a:off x="377664" y="282099"/>
+                            <a:ext cx="3570604" cy="860425"/>
+                          </a:xfrm>
+                          <a:prstGeom prst="rect">
+                            <a:avLst/>
+                          </a:prstGeom>
+                        </wps:spPr>
+                        <wps:txbx>
+                          <w:txbxContent>
+                            <w:p>
+                              <w:pPr>
+                                <w:spacing w:line="578" w:lineRule="exact"/>
+                                <w:rPr>
+                                  <w:rFonts w:ascii="Arial" w:hAnsi="Arial"/>
+                                  <w:b/>
+                                  <w:sz w:val="52"/>
+                                </w:rPr>
+                              </w:pPr>
+                              <w:bookmarkStart w:id="0" w:name="NOTA_PROMISSÓRIA"/>
+                              <w:bookmarkStart w:id="1" w:name="{s1_valor_parcela}"/>
+                              <w:bookmarkStart w:id="2" w:name="N."/>
+                              <w:bookmarkStart w:id="3" w:name="#1/6#"/>
+                              <w:bookmarkEnd w:id="0"/>
+                              <w:bookmarkEnd w:id="1"/>
+                              <w:bookmarkEnd w:id="2"/>
+                              <w:bookmarkEnd w:id="3"/>
+                              <w:r>
+                                <w:rPr>
+                                  <w:rFonts w:ascii="Arial" w:hAnsi="Arial"/>
+                                  <w:b/>
+                                  <w:w w:val="105"/>
+                                  <w:sz w:val="52"/>
+                                </w:rPr>
+                                <w:t>NOTA</w:t>
+                              </w:r>
+                              <w:r>
+                                <w:rPr>
+                                  <w:rFonts w:ascii="Arial" w:hAnsi="Arial"/>
+                                  <w:b/>
+                                  <w:spacing w:val="-6"/>
+                                  <w:w w:val="105"/>
+                                  <w:sz w:val="52"/>
+                                </w:rPr>
+                                <w:t xml:space="preserve"> </w:t>
+                              </w:r>
+                              <w:r>
+                                <w:rPr>
+                                  <w:rFonts w:ascii="Arial" w:hAnsi="Arial"/>
+                                  <w:b/>
+                                  <w:spacing w:val="-2"/>
+                                  <w:w w:val="105"/>
+                                  <w:sz w:val="52"/>
+                                </w:rPr>
+                                <w:t>PROMISSÓRIA</w:t>
+                              </w:r>
+                            </w:p>
+                            <w:p>
+                              <w:pPr>
+                                <w:spacing w:before="247" w:line="529" w:lineRule="exact"/>
+                                <w:rPr>
+                                  <w:rFonts w:ascii="Calibri"/>
+                                  <w:b/>
+                                  <w:sz w:val="44"/>
+                                </w:rPr>
+                              </w:pPr>
+                              <w:r>
+                                <w:rPr>
+                                  <w:rFonts w:ascii="Calibri"/>
+                                  <w:b/>
+                                  <w:spacing w:val="-2"/>
+                                  <w:sz w:val="44"/>
+                                </w:rPr>
+                                <w:t>{s1_parcela_label}</w:t>
+                              </w:r>
+                            </w:p>
+                          </w:txbxContent>
+                        </wps:txbx>
+                        <wps:bodyPr wrap="square" lIns="0" tIns="0" rIns="0" bIns="0" rtlCol="0">
+                          <a:noAutofit/>
+                        </wps:bodyPr>
+                      </wps:wsp>
+                      <wps:wsp>
+                        <wps:cNvPr id="7" name="Textbox 7"/>
+                        <wps:cNvSpPr txBox="1"/>
+                        <wps:spPr>
+                          <a:xfrm>
+                            <a:off x="8138114" y="355408"/>
+                            <a:ext cx="3567429" cy="860425"/>
+                          </a:xfrm>
+                          <a:prstGeom prst="rect">
+                            <a:avLst/>
+                          </a:prstGeom>
+                        </wps:spPr>
+                        <wps:txbx>
+                          <w:txbxContent>
+                            <w:p>
+                              <w:pPr>
+                                <w:spacing w:line="448" w:lineRule="exact"/>
+                                <w:rPr>
+                                  <w:rFonts w:ascii="Calibri"/>
+                                  <w:b/>
+                                  <w:sz w:val="36"/>
+                                  <w:szCs w:val="18"/>
+                                </w:rPr>
+                              </w:pPr>
+                              <w:r>
+                                <w:rPr>
+                                  <w:rFonts w:ascii="Calibri"/>
+                                  <w:spacing w:val="-14"/>
+                                  <w:sz w:val="36"/>
+                                  <w:szCs w:val="18"/>
+                                </w:rPr>
+                                <w:t>Vencimento:</w:t>
+                              </w:r>
+                              <w:r>
+                                <w:rPr>
+                                  <w:rFonts w:ascii="Calibri"/>
+                                  <w:spacing w:val="-38"/>
+                                  <w:sz w:val="36"/>
+                                  <w:szCs w:val="18"/>
+                                </w:rPr>
+                                <w:t xml:space="preserve"> </w:t>
+                              </w:r>
+                              <w:r>
+                                <w:rPr>
+                                  <w:rFonts w:ascii="Calibri"/>
+                                  <w:b/>
+                                  <w:spacing w:val="-14"/>
+                                  <w:sz w:val="36"/>
+                                  <w:szCs w:val="18"/>
+                                </w:rPr>
+                                <w:t>{s1_vencimento_extenso}</w:t>
+                              </w:r>
+                            </w:p>
+                            <w:p>
+                              <w:pPr>
+                                <w:spacing w:before="137" w:line="769" w:lineRule="exact"/>
+                                <w:jc w:val="right"/>
+                                <w:rPr>
+                                  <w:rFonts w:ascii="Calibri"/>
+                                  <w:b/>
+                                  <w:sz w:val="48"/>
+                                  <w:szCs w:val="16"/>
+                                </w:rPr>
+                              </w:pPr>
+                              <w:r>
+                                <w:rPr>
+                                  <w:rFonts w:ascii="Calibri"/>
+                                  <w:b/>
+                                  <w:spacing w:val="-13"/>
+                                  <w:sz w:val="48"/>
+                                  <w:szCs w:val="16"/>
+                                </w:rPr>
+                                <w:t>R$</w:t>
+                              </w:r>
+                              <w:r>
+                                <w:rPr>
+                                  <w:rFonts w:ascii="Calibri"/>
+                                  <w:b/>
+                                  <w:spacing w:val="-13"/>
+                                  <w:sz w:val="48"/>
+                                  <w:szCs w:val="16"/>
+                                </w:rPr>
+                                <w:t xml:space="preserve"> </w:t>
+                              </w:r>
+                              <w:r>
+                                <w:rPr>
+                                  <w:rFonts w:ascii="Calibri"/>
+                                  <w:b/>
+                                  <w:spacing w:val="-21"/>
+                                  <w:sz w:val="48"/>
+                                  <w:szCs w:val="16"/>
+                                </w:rPr>
+                                <w:t>{s1_valor_parcela_numero}</w:t>
+                              </w:r>
+                            </w:p>
+                          </w:txbxContent>
+                        </wps:txbx>
+                        <wps:bodyPr wrap="square" lIns="0" tIns="0" rIns="0" bIns="0" rtlCol="0">
+                          <a:noAutofit/>
+                        </wps:bodyPr>
+                      </wps:wsp>
+                      <wps:wsp>
+                        <wps:cNvPr id="8" name="Textbox 8"/>
+                        <wps:cNvSpPr txBox="1"/>
+                        <wps:spPr>
+                          <a:xfrm>
+                            <a:off x="377664" y="1454084"/>
+                            <a:ext cx="11253470" cy="1327215"/>
+                          </a:xfrm>
+                          <a:prstGeom prst="rect">
+                            <a:avLst/>
+                          </a:prstGeom>
+                        </wps:spPr>
+                        <wps:txbx>
+                          <w:txbxContent>
+                            <w:p>
+                              <w:pPr>
+                                <w:spacing w:line="448" w:lineRule="exact"/>
+                                <w:rPr>
+                                  <w:rFonts w:ascii="Calibri" w:hAnsi="Calibri"/>
+                                  <w:b/>
+                                  <w:sz w:val="44"/>
+                                </w:rPr>
+                              </w:pPr>
+                              <w:r>
+                                <w:rPr>
+                                  <w:rFonts w:ascii="Calibri" w:hAnsi="Calibri"/>
+                                  <w:spacing w:val="-14"/>
+                                  <w:sz w:val="44"/>
+                                </w:rPr>
+                                <w:t>No</w:t>
+                              </w:r>
+                              <w:r>
+                                <w:rPr>
+                                  <w:rFonts w:ascii="Calibri" w:hAnsi="Calibri"/>
+                                  <w:spacing w:val="-38"/>
+                                  <w:sz w:val="44"/>
+                                </w:rPr>
+                                <w:t xml:space="preserve"> </w:t>
+                              </w:r>
+                              <w:r>
+                                <w:rPr>
+                                  <w:rFonts w:ascii="Calibri" w:hAnsi="Calibri"/>
+                                  <w:spacing w:val="-14"/>
+                                  <w:sz w:val="44"/>
+                                </w:rPr>
+                                <w:t>dia</w:t>
+                              </w:r>
+                              <w:r>
+                                <w:rPr>
+                                  <w:rFonts w:ascii="Calibri" w:hAnsi="Calibri"/>
+                                  <w:spacing w:val="-36"/>
+                                  <w:sz w:val="44"/>
+                                </w:rPr>
+                                <w:t xml:space="preserve"> </w:t>
+                              </w:r>
+                              <w:r>
+                                <w:rPr>
+                                  <w:rFonts w:ascii="Calibri" w:hAnsi="Calibri"/>
+                                  <w:b/>
+                                  <w:spacing w:val="-14"/>
+                                  <w:sz w:val="44"/>
+                                </w:rPr>
+                                <w:t xml:space="preserve">{s1_mes_pagamento_extenso} </w:t>
+                              </w:r>
+                              <w:r>
+                                <w:rPr>
+                                  <w:rFonts w:ascii="Calibri" w:hAnsi="Calibri"/>
+                                  <w:spacing w:val="-14"/>
+                                  <w:sz w:val="44"/>
+                                </w:rPr>
+                                <w:t>pagarei</w:t>
+                              </w:r>
+                              <w:r>
+                                <w:rPr>
+                                  <w:rFonts w:ascii="Calibri" w:hAnsi="Calibri"/>
+                                  <w:spacing w:val="-36"/>
+                                  <w:sz w:val="44"/>
+                                </w:rPr>
+                                <w:t xml:space="preserve"> </w:t>
+                              </w:r>
+                              <w:r>
+                                <w:rPr>
+                                  <w:rFonts w:ascii="Calibri" w:hAnsi="Calibri"/>
+                                  <w:spacing w:val="-14"/>
+                                  <w:sz w:val="44"/>
+                                </w:rPr>
+                                <w:t>por</w:t>
+                              </w:r>
+                              <w:r>
+                                <w:rPr>
+                                  <w:rFonts w:ascii="Calibri" w:hAnsi="Calibri"/>
+                                  <w:spacing w:val="-36"/>
+                                  <w:sz w:val="44"/>
+                                </w:rPr>
+                                <w:t xml:space="preserve"> </w:t>
+                              </w:r>
+                              <w:r>
+                                <w:rPr>
+                                  <w:rFonts w:ascii="Calibri" w:hAnsi="Calibri"/>
+                                  <w:spacing w:val="-14"/>
+                                  <w:sz w:val="44"/>
+                                </w:rPr>
+                                <w:t>esta</w:t>
+                              </w:r>
+                              <w:r>
+                                <w:rPr>
+                                  <w:rFonts w:ascii="Calibri" w:hAnsi="Calibri"/>
+                                  <w:spacing w:val="-36"/>
+                                  <w:sz w:val="44"/>
+                                </w:rPr>
+                                <w:t xml:space="preserve"> </w:t>
+                              </w:r>
+                              <w:r>
+                                <w:rPr>
+                                  <w:rFonts w:ascii="Calibri" w:hAnsi="Calibri"/>
+                                  <w:spacing w:val="-14"/>
+                                  <w:sz w:val="44"/>
+                                </w:rPr>
+                                <w:t>única</w:t>
+                              </w:r>
+                              <w:r>
+                                <w:rPr>
+                                  <w:rFonts w:ascii="Calibri" w:hAnsi="Calibri"/>
+                                  <w:spacing w:val="-36"/>
+                                  <w:sz w:val="44"/>
+                                </w:rPr>
+                                <w:t xml:space="preserve"> </w:t>
+                              </w:r>
+                              <w:r>
+                                <w:rPr>
+                                  <w:rFonts w:ascii="Calibri" w:hAnsi="Calibri"/>
+                                  <w:spacing w:val="-14"/>
+                                  <w:sz w:val="44"/>
+                                </w:rPr>
+                                <w:t>via</w:t>
+                              </w:r>
+                              <w:r>
+                                <w:rPr>
+                                  <w:rFonts w:ascii="Calibri" w:hAnsi="Calibri"/>
+                                  <w:spacing w:val="-36"/>
+                                  <w:sz w:val="44"/>
+                                </w:rPr>
+                                <w:t xml:space="preserve"> </w:t>
+                              </w:r>
+                              <w:r>
+                                <w:rPr>
+                                  <w:rFonts w:ascii="Calibri" w:hAnsi="Calibri"/>
+                                  <w:spacing w:val="-14"/>
+                                  <w:sz w:val="44"/>
+                                </w:rPr>
+                                <w:t>de</w:t>
+                              </w:r>
+                              <w:r>
+                                <w:rPr>
+                                  <w:rFonts w:ascii="Calibri" w:hAnsi="Calibri"/>
+                                  <w:spacing w:val="-36"/>
+                                  <w:sz w:val="44"/>
+                                </w:rPr>
+                                <w:t xml:space="preserve"> </w:t>
+                              </w:r>
+                              <w:r>
+                                <w:rPr>
+                                  <w:rFonts w:ascii="Calibri" w:hAnsi="Calibri"/>
+                                  <w:b/>
+                                  <w:spacing w:val="-14"/>
+                                  <w:sz w:val="44"/>
+                                </w:rPr>
+                                <w:t>NOTA</w:t>
+                              </w:r>
+                              <w:r>
+                                <w:rPr>
+                                  <w:rFonts w:ascii="Calibri" w:hAnsi="Calibri"/>
+                                  <w:b/>
+                                  <w:spacing w:val="-36"/>
+                                  <w:sz w:val="44"/>
+                                </w:rPr>
+                                <w:t xml:space="preserve"> </w:t>
+                              </w:r>
+                              <w:r>
+                                <w:rPr>
+                                  <w:rFonts w:ascii="Calibri" w:hAnsi="Calibri"/>
+                                  <w:b/>
+                                  <w:spacing w:val="-14"/>
+                                  <w:sz w:val="44"/>
+                                </w:rPr>
+                                <w:t>PROMISSÓRIA</w:t>
+                              </w:r>
+                              <w:r>
+                                <w:rPr>
+                                  <w:rFonts w:ascii="Calibri" w:hAnsi="Calibri"/>
+                                  <w:b/>
+                                  <w:spacing w:val="-36"/>
+                                  <w:sz w:val="44"/>
+                                </w:rPr>
+                                <w:t xml:space="preserve"> </w:t>
+                              </w:r>
+                              <w:r>
+                                <w:rPr>
+                                  <w:rFonts w:ascii="Calibri" w:hAnsi="Calibri"/>
+                                  <w:spacing w:val="-14"/>
+                                  <w:sz w:val="44"/>
+                                </w:rPr>
+                                <w:t>a</w:t>
+                              </w:r>
+                              <w:r>
+                                <w:rPr>
+                                  <w:rFonts w:ascii="Calibri" w:hAnsi="Calibri"/>
+                                  <w:spacing w:val="-36"/>
+                                  <w:sz w:val="44"/>
+                                </w:rPr>
+                                <w:t xml:space="preserve"> </w:t>
+                              </w:r>
+                              <w:r>
+                                <w:rPr>
+                                  <w:rFonts w:ascii="Calibri" w:hAnsi="Calibri"/>
+                                  <w:b/>
+                                  <w:spacing w:val="-14"/>
+                                  <w:sz w:val="44"/>
+                                </w:rPr>
+                                <w:t>ZAVO</w:t>
+                              </w:r>
+                            </w:p>
+                            <w:p>
+                              <w:pPr>
+                                <w:spacing w:before="78"/>
+                                <w:rPr>
+                                  <w:rFonts w:ascii="Calibri" w:hAnsi="Calibri"/>
+                                  <w:sz w:val="44"/>
+                                </w:rPr>
+                              </w:pPr>
+                              <w:r>
+                                <w:rPr>
+                                  <w:rFonts w:ascii="Calibri" w:hAnsi="Calibri"/>
+                                  <w:b/>
+                                  <w:spacing w:val="-16"/>
+                                  <w:sz w:val="44"/>
+                                </w:rPr>
+                                <w:t>LTDA</w:t>
+                              </w:r>
+                              <w:r>
+                                <w:rPr>
+                                  <w:rFonts w:ascii="Calibri" w:hAnsi="Calibri"/>
+                                  <w:b/>
+                                  <w:spacing w:val="-35"/>
+                                  <w:sz w:val="44"/>
+                                </w:rPr>
+                                <w:t xml:space="preserve"> </w:t>
+                              </w:r>
+                              <w:r>
+                                <w:rPr>
+                                  <w:rFonts w:ascii="Calibri" w:hAnsi="Calibri"/>
+                                  <w:spacing w:val="-16"/>
+                                  <w:sz w:val="44"/>
+                                </w:rPr>
+                                <w:t>CNPJ:</w:t>
+                              </w:r>
+                              <w:r>
+                                <w:rPr>
+                                  <w:rFonts w:ascii="Calibri" w:hAnsi="Calibri"/>
+                                  <w:spacing w:val="-34"/>
+                                  <w:sz w:val="44"/>
+                                </w:rPr>
+                                <w:t xml:space="preserve"> </w:t>
+                              </w:r>
+                              <w:r>
+                                <w:rPr>
+                                  <w:rFonts w:ascii="Calibri" w:hAnsi="Calibri"/>
+                                  <w:b/>
+                                  <w:spacing w:val="-16"/>
+                                  <w:sz w:val="44"/>
+                                </w:rPr>
+                                <w:t>54.474.185/0001-03</w:t>
+                              </w:r>
+                              <w:r>
+                                <w:rPr>
+                                  <w:rFonts w:ascii="Calibri" w:hAnsi="Calibri"/>
+                                  <w:b/>
+                                  <w:spacing w:val="-35"/>
+                                  <w:sz w:val="44"/>
+                                </w:rPr>
+                                <w:t xml:space="preserve"> </w:t>
+                              </w:r>
+                              <w:r>
+                                <w:rPr>
+                                  <w:rFonts w:ascii="Calibri" w:hAnsi="Calibri"/>
+                                  <w:spacing w:val="-16"/>
+                                  <w:sz w:val="44"/>
+                                </w:rPr>
+                                <w:t>ou</w:t>
+                              </w:r>
+                              <w:r>
+                                <w:rPr>
+                                  <w:rFonts w:ascii="Calibri" w:hAnsi="Calibri"/>
+                                  <w:spacing w:val="-34"/>
+                                  <w:sz w:val="44"/>
+                                </w:rPr>
+                                <w:t xml:space="preserve"> </w:t>
+                              </w:r>
+                              <w:r>
+                                <w:rPr>
+                                  <w:rFonts w:ascii="Calibri" w:hAnsi="Calibri"/>
+                                  <w:spacing w:val="-16"/>
+                                  <w:sz w:val="44"/>
+                                </w:rPr>
+                                <w:t>à</w:t>
+                              </w:r>
+                              <w:r>
+                                <w:rPr>
+                                  <w:rFonts w:ascii="Calibri" w:hAnsi="Calibri"/>
+                                  <w:spacing w:val="-34"/>
+                                  <w:sz w:val="44"/>
+                                </w:rPr>
+                                <w:t xml:space="preserve"> </w:t>
+                              </w:r>
+                              <w:r>
+                                <w:rPr>
+                                  <w:rFonts w:ascii="Calibri" w:hAnsi="Calibri"/>
+                                  <w:spacing w:val="-16"/>
+                                  <w:sz w:val="44"/>
+                                </w:rPr>
+                                <w:t>sua</w:t>
+                              </w:r>
+                              <w:r>
+                                <w:rPr>
+                                  <w:rFonts w:ascii="Calibri" w:hAnsi="Calibri"/>
+                                  <w:spacing w:val="-35"/>
+                                  <w:sz w:val="44"/>
+                                </w:rPr>
+                                <w:t xml:space="preserve"> </w:t>
+                              </w:r>
+                              <w:r>
+                                <w:rPr>
+                                  <w:rFonts w:ascii="Calibri" w:hAnsi="Calibri"/>
+                                  <w:spacing w:val="-16"/>
+                                  <w:sz w:val="44"/>
+                                </w:rPr>
+                                <w:t>ordem</w:t>
+                              </w:r>
+                              <w:r>
+                                <w:rPr>
+                                  <w:rFonts w:ascii="Calibri" w:hAnsi="Calibri"/>
+                                  <w:spacing w:val="-34"/>
+                                  <w:sz w:val="44"/>
+                                </w:rPr>
+                                <w:t xml:space="preserve"> </w:t>
+                              </w:r>
+                              <w:r>
+                                <w:rPr>
+                                  <w:rFonts w:ascii="Calibri" w:hAnsi="Calibri"/>
+                                  <w:spacing w:val="-16"/>
+                                  <w:sz w:val="44"/>
+                                </w:rPr>
+                                <w:t>a</w:t>
+                              </w:r>
+                              <w:r>
+                                <w:rPr>
+                                  <w:rFonts w:ascii="Calibri" w:hAnsi="Calibri"/>
+                                  <w:spacing w:val="-34"/>
+                                  <w:sz w:val="44"/>
+                                </w:rPr>
+                                <w:t xml:space="preserve"> </w:t>
+                              </w:r>
+                              <w:r>
+                                <w:rPr>
+                                  <w:rFonts w:ascii="Calibri" w:hAnsi="Calibri"/>
+                                  <w:spacing w:val="-16"/>
+                                  <w:sz w:val="44"/>
+                                </w:rPr>
+                                <w:t>quantia</w:t>
+                              </w:r>
+                              <w:r>
+                                <w:rPr>
+                                  <w:rFonts w:ascii="Calibri" w:hAnsi="Calibri"/>
+                                  <w:spacing w:val="-35"/>
+                                  <w:sz w:val="44"/>
+                                </w:rPr>
+                                <w:t xml:space="preserve"> </w:t>
+                              </w:r>
+                              <w:r>
+                                <w:rPr>
+                                  <w:rFonts w:ascii="Calibri" w:hAnsi="Calibri"/>
+                                  <w:spacing w:val="-16"/>
+                                  <w:sz w:val="44"/>
+                                </w:rPr>
+                                <w:t>de</w:t>
+                              </w:r>
+                              <w:r>
+                                <w:rPr>
+                                  <w:rFonts w:ascii="Calibri" w:hAnsi="Calibri"/>
+                                  <w:spacing w:val="-34"/>
+                                  <w:sz w:val="44"/>
+                                </w:rPr>
+                                <w:t xml:space="preserve"> </w:t>
+                              </w:r>
+                              <w:r>
+                                <w:rPr>
+                                  <w:rFonts w:ascii="Calibri" w:hAnsi="Calibri"/>
+                                  <w:b/>
+                                  <w:spacing w:val="-16"/>
+                                  <w:sz w:val="44"/>
+                                </w:rPr>
+                                <w:t xml:space="preserve">{s1_valor_parcela_extenso_upper} </w:t>
+                              </w:r>
+                              <w:r>
+                                <w:rPr>
+                                  <w:rFonts w:ascii="Calibri" w:hAnsi="Calibri"/>
+                                  <w:spacing w:val="-18"/>
+                                  <w:sz w:val="44"/>
+                                </w:rPr>
+                                <w:t>em</w:t>
+                              </w:r>
+                              <w:r>
+                                <w:rPr>
+                                  <w:rFonts w:ascii="Calibri" w:hAnsi="Calibri"/>
+                                  <w:spacing w:val="-35"/>
+                                  <w:sz w:val="44"/>
+                                </w:rPr>
+                                <w:t xml:space="preserve"> </w:t>
+                              </w:r>
+                              <w:r>
+                                <w:rPr>
+                                  <w:rFonts w:ascii="Calibri" w:hAnsi="Calibri"/>
+                                  <w:spacing w:val="-18"/>
+                                  <w:sz w:val="44"/>
+                                </w:rPr>
+                                <w:t>moeda</w:t>
+                              </w:r>
+                              <w:r>
+                                <w:rPr>
+                                  <w:rFonts w:ascii="Calibri" w:hAnsi="Calibri"/>
+                                  <w:spacing w:val="-36"/>
+                                  <w:sz w:val="44"/>
+                                </w:rPr>
+                                <w:t xml:space="preserve"> </w:t>
+                              </w:r>
+                              <w:r>
+                                <w:rPr>
+                                  <w:rFonts w:ascii="Calibri" w:hAnsi="Calibri"/>
+                                  <w:spacing w:val="-18"/>
+                                  <w:sz w:val="44"/>
+                                </w:rPr>
+                                <w:t>corrente</w:t>
+                              </w:r>
+                              <w:r>
+                                <w:rPr>
+                                  <w:rFonts w:ascii="Calibri" w:hAnsi="Calibri"/>
+                                  <w:spacing w:val="-35"/>
+                                  <w:sz w:val="44"/>
+                                </w:rPr>
+                                <w:t xml:space="preserve"> </w:t>
+                              </w:r>
+                              <w:r>
+                                <w:rPr>
+                                  <w:rFonts w:ascii="Calibri" w:hAnsi="Calibri"/>
+                                  <w:spacing w:val="-18"/>
+                                  <w:sz w:val="44"/>
+                                </w:rPr>
+                                <w:t>desse</w:t>
+                              </w:r>
+                              <w:r>
+                                <w:rPr>
+                                  <w:rFonts w:ascii="Calibri" w:hAnsi="Calibri"/>
+                                  <w:spacing w:val="-35"/>
+                                  <w:sz w:val="44"/>
+                                </w:rPr>
+                                <w:t xml:space="preserve"> </w:t>
+                              </w:r>
+                              <w:r>
+                                <w:rPr>
+                                  <w:rFonts w:ascii="Calibri" w:hAnsi="Calibri"/>
+                                  <w:spacing w:val="-18"/>
+                                  <w:sz w:val="44"/>
+                                </w:rPr>
+                                <w:t>país</w:t>
+                              </w:r>
+                            </w:p>
+                          </w:txbxContent>
+                        </wps:txbx>
+                        <wps:bodyPr wrap="square" lIns="0" tIns="0" rIns="0" bIns="0" rtlCol="0">
+                          <a:noAutofit/>
+                        </wps:bodyPr>
+                      </wps:wsp>
+                      <wps:wsp>
+                        <wps:cNvPr id="9" name="Textbox 9"/>
+                        <wps:cNvSpPr txBox="1"/>
+                        <wps:spPr>
+                          <a:xfrm>
+                            <a:off x="377665" y="2919973"/>
+                            <a:ext cx="4667302" cy="279401"/>
+                          </a:xfrm>
+                          <a:prstGeom prst="rect">
+                            <a:avLst/>
+                          </a:prstGeom>
+                        </wps:spPr>
+                        <wps:txbx>
+                          <w:txbxContent>
+                            <w:p>
+                              <w:pPr>
+                                <w:spacing w:line="440" w:lineRule="exact"/>
+                                <w:rPr>
+                                  <w:rFonts w:ascii="Calibri"/>
+                                  <w:b/>
+                                  <w:sz w:val="44"/>
+                                </w:rPr>
+                              </w:pPr>
+                              <w:r>
+                                <w:rPr>
+                                  <w:rFonts w:ascii="Calibri"/>
+                                  <w:spacing w:val="-16"/>
+                                  <w:sz w:val="44"/>
+                                </w:rPr>
+                                <w:t>Local</w:t>
+                              </w:r>
+                              <w:r>
+                                <w:rPr>
+                                  <w:rFonts w:ascii="Calibri"/>
+                                  <w:spacing w:val="-37"/>
+                                  <w:sz w:val="44"/>
+                                </w:rPr>
+                                <w:t xml:space="preserve"> </w:t>
+                              </w:r>
+                              <w:r>
+                                <w:rPr>
+                                  <w:rFonts w:ascii="Calibri"/>
+                                  <w:spacing w:val="-16"/>
+                                  <w:sz w:val="44"/>
+                                </w:rPr>
+                                <w:t>de</w:t>
+                              </w:r>
+                              <w:r>
+                                <w:rPr>
+                                  <w:rFonts w:ascii="Calibri"/>
+                                  <w:spacing w:val="-35"/>
+                                  <w:sz w:val="44"/>
+                                </w:rPr>
+                                <w:t xml:space="preserve"> </w:t>
+                              </w:r>
+                              <w:r>
+                                <w:rPr>
+                                  <w:rFonts w:ascii="Calibri"/>
+                                  <w:spacing w:val="-16"/>
+                                  <w:sz w:val="44"/>
+                                </w:rPr>
+                                <w:t>pagamento:</w:t>
+                              </w:r>
+                              <w:r>
+                                <w:rPr>
+                                  <w:rFonts w:ascii="Calibri"/>
+                                  <w:spacing w:val="-34"/>
+                                  <w:sz w:val="44"/>
+                                </w:rPr>
+                                <w:t xml:space="preserve"> </w:t>
+                              </w:r>
+                              <w:r>
+                                <w:rPr>
+                                  <w:rFonts w:ascii="Calibri"/>
+                                  <w:b/>
+                                  <w:spacing w:val="-16"/>
+                                  <w:sz w:val="44"/>
+                                </w:rPr>
+                                <w:t>{s1_local_pagamento}</w:t>
+                              </w:r>
+                            </w:p>
+                          </w:txbxContent>
+                        </wps:txbx>
+                        <wps:bodyPr wrap="square" lIns="0" tIns="0" rIns="0" bIns="0" rtlCol="0">
+                          <a:noAutofit/>
+                        </wps:bodyPr>
+                      </wps:wsp>
+                      <wps:wsp>
+                        <wps:cNvPr id="10" name="Textbox 10"/>
+                        <wps:cNvSpPr txBox="1"/>
+                        <wps:spPr>
+                          <a:xfrm>
+                            <a:off x="6889531" y="2919974"/>
+                            <a:ext cx="5123793" cy="800688"/>
+                          </a:xfrm>
+                          <a:prstGeom prst="rect">
+                            <a:avLst/>
+                          </a:prstGeom>
+                        </wps:spPr>
+                        <wps:txbx>
+                          <w:txbxContent>
+                            <w:p>
+                              <w:pPr>
+                                <w:spacing w:line="440" w:lineRule="exact"/>
+                                <w:jc w:val="right"/>
+                                <w:rPr>
+                                  <w:rFonts w:ascii="Calibri" w:hAnsi="Calibri"/>
+                                  <w:b/>
+                                  <w:sz w:val="44"/>
+                                </w:rPr>
+                              </w:pPr>
+                              <w:r>
+                                <w:rPr>
+                                  <w:rFonts w:ascii="Calibri" w:hAnsi="Calibri"/>
+                                  <w:spacing w:val="-16"/>
+                                  <w:sz w:val="44"/>
+                                </w:rPr>
+                                <w:t>Data</w:t>
+                              </w:r>
+                              <w:r>
+                                <w:rPr>
+                                  <w:rFonts w:ascii="Calibri" w:hAnsi="Calibri"/>
+                                  <w:spacing w:val="-30"/>
+                                  <w:sz w:val="44"/>
+                                </w:rPr>
+                                <w:t xml:space="preserve"> </w:t>
+                              </w:r>
+                              <w:r>
+                                <w:rPr>
+                                  <w:rFonts w:ascii="Calibri" w:hAnsi="Calibri"/>
+                                  <w:spacing w:val="-16"/>
+                                  <w:sz w:val="44"/>
+                                </w:rPr>
+                                <w:t>de</w:t>
+                              </w:r>
+                              <w:r>
+                                <w:rPr>
+                                  <w:rFonts w:ascii="Calibri" w:hAnsi="Calibri"/>
+                                  <w:spacing w:val="-27"/>
+                                  <w:sz w:val="44"/>
+                                </w:rPr>
+                                <w:t xml:space="preserve"> </w:t>
+                              </w:r>
+                              <w:r>
+                                <w:rPr>
+                                  <w:rFonts w:ascii="Calibri" w:hAnsi="Calibri"/>
+                                  <w:spacing w:val="-16"/>
+                                  <w:sz w:val="44"/>
+                                </w:rPr>
+                                <w:t>emissão:</w:t>
+                              </w:r>
+                              <w:r>
+                                <w:rPr>
+                                  <w:rFonts w:ascii="Calibri" w:hAnsi="Calibri"/>
+                                  <w:spacing w:val="-27"/>
+                                  <w:sz w:val="44"/>
+                                </w:rPr>
+                                <w:t xml:space="preserve"> </w:t>
+                              </w:r>
+                              <w:r>
+                                <w:rPr>
+                                  <w:rFonts w:ascii="Calibri" w:hAnsi="Calibri"/>
+                                  <w:b/>
+                                  <w:bCs/>
+                                  <w:spacing w:val="-27"/>
+                                  <w:sz w:val="44"/>
+                                </w:rPr>
+                                <w:t>{</w:t>
+                              </w:r>
+                              <w:r>
+                                <w:rPr>
+                                  <w:rFonts w:ascii="Calibri" w:hAnsi="Calibri"/>
+                                  <w:b/>
+                                  <w:bCs/>
+                                  <w:spacing w:val="-16"/>
+                                  <w:sz w:val="44"/>
+                                </w:rPr>
+                                <w:t>s1_data</w:t>
+                              </w:r>
+                              <w:r>
+                                <w:rPr>
+                                  <w:rFonts w:ascii="Calibri" w:hAnsi="Calibri"/>
+                                  <w:b/>
+                                  <w:spacing w:val="-16"/>
+                                  <w:sz w:val="44"/>
+                                </w:rPr>
+                                <w:t>_emissao}</w:t>
+                              </w:r>
+                            </w:p>
+                          </w:txbxContent>
+                        </wps:txbx>
+                        <wps:bodyPr wrap="square" lIns="0" tIns="0" rIns="0" bIns="0" rtlCol="0">
+                          <a:noAutofit/>
+                        </wps:bodyPr>
+                      </wps:wsp>
+                      <wps:wsp>
+                        <wps:cNvPr id="11" name="Textbox 11"/>
+                        <wps:cNvSpPr txBox="1"/>
+                        <wps:spPr>
+                          <a:xfrm>
+                            <a:off x="377664" y="3681014"/>
+                            <a:ext cx="5066665" cy="1450975"/>
+                          </a:xfrm>
+                          <a:prstGeom prst="rect">
+                            <a:avLst/>
+                          </a:prstGeom>
+                        </wps:spPr>
+                        <wps:txbx>
+                          <w:txbxContent>
+                            <w:p>
+                              <w:pPr>
+                                <w:spacing w:line="448" w:lineRule="exact"/>
+                                <w:rPr>
+                                  <w:rFonts w:ascii="Calibri"/>
+                                  <w:b/>
+                                  <w:sz w:val="44"/>
+                                </w:rPr>
+                              </w:pPr>
+                              <w:r>
+                                <w:rPr>
+                                  <w:rFonts w:ascii="Calibri"/>
+                                  <w:spacing w:val="-16"/>
+                                  <w:sz w:val="44"/>
+                                </w:rPr>
+                                <w:t>Nome</w:t>
+                              </w:r>
+                              <w:r>
+                                <w:rPr>
+                                  <w:rFonts w:ascii="Calibri"/>
+                                  <w:spacing w:val="-32"/>
+                                  <w:sz w:val="44"/>
+                                </w:rPr>
+                                <w:t xml:space="preserve"> </w:t>
+                              </w:r>
+                              <w:r>
+                                <w:rPr>
+                                  <w:rFonts w:ascii="Calibri"/>
+                                  <w:spacing w:val="-16"/>
+                                  <w:sz w:val="44"/>
+                                </w:rPr>
+                                <w:t>do</w:t>
+                              </w:r>
+                              <w:r>
+                                <w:rPr>
+                                  <w:rFonts w:ascii="Calibri"/>
+                                  <w:spacing w:val="-29"/>
+                                  <w:sz w:val="44"/>
+                                </w:rPr>
+                                <w:t xml:space="preserve"> </w:t>
+                              </w:r>
+                              <w:r>
+                                <w:rPr>
+                                  <w:rFonts w:ascii="Calibri"/>
+                                  <w:spacing w:val="-16"/>
+                                  <w:sz w:val="44"/>
+                                </w:rPr>
+                                <w:t>emitente:</w:t>
+                              </w:r>
+                              <w:r>
+                                <w:rPr>
+                                  <w:rFonts w:ascii="Calibri"/>
+                                  <w:spacing w:val="-29"/>
+                                  <w:sz w:val="44"/>
+                                </w:rPr>
+                                <w:t xml:space="preserve"> </w:t>
+                              </w:r>
+                              <w:r>
+                                <w:rPr>
+                                  <w:rFonts w:ascii="Calibri"/>
+                                  <w:b/>
+                                  <w:spacing w:val="-16"/>
+                                  <w:sz w:val="44"/>
+                                </w:rPr>
+                                <w:t>{s1_nome_cliente}</w:t>
+                              </w:r>
+                            </w:p>
+                            <w:p>
+                              <w:pPr>
+                                <w:spacing w:before="78"/>
+                                <w:rPr>
+                                  <w:rFonts w:ascii="Calibri"/>
+                                  <w:b/>
+                                  <w:sz w:val="44"/>
+                                </w:rPr>
+                              </w:pPr>
+                              <w:r>
+                                <w:rPr>
+                                  <w:rFonts w:ascii="Calibri"/>
+                                  <w:spacing w:val="-18"/>
+                                  <w:sz w:val="44"/>
+                                </w:rPr>
+                                <w:t>CPF:</w:t>
+                              </w:r>
+                              <w:r>
+                                <w:rPr>
+                                  <w:rFonts w:ascii="Calibri"/>
+                                  <w:spacing w:val="-17"/>
+                                  <w:sz w:val="44"/>
+                                </w:rPr>
+                                <w:t xml:space="preserve"> </w:t>
+                              </w:r>
+                              <w:r>
+                                <w:rPr>
+                                  <w:rFonts w:ascii="Calibri"/>
+                                  <w:b/>
+                                  <w:spacing w:val="-18"/>
+                                  <w:sz w:val="44"/>
+                                </w:rPr>
+                                <w:t>{s1_cpf}</w:t>
+                              </w:r>
+                            </w:p>
+                            <w:p>
+                              <w:pPr>
+                                <w:spacing w:before="1" w:line="610" w:lineRule="atLeast"/>
+                                <w:ind w:right="8"/>
+                                <w:rPr>
+                                  <w:rFonts w:ascii="Calibri" w:hAnsi="Calibri"/>
+                                  <w:b/>
+                                  <w:sz w:val="44"/>
+                                </w:rPr>
+                              </w:pPr>
+                              <w:r>
+                                <w:rPr>
+                                  <w:rFonts w:ascii="Calibri" w:hAnsi="Calibri"/>
+                                  <w:spacing w:val="-14"/>
+                                  <w:sz w:val="44"/>
+                                </w:rPr>
+                                <w:t>Endereço:</w:t>
+                              </w:r>
+                              <w:r>
+                                <w:rPr>
+                                  <w:rFonts w:ascii="Calibri" w:hAnsi="Calibri"/>
+                                  <w:spacing w:val="-36"/>
+                                  <w:sz w:val="44"/>
+                                </w:rPr>
+                                <w:t xml:space="preserve"> </w:t>
+                              </w:r>
+                              <w:r>
+                                <w:rPr>
+                                  <w:rFonts w:ascii="Calibri" w:hAnsi="Calibri"/>
+                                  <w:b/>
+                                  <w:spacing w:val="-14"/>
+                                  <w:sz w:val="44"/>
+                                </w:rPr>
+                                <w:t>{s1_endereco}</w:t>
+                              </w:r>
+                            </w:p>
+                          </w:txbxContent>
+                        </wps:txbx>
+                        <wps:bodyPr wrap="square" lIns="0" tIns="0" rIns="0" bIns="0" rtlCol="0">
+                          <a:noAutofit/>
+                        </wps:bodyPr>
+                      </wps:wsp>
+                      <wps:wsp>
+                        <wps:cNvPr id="12" name="Textbox 12"/>
+                        <wps:cNvSpPr txBox="1"/>
+                        <wps:spPr>
+                          <a:xfrm>
+                            <a:off x="9196100" y="5225469"/>
+                            <a:ext cx="2433320" cy="279400"/>
+                          </a:xfrm>
+                          <a:prstGeom prst="rect">
+                            <a:avLst/>
+                          </a:prstGeom>
+                        </wps:spPr>
+                        <wps:txbx>
+                          <w:txbxContent>
+                            <w:p>
+                              <w:pPr>
+                                <w:spacing w:line="440" w:lineRule="exact"/>
+                                <w:rPr>
+                                  <w:rFonts w:ascii="Calibri"/>
+                                  <w:sz w:val="44"/>
+                                </w:rPr>
+                              </w:pPr>
+                              <w:r>
+                                <w:rPr>
+                                  <w:rFonts w:ascii="Calibri"/>
+                                  <w:spacing w:val="-16"/>
+                                  <w:sz w:val="44"/>
+                                </w:rPr>
+                                <w:t>Assinatura</w:t>
+                              </w:r>
+                              <w:r>
+                                <w:rPr>
+                                  <w:rFonts w:ascii="Calibri"/>
+                                  <w:spacing w:val="-30"/>
+                                  <w:sz w:val="44"/>
+                                </w:rPr>
+                                <w:t xml:space="preserve"> </w:t>
+                              </w:r>
+                              <w:r>
+                                <w:rPr>
+                                  <w:rFonts w:ascii="Calibri"/>
+                                  <w:spacing w:val="-16"/>
+                                  <w:sz w:val="44"/>
+                                </w:rPr>
+                                <w:t>do</w:t>
+                              </w:r>
+                              <w:r>
+                                <w:rPr>
+                                  <w:rFonts w:ascii="Calibri"/>
+                                  <w:spacing w:val="-30"/>
+                                  <w:sz w:val="44"/>
+                                </w:rPr>
+                                <w:t xml:space="preserve"> </w:t>
+                              </w:r>
+                              <w:r>
+                                <w:rPr>
+                                  <w:rFonts w:ascii="Calibri"/>
+                                  <w:spacing w:val="-16"/>
+                                  <w:sz w:val="44"/>
+                                </w:rPr>
+                                <w:t>emitente</w:t>
+                              </w:r>
+                            </w:p>
+                          </w:txbxContent>
+                        </wps:txbx>
+                        <wps:bodyPr wrap="square" lIns="0" tIns="0" rIns="0" bIns="0" rtlCol="0">
+                          <a:noAutofit/>
+                        </wps:bodyPr>
+                      </wps:wsp>
+                    </wpg:wgp>
                   </a:graphicData>
                 </a:graphic>
-                <wp14:sizeRelH relativeFrom="margin">
-                  <wp14:pctWidth>0</wp14:pctWidth>
-                </wp14:sizeRelH>
-                <wp14:sizeRelV relativeFrom="margin">
-                  <wp14:pctHeight>0</wp14:pctHeight>
-                </wp14:sizeRelV>
               </wp:anchor>
             </w:drawing>
           </mc:Choice>
           <mc:Fallback>
             <w:pict>
-              <v:shape w14:anchorId="6A2A9AF6" id="Caixa de Texto 47" o:spid="_x0000_s1040" type="#_x0000_t202" style="position:absolute;margin-left:-1.7pt;margin-top:499.55pt;width:95.65pt;height:32.25pt;z-index:251658752;visibility:visible;mso-wrap-style:square;mso-width-percent:0;mso-height-percent:0;mso-wrap-distance-left:9pt;mso-wrap-distance-top:0;mso-wrap-distance-right:9pt;mso-wrap-distance-bottom:0;mso-position-horizontal:absolute;mso-position-horizontal-relative:text;mso-position-vertical:absolute;mso-position-vertical-relative:text;mso-width-percent:0;mso-height-percent:0;mso-width-relative:margin;mso-height-relative:margin;v-text-anchor:top" o:gfxdata="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" filled="f" stroked="f">
-                <v:textbox>
-                  <w:txbxContent>
-                    <w:p>
-                      <w:pPr>
-                        <w:rPr>
-                          <w:rFonts w:ascii="Arial" w:hAnsi="Arial"/>
-                          <w:b/>
-                          <w:spacing w:val="-2"/>
-                          <w:w w:val="105"/>
-                          <w:sz w:val="32"/>
-                          <w:szCs w:val="12"/>
-                        </w:rPr>
-                      </w:pPr>
-                      <w:r>
-                        <w:rPr>
-                          <w:rFonts w:ascii="Arial" w:hAnsi="Arial"/>
-                          <w:b/>
-                          <w:spacing w:val="-2"/>
-                          <w:w w:val="105"/>
-                          <w:sz w:val="32"/>
-                          <w:szCs w:val="12"/>
-                        </w:rPr>
-                        <w:t>{#slot2}</w:t>
-                      </w:r>
-                    </w:p>
-                  </w:txbxContent>
-                </v:textbox>
-              </v:shape>
+              <v:group w14:anchorId="3B11E868" id="Group 2" o:spid="_x0000_s1037" style="position:absolute;margin-left:0;margin-top:26.05pt;width:952.95pt;height:453.45pt;z-index:251645440;mso-wrap-distance-left:0;mso-wrap-distance-right:0;mso-position-horizontal:center;mso-position-horizontal-relative:margin;mso-position-vertical-relative:page" coordsize="121024,57588" o:gfxdata="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">
+                <v:shape id="Graphic 3" o:spid="_x0000_s1038" style="position:absolute;width:121024;height:57588;visibility:visible;mso-wrap-style:square;v-text-anchor:top" coordsize="12102465,5758815" o:gfxdata="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" path="m11740475,5758606r-11369001,l324877,5755712r-44869,-8451l237213,5733602r-40371,-18519l159243,5692051r-34480,-27196l93751,5633843,66555,5599363,43524,5561764,25004,5521393,11345,5478599,2894,5433729,,5387132,,371475,2894,324877r8451,-44869l25004,237213,43524,196842,66555,159243,93751,124763,124763,93751,159243,66555,196842,43524,237213,25004,280008,11345,324877,2894,371474,,11740475,r46597,2894l11831942,11345r42795,13659l11915108,43524r37599,23031l11987187,93751r31011,31012l12045394,159243r23032,37599l12086946,237213r13659,42795l12102072,287797r,5183013l12086946,5521393r-18520,40371l12045394,5599363r-27196,34480l11987187,5664855r-34480,27196l11915108,5715083r-40371,18519l11831942,5747261r-44870,8451l11740475,5758606xe" stroked="f">
+                  <v:path arrowok="t"/>
+                </v:shape>
+                <v:shape id="Image 4" o:spid="_x0000_s1039" type="#_x0000_t75" style="position:absolute;left:15612;top:10852;width:89893;height:36862;visibility:visible;mso-wrap-style:square" o:gfxdata="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">
+                  <v:imagedata r:id="rId5" o:title=""/>
+                </v:shape>
+                <v:shape id="Graphic 5" o:spid="_x0000_s1040" style="position:absolute;left:86602;top:50036;width:29566;height:12;visibility:visible;mso-wrap-style:square;v-text-anchor:top" coordsize="2956560,1270" o:gfxdata="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" path="m,l2956128,e" filled="f" strokeweight="1.0583mm">
+                  <v:path arrowok="t"/>
+                </v:shape>
+                <v:shape id="Textbox 6" o:spid="_x0000_s1041" type="#_x0000_t202" style="position:absolute;left:3776;top:2820;width:35706;height:8605;visibility:visible;mso-wrap-style:square;v-text-anchor:top" o:gfxdata="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" filled="f" stroked="f">
+                  <v:textbox inset="0,0,0,0">
+                    <w:txbxContent>
+                      <w:p>
+                        <w:pPr>
+                          <w:spacing w:line="578" w:lineRule="exact"/>
+                          <w:rPr>
+                            <w:rFonts w:ascii="Arial" w:hAnsi="Arial"/>
+                            <w:b/>
+                            <w:sz w:val="52"/>
+                          </w:rPr>
+                        </w:pPr>
+                        <w:bookmarkStart w:id="4" w:name="NOTA_PROMISSÓRIA"/>
+                        <w:bookmarkStart w:id="5" w:name="{s1_valor_parcela}"/>
+                        <w:bookmarkStart w:id="6" w:name="N."/>
+                        <w:bookmarkStart w:id="7" w:name="#1/6#"/>
+                        <w:bookmarkEnd w:id="4"/>
+                        <w:bookmarkEnd w:id="5"/>
+                        <w:bookmarkEnd w:id="6"/>
+                        <w:bookmarkEnd w:id="7"/>
+                        <w:r>
+                          <w:rPr>
+                            <w:rFonts w:ascii="Arial" w:hAnsi="Arial"/>
+                            <w:b/>
+                            <w:w w:val="105"/>
+                            <w:sz w:val="52"/>
+                          </w:rPr>
+                          <w:t>NOTA</w:t>
+                        </w:r>
+                        <w:r>
+                          <w:rPr>
+                            <w:rFonts w:ascii="Arial" w:hAnsi="Arial"/>
+                            <w:b/>
+                            <w:spacing w:val="-6"/>
+                            <w:w w:val="105"/>
+                            <w:sz w:val="52"/>
+                          </w:rPr>
+                          <w:t xml:space="preserve"> </w:t>
+                        </w:r>
+                        <w:r>
+                          <w:rPr>
+                            <w:rFonts w:ascii="Arial" w:hAnsi="Arial"/>
+                            <w:b/>
+                            <w:spacing w:val="-2"/>
+                            <w:w w:val="105"/>
+                            <w:sz w:val="52"/>
+                          </w:rPr>
+                          <w:t>PROMISSÓRIA</w:t>
+                        </w:r>
+                      </w:p>
+                      <w:p>
+                        <w:pPr>
+                          <w:spacing w:before="247" w:line="529" w:lineRule="exact"/>
+                          <w:rPr>
+                            <w:rFonts w:ascii="Calibri"/>
+                            <w:b/>
+                            <w:sz w:val="44"/>
+                          </w:rPr>
+                        </w:pPr>
+                        <w:r>
+                          <w:rPr>
+                            <w:rFonts w:ascii="Calibri"/>
+                            <w:b/>
+                            <w:spacing w:val="-2"/>
+                            <w:sz w:val="44"/>
+                          </w:rPr>
+                          <w:t>{s1_parcela_label}</w:t>
+                        </w:r>
+                      </w:p>
+                    </w:txbxContent>
+                  </v:textbox>
+                </v:shape>
+                <v:shape id="Textbox 7" o:spid="_x0000_s1042" type="#_x0000_t202" style="position:absolute;left:81381;top:3554;width:35674;height:8604;visibility:visible;mso-wrap-style:square;v-text-anchor:top" o:gfxdata="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" filled="f" stroked="f">
+                  <v:textbox inset="0,0,0,0">
+                    <w:txbxContent>
+                      <w:p>
+                        <w:pPr>
+                          <w:spacing w:line="448" w:lineRule="exact"/>
+                          <w:rPr>
+                            <w:rFonts w:ascii="Calibri"/>
+                            <w:b/>
+                            <w:sz w:val="36"/>
+                            <w:szCs w:val="18"/>
+                          </w:rPr>
+                        </w:pPr>
+                        <w:r>
+                          <w:rPr>
+                            <w:rFonts w:ascii="Calibri"/>
+                            <w:spacing w:val="-14"/>
+                            <w:sz w:val="36"/>
+                            <w:szCs w:val="18"/>
+                          </w:rPr>
+                          <w:t>Vencimento:</w:t>
+                        </w:r>
+                        <w:r>
+                          <w:rPr>
+                            <w:rFonts w:ascii="Calibri"/>
+                            <w:spacing w:val="-38"/>
+                            <w:sz w:val="36"/>
+                            <w:szCs w:val="18"/>
+                          </w:rPr>
+                          <w:t xml:space="preserve"> </w:t>
+                        </w:r>
+                        <w:r>
+                          <w:rPr>
+                            <w:rFonts w:ascii="Calibri"/>
+                            <w:b/>
+                            <w:spacing w:val="-14"/>
+                            <w:sz w:val="36"/>
+                            <w:szCs w:val="18"/>
+                          </w:rPr>
+                          <w:t>{s1_vencimento_extenso}</w:t>
+                        </w:r>
+                      </w:p>
+                      <w:p>
+                        <w:pPr>
+                          <w:spacing w:before="137" w:line="769" w:lineRule="exact"/>
+                          <w:jc w:val="right"/>
+                          <w:rPr>
+                            <w:rFonts w:ascii="Calibri"/>
+                            <w:b/>
+                            <w:sz w:val="48"/>
+                            <w:szCs w:val="16"/>
+                          </w:rPr>
+                        </w:pPr>
+                        <w:r>
+                          <w:rPr>
+                            <w:rFonts w:ascii="Calibri"/>
+                            <w:b/>
+                            <w:spacing w:val="-13"/>
+                            <w:sz w:val="48"/>
+                            <w:szCs w:val="16"/>
+                          </w:rPr>
+                          <w:t>R$</w:t>
+                        </w:r>
+                        <w:r>
+                          <w:rPr>
+                            <w:rFonts w:ascii="Calibri"/>
+                            <w:b/>
+                            <w:spacing w:val="-13"/>
+                            <w:sz w:val="48"/>
+                            <w:szCs w:val="16"/>
+                          </w:rPr>
+                          <w:t xml:space="preserve"> </w:t>
+                        </w:r>
+                        <w:r>
+                          <w:rPr>
+                            <w:rFonts w:ascii="Calibri"/>
+                            <w:b/>
+                            <w:spacing w:val="-21"/>
+                            <w:sz w:val="48"/>
+                            <w:szCs w:val="16"/>
+                          </w:rPr>
+                          <w:t>{s1_valor_parcela_numero}</w:t>
+                        </w:r>
+                      </w:p>
+                    </w:txbxContent>
+                  </v:textbox>
+                </v:shape>
+                <v:shape id="Textbox 8" o:spid="_x0000_s1043" type="#_x0000_t202" style="position:absolute;left:3776;top:14540;width:112535;height:13272;visibility:visible;mso-wrap-style:square;v-text-anchor:top" o:gfxdata="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" filled="f" stroked="f">
+                  <v:textbox inset="0,0,0,0">
+                    <w:txbxContent>
+                      <w:p>
+                        <w:pPr>
+                          <w:spacing w:line="448" w:lineRule="exact"/>
+                          <w:rPr>
+                            <w:rFonts w:ascii="Calibri" w:hAnsi="Calibri"/>
+                            <w:b/>
+                            <w:sz w:val="44"/>
+                          </w:rPr>
+                        </w:pPr>
+                        <w:r>
+                          <w:rPr>
+                            <w:rFonts w:ascii="Calibri" w:hAnsi="Calibri"/>
+                            <w:spacing w:val="-14"/>
+                            <w:sz w:val="44"/>
+                          </w:rPr>
+                          <w:t>No</w:t>
+                        </w:r>
+                        <w:r>
+                          <w:rPr>
+                            <w:rFonts w:ascii="Calibri" w:hAnsi="Calibri"/>
+                            <w:spacing w:val="-38"/>
+                            <w:sz w:val="44"/>
+                          </w:rPr>
+                          <w:t xml:space="preserve"> </w:t>
+                        </w:r>
+                        <w:r>
+                          <w:rPr>
+                            <w:rFonts w:ascii="Calibri" w:hAnsi="Calibri"/>
+                            <w:spacing w:val="-14"/>
+                            <w:sz w:val="44"/>
+                          </w:rPr>
+                          <w:t>dia</w:t>
+                        </w:r>
+                        <w:r>
+                          <w:rPr>
+                            <w:rFonts w:ascii="Calibri" w:hAnsi="Calibri"/>
+                            <w:spacing w:val="-36"/>
+                            <w:sz w:val="44"/>
+                          </w:rPr>
+                          <w:t xml:space="preserve"> </w:t>
+                        </w:r>
+                        <w:r>
+                          <w:rPr>
+                            <w:rFonts w:ascii="Calibri" w:hAnsi="Calibri"/>
+                            <w:b/>
+                            <w:spacing w:val="-14"/>
+                            <w:sz w:val="44"/>
+                          </w:rPr>
+                          <w:t xml:space="preserve">{s1_mes_pagamento_extenso} </w:t>
+                        </w:r>
+                        <w:r>
+                          <w:rPr>
+                            <w:rFonts w:ascii="Calibri" w:hAnsi="Calibri"/>
+                            <w:spacing w:val="-14"/>
+                            <w:sz w:val="44"/>
+                          </w:rPr>
+                          <w:t>pagarei</w:t>
+                        </w:r>
+                        <w:r>
+                          <w:rPr>
+                            <w:rFonts w:ascii="Calibri" w:hAnsi="Calibri"/>
+                            <w:spacing w:val="-36"/>
+                            <w:sz w:val="44"/>
+                          </w:rPr>
+                          <w:t xml:space="preserve"> </w:t>
+                        </w:r>
+                        <w:r>
+                          <w:rPr>
+                            <w:rFonts w:ascii="Calibri" w:hAnsi="Calibri"/>
+                            <w:spacing w:val="-14"/>
+                            <w:sz w:val="44"/>
+                          </w:rPr>
+                          <w:t>por</w:t>
+                        </w:r>
+                        <w:r>
+                          <w:rPr>
+                            <w:rFonts w:ascii="Calibri" w:hAnsi="Calibri"/>
+                            <w:spacing w:val="-36"/>
+                            <w:sz w:val="44"/>
+                          </w:rPr>
+                          <w:t xml:space="preserve"> </w:t>
+                        </w:r>
+                        <w:r>
+                          <w:rPr>
+                            <w:rFonts w:ascii="Calibri" w:hAnsi="Calibri"/>
+                            <w:spacing w:val="-14"/>
+                            <w:sz w:val="44"/>
+                          </w:rPr>
+                          <w:t>esta</w:t>
+                        </w:r>
+                        <w:r>
+                          <w:rPr>
+                            <w:rFonts w:ascii="Calibri" w:hAnsi="Calibri"/>
+                            <w:spacing w:val="-36"/>
+                            <w:sz w:val="44"/>
+                          </w:rPr>
+                          <w:t xml:space="preserve"> </w:t>
+                        </w:r>
+                        <w:r>
+                          <w:rPr>
+                            <w:rFonts w:ascii="Calibri" w:hAnsi="Calibri"/>
+                            <w:spacing w:val="-14"/>
+                            <w:sz w:val="44"/>
+                          </w:rPr>
+                          <w:t>única</w:t>
+                        </w:r>
+                        <w:r>
+                          <w:rPr>
+                            <w:rFonts w:ascii="Calibri" w:hAnsi="Calibri"/>
+                            <w:spacing w:val="-36"/>
+                            <w:sz w:val="44"/>
+                          </w:rPr>
+                          <w:t xml:space="preserve"> </w:t>
+                        </w:r>
+                        <w:r>
+                          <w:rPr>
+                            <w:rFonts w:ascii="Calibri" w:hAnsi="Calibri"/>
+                            <w:spacing w:val="-14"/>
+                            <w:sz w:val="44"/>
+                          </w:rPr>
+                          <w:t>via</w:t>
+                        </w:r>
+                        <w:r>
+                          <w:rPr>
+                            <w:rFonts w:ascii="Calibri" w:hAnsi="Calibri"/>
+                            <w:spacing w:val="-36"/>
+                            <w:sz w:val="44"/>
+                          </w:rPr>
+                          <w:t xml:space="preserve"> </w:t>
+                        </w:r>
+                        <w:r>
+                          <w:rPr>
+                            <w:rFonts w:ascii="Calibri" w:hAnsi="Calibri"/>
+                            <w:spacing w:val="-14"/>
+                            <w:sz w:val="44"/>
+                          </w:rPr>
+                          <w:t>de</w:t>
+                        </w:r>
+                        <w:r>
+                          <w:rPr>
+                            <w:rFonts w:ascii="Calibri" w:hAnsi="Calibri"/>
+                            <w:spacing w:val="-36"/>
+                            <w:sz w:val="44"/>
+                          </w:rPr>
+                          <w:t xml:space="preserve"> </w:t>
+                        </w:r>
+                        <w:r>
+                          <w:rPr>
+                            <w:rFonts w:ascii="Calibri" w:hAnsi="Calibri"/>
+                            <w:b/>
+                            <w:spacing w:val="-14"/>
+                            <w:sz w:val="44"/>
+                          </w:rPr>
+                          <w:t>NOTA</w:t>
+                        </w:r>
+                        <w:r>
+                          <w:rPr>
+                            <w:rFonts w:ascii="Calibri" w:hAnsi="Calibri"/>
+                            <w:b/>
+                            <w:spacing w:val="-36"/>
+                            <w:sz w:val="44"/>
+                          </w:rPr>
+                          <w:t xml:space="preserve"> </w:t>
+                        </w:r>
+                        <w:r>
+                          <w:rPr>
+                            <w:rFonts w:ascii="Calibri" w:hAnsi="Calibri"/>
+                            <w:b/>
+                            <w:spacing w:val="-14"/>
+                            <w:sz w:val="44"/>
+                          </w:rPr>
+                          <w:t>PROMISSÓRIA</w:t>
+                        </w:r>
+                        <w:r>
+                          <w:rPr>
+                            <w:rFonts w:ascii="Calibri" w:hAnsi="Calibri"/>
+                            <w:b/>
+                            <w:spacing w:val="-36"/>
+                            <w:sz w:val="44"/>
+                          </w:rPr>
+                          <w:t xml:space="preserve"> </w:t>
+                        </w:r>
+                        <w:r>
+                          <w:rPr>
+                            <w:rFonts w:ascii="Calibri" w:hAnsi="Calibri"/>
+                            <w:spacing w:val="-14"/>
+                            <w:sz w:val="44"/>
+                          </w:rPr>
+                          <w:t>a</w:t>
+                        </w:r>
+                        <w:r>
+                          <w:rPr>
+                            <w:rFonts w:ascii="Calibri" w:hAnsi="Calibri"/>
+                            <w:spacing w:val="-36"/>
+                            <w:sz w:val="44"/>
+                          </w:rPr>
+                          <w:t xml:space="preserve"> </w:t>
+                        </w:r>
+                        <w:r>
+                          <w:rPr>
+                            <w:rFonts w:ascii="Calibri" w:hAnsi="Calibri"/>
+                            <w:b/>
+                            <w:spacing w:val="-14"/>
+                            <w:sz w:val="44"/>
+                          </w:rPr>
+                          <w:t>ZAVO</w:t>
+                        </w:r>
+                      </w:p>
+                      <w:p>
+                        <w:pPr>
+                          <w:spacing w:before="78"/>
+                          <w:rPr>
+                            <w:rFonts w:ascii="Calibri" w:hAnsi="Calibri"/>
+                            <w:sz w:val="44"/>
+                          </w:rPr>
+                        </w:pPr>
+                        <w:r>
+                          <w:rPr>
+                            <w:rFonts w:ascii="Calibri" w:hAnsi="Calibri"/>
+                            <w:b/>
+                            <w:spacing w:val="-16"/>
+                            <w:sz w:val="44"/>
+                          </w:rPr>
+                          <w:t>LTDA</w:t>
+                        </w:r>
+                        <w:r>
+                          <w:rPr>
+                            <w:rFonts w:ascii="Calibri" w:hAnsi="Calibri"/>
+                            <w:b/>
+                            <w:spacing w:val="-35"/>
+                            <w:sz w:val="44"/>
+                          </w:rPr>
+                          <w:t xml:space="preserve"> </w:t>
+                        </w:r>
+                        <w:r>
+                          <w:rPr>
+                            <w:rFonts w:ascii="Calibri" w:hAnsi="Calibri"/>
+                            <w:spacing w:val="-16"/>
+                            <w:sz w:val="44"/>
+                          </w:rPr>
+                          <w:t>CNPJ:</w:t>
+                        </w:r>
+                        <w:r>
+                          <w:rPr>
+                            <w:rFonts w:ascii="Calibri" w:hAnsi="Calibri"/>
+                            <w:spacing w:val="-34"/>
+                            <w:sz w:val="44"/>
+                          </w:rPr>
+                          <w:t xml:space="preserve"> </w:t>
+                        </w:r>
+                        <w:r>
+                          <w:rPr>
+                            <w:rFonts w:ascii="Calibri" w:hAnsi="Calibri"/>
+                            <w:b/>
+                            <w:spacing w:val="-16"/>
+                            <w:sz w:val="44"/>
+                          </w:rPr>
+                          <w:t>54.474.185/0001-03</w:t>
+                        </w:r>
+                        <w:r>
+                          <w:rPr>
+                            <w:rFonts w:ascii="Calibri" w:hAnsi="Calibri"/>
+                            <w:b/>
+                            <w:spacing w:val="-35"/>
+                            <w:sz w:val="44"/>
+                          </w:rPr>
+                          <w:t xml:space="preserve"> </w:t>
+                        </w:r>
+                        <w:r>
+                          <w:rPr>
+                            <w:rFonts w:ascii="Calibri" w:hAnsi="Calibri"/>
+                            <w:spacing w:val="-16"/>
+                            <w:sz w:val="44"/>
+                          </w:rPr>
+                          <w:t>ou</w:t>
+                        </w:r>
+                        <w:r>
+                          <w:rPr>
+                            <w:rFonts w:ascii="Calibri" w:hAnsi="Calibri"/>
+                            <w:spacing w:val="-34"/>
+                            <w:sz w:val="44"/>
+                          </w:rPr>
+                          <w:t xml:space="preserve"> </w:t>
+                        </w:r>
+                        <w:r>
+                          <w:rPr>
+                            <w:rFonts w:ascii="Calibri" w:hAnsi="Calibri"/>
+                            <w:spacing w:val="-16"/>
+                            <w:sz w:val="44"/>
+                          </w:rPr>
+                          <w:t>à</w:t>
+                        </w:r>
+                        <w:r>
+                          <w:rPr>
+                            <w:rFonts w:ascii="Calibri" w:hAnsi="Calibri"/>
+                            <w:spacing w:val="-34"/>
+                            <w:sz w:val="44"/>
+                          </w:rPr>
+                          <w:t xml:space="preserve"> </w:t>
+                        </w:r>
+                        <w:r>
+                          <w:rPr>
+                            <w:rFonts w:ascii="Calibri" w:hAnsi="Calibri"/>
+                            <w:spacing w:val="-16"/>
+                            <w:sz w:val="44"/>
+                          </w:rPr>
+                          <w:t>sua</w:t>
+                        </w:r>
+                        <w:r>
+                          <w:rPr>
+                            <w:rFonts w:ascii="Calibri" w:hAnsi="Calibri"/>
+                            <w:spacing w:val="-35"/>
+                            <w:sz w:val="44"/>
+                          </w:rPr>
+                          <w:t xml:space="preserve"> </w:t>
+                        </w:r>
+                        <w:r>
+                          <w:rPr>
+                            <w:rFonts w:ascii="Calibri" w:hAnsi="Calibri"/>
+                            <w:spacing w:val="-16"/>
+                            <w:sz w:val="44"/>
+                          </w:rPr>
+                          <w:t>ordem</w:t>
+                        </w:r>
+                        <w:r>
+                          <w:rPr>
+                            <w:rFonts w:ascii="Calibri" w:hAnsi="Calibri"/>
+                            <w:spacing w:val="-34"/>
+                            <w:sz w:val="44"/>
+                          </w:rPr>
+                          <w:t xml:space="preserve"> </w:t>
+                        </w:r>
+                        <w:r>
+                          <w:rPr>
+                            <w:rFonts w:ascii="Calibri" w:hAnsi="Calibri"/>
+                            <w:spacing w:val="-16"/>
+                            <w:sz w:val="44"/>
+                          </w:rPr>
+                          <w:t>a</w:t>
+                        </w:r>
+                        <w:r>
+                          <w:rPr>
+                            <w:rFonts w:ascii="Calibri" w:hAnsi="Calibri"/>
+                            <w:spacing w:val="-34"/>
+                            <w:sz w:val="44"/>
+                          </w:rPr>
+                          <w:t xml:space="preserve"> </w:t>
+                        </w:r>
+                        <w:r>
+                          <w:rPr>
+                            <w:rFonts w:ascii="Calibri" w:hAnsi="Calibri"/>
+                            <w:spacing w:val="-16"/>
+                            <w:sz w:val="44"/>
+                          </w:rPr>
+                          <w:t>quantia</w:t>
+                        </w:r>
+                        <w:r>
+                          <w:rPr>
+                            <w:rFonts w:ascii="Calibri" w:hAnsi="Calibri"/>
+                            <w:spacing w:val="-35"/>
+                            <w:sz w:val="44"/>
+                          </w:rPr>
+                          <w:t xml:space="preserve"> </w:t>
+                        </w:r>
+                        <w:r>
+                          <w:rPr>
+                            <w:rFonts w:ascii="Calibri" w:hAnsi="Calibri"/>
+                            <w:spacing w:val="-16"/>
+                            <w:sz w:val="44"/>
+                          </w:rPr>
+                          <w:t>de</w:t>
+                        </w:r>
+                        <w:r>
+                          <w:rPr>
+                            <w:rFonts w:ascii="Calibri" w:hAnsi="Calibri"/>
+                            <w:spacing w:val="-34"/>
+                            <w:sz w:val="44"/>
+                          </w:rPr>
+                          <w:t xml:space="preserve"> </w:t>
+                        </w:r>
+                        <w:r>
+                          <w:rPr>
+                            <w:rFonts w:ascii="Calibri" w:hAnsi="Calibri"/>
+                            <w:b/>
+                            <w:spacing w:val="-16"/>
+                            <w:sz w:val="44"/>
+                          </w:rPr>
+                          <w:t xml:space="preserve">{s1_valor_parcela_extenso_upper} </w:t>
+                        </w:r>
+                        <w:r>
+                          <w:rPr>
+                            <w:rFonts w:ascii="Calibri" w:hAnsi="Calibri"/>
+                            <w:spacing w:val="-18"/>
+                            <w:sz w:val="44"/>
+                          </w:rPr>
+                          <w:t>em</w:t>
+                        </w:r>
+                        <w:r>
+                          <w:rPr>
+                            <w:rFonts w:ascii="Calibri" w:hAnsi="Calibri"/>
+                            <w:spacing w:val="-35"/>
+                            <w:sz w:val="44"/>
+                          </w:rPr>
+                          <w:t xml:space="preserve"> </w:t>
+                        </w:r>
+                        <w:r>
+                          <w:rPr>
+                            <w:rFonts w:ascii="Calibri" w:hAnsi="Calibri"/>
+                            <w:spacing w:val="-18"/>
+                            <w:sz w:val="44"/>
+                          </w:rPr>
+                          <w:t>moeda</w:t>
+                        </w:r>
+                        <w:r>
+                          <w:rPr>
+                            <w:rFonts w:ascii="Calibri" w:hAnsi="Calibri"/>
+                            <w:spacing w:val="-36"/>
+                            <w:sz w:val="44"/>
+                          </w:rPr>
+                          <w:t xml:space="preserve"> </w:t>
+                        </w:r>
+                        <w:r>
+                          <w:rPr>
+                            <w:rFonts w:ascii="Calibri" w:hAnsi="Calibri"/>
+                            <w:spacing w:val="-18"/>
+                            <w:sz w:val="44"/>
+                          </w:rPr>
+                          <w:t>corrente</w:t>
+                        </w:r>
+                        <w:r>
+                          <w:rPr>
+                            <w:rFonts w:ascii="Calibri" w:hAnsi="Calibri"/>
+                            <w:spacing w:val="-35"/>
+                            <w:sz w:val="44"/>
+                          </w:rPr>
+                          <w:t xml:space="preserve"> </w:t>
+                        </w:r>
+                        <w:r>
+                          <w:rPr>
+                            <w:rFonts w:ascii="Calibri" w:hAnsi="Calibri"/>
+                            <w:spacing w:val="-18"/>
+                            <w:sz w:val="44"/>
+                          </w:rPr>
+                          <w:t>desse</w:t>
+                        </w:r>
+                        <w:r>
+                          <w:rPr>
+                            <w:rFonts w:ascii="Calibri" w:hAnsi="Calibri"/>
+                            <w:spacing w:val="-35"/>
+                            <w:sz w:val="44"/>
+                          </w:rPr>
+                          <w:t xml:space="preserve"> </w:t>
+                        </w:r>
+                        <w:r>
+                          <w:rPr>
+                            <w:rFonts w:ascii="Calibri" w:hAnsi="Calibri"/>
+                            <w:spacing w:val="-18"/>
+                            <w:sz w:val="44"/>
+                          </w:rPr>
+                          <w:t>país</w:t>
+                        </w:r>
+                      </w:p>
+                    </w:txbxContent>
+                  </v:textbox>
+                </v:shape>
+                <v:shape id="Textbox 9" o:spid="_x0000_s1044" type="#_x0000_t202" style="position:absolute;left:3776;top:29199;width:46673;height:2794;visibility:visible;mso-wrap-style:square;v-text-anchor:top" o:gfxdata="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" filled="f" stroked="f">
+                  <v:textbox inset="0,0,0,0">
+                    <w:txbxContent>
+                      <w:p>
+                        <w:pPr>
+                          <w:spacing w:line="440" w:lineRule="exact"/>
+                          <w:rPr>
+                            <w:rFonts w:ascii="Calibri"/>
+                            <w:b/>
+                            <w:sz w:val="44"/>
+                          </w:rPr>
+                        </w:pPr>
+                        <w:r>
+                          <w:rPr>
+                            <w:rFonts w:ascii="Calibri"/>
+                            <w:spacing w:val="-16"/>
+                            <w:sz w:val="44"/>
+                          </w:rPr>
+                          <w:t>Local</w:t>
+                        </w:r>
+                        <w:r>
+                          <w:rPr>
+                            <w:rFonts w:ascii="Calibri"/>
+                            <w:spacing w:val="-37"/>
+                            <w:sz w:val="44"/>
+                          </w:rPr>
+                          <w:t xml:space="preserve"> </w:t>
+                        </w:r>
+                        <w:r>
+                          <w:rPr>
+                            <w:rFonts w:ascii="Calibri"/>
+                            <w:spacing w:val="-16"/>
+                            <w:sz w:val="44"/>
+                          </w:rPr>
+                          <w:t>de</w:t>
+                        </w:r>
+                        <w:r>
+                          <w:rPr>
+                            <w:rFonts w:ascii="Calibri"/>
+                            <w:spacing w:val="-35"/>
+                            <w:sz w:val="44"/>
+                          </w:rPr>
+                          <w:t xml:space="preserve"> </w:t>
+                        </w:r>
+                        <w:r>
+                          <w:rPr>
+                            <w:rFonts w:ascii="Calibri"/>
+                            <w:spacing w:val="-16"/>
+                            <w:sz w:val="44"/>
+                          </w:rPr>
+                          <w:t>pagamento:</w:t>
+                        </w:r>
+                        <w:r>
+                          <w:rPr>
+                            <w:rFonts w:ascii="Calibri"/>
+                            <w:spacing w:val="-34"/>
+                            <w:sz w:val="44"/>
+                          </w:rPr>
+                          <w:t xml:space="preserve"> </w:t>
+                        </w:r>
+                        <w:r>
+                          <w:rPr>
+                            <w:rFonts w:ascii="Calibri"/>
+                            <w:b/>
+                            <w:spacing w:val="-16"/>
+                            <w:sz w:val="44"/>
+                          </w:rPr>
+                          <w:t>{s1_local_pagamento}</w:t>
+                        </w:r>
+                      </w:p>
+                    </w:txbxContent>
+                  </v:textbox>
+                </v:shape>
+                <v:shape id="Textbox 10" o:spid="_x0000_s1045" type="#_x0000_t202" style="position:absolute;left:68895;top:29199;width:51238;height:8007;visibility:visible;mso-wrap-style:square;v-text-anchor:top" o:gfxdata="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" filled="f" stroked="f">
+                  <v:textbox inset="0,0,0,0">
+                    <w:txbxContent>
+                      <w:p>
+                        <w:pPr>
+                          <w:spacing w:line="440" w:lineRule="exact"/>
+                          <w:jc w:val="right"/>
+                          <w:rPr>
+                            <w:rFonts w:ascii="Calibri" w:hAnsi="Calibri"/>
+                            <w:b/>
+                            <w:sz w:val="44"/>
+                          </w:rPr>
+                        </w:pPr>
+                        <w:r>
+                          <w:rPr>
+                            <w:rFonts w:ascii="Calibri" w:hAnsi="Calibri"/>
+                            <w:spacing w:val="-16"/>
+                            <w:sz w:val="44"/>
+                          </w:rPr>
+                          <w:t>Data</w:t>
+                        </w:r>
+                        <w:r>
+                          <w:rPr>
+                            <w:rFonts w:ascii="Calibri" w:hAnsi="Calibri"/>
+                            <w:spacing w:val="-30"/>
+                            <w:sz w:val="44"/>
+                          </w:rPr>
+                          <w:t xml:space="preserve"> </w:t>
+                        </w:r>
+                        <w:r>
+                          <w:rPr>
+                            <w:rFonts w:ascii="Calibri" w:hAnsi="Calibri"/>
+                            <w:spacing w:val="-16"/>
+                            <w:sz w:val="44"/>
+                          </w:rPr>
+                          <w:t>de</w:t>
+                        </w:r>
+                        <w:r>
+                          <w:rPr>
+                            <w:rFonts w:ascii="Calibri" w:hAnsi="Calibri"/>
+                            <w:spacing w:val="-27"/>
+                            <w:sz w:val="44"/>
+                          </w:rPr>
+                          <w:t xml:space="preserve"> </w:t>
+                        </w:r>
+                        <w:r>
+                          <w:rPr>
+                            <w:rFonts w:ascii="Calibri" w:hAnsi="Calibri"/>
+                            <w:spacing w:val="-16"/>
+                            <w:sz w:val="44"/>
+                          </w:rPr>
+                          <w:t>emissão:</w:t>
+                        </w:r>
+                        <w:r>
+                          <w:rPr>
+                            <w:rFonts w:ascii="Calibri" w:hAnsi="Calibri"/>
+                            <w:spacing w:val="-27"/>
+                            <w:sz w:val="44"/>
+                          </w:rPr>
+                          <w:t xml:space="preserve"> </w:t>
+                        </w:r>
+                        <w:r>
+                          <w:rPr>
+                            <w:rFonts w:ascii="Calibri" w:hAnsi="Calibri"/>
+                            <w:b/>
+                            <w:bCs/>
+                            <w:spacing w:val="-27"/>
+                            <w:sz w:val="44"/>
+                          </w:rPr>
+                          <w:t>{</w:t>
+                        </w:r>
+                        <w:r>
+                          <w:rPr>
+                            <w:rFonts w:ascii="Calibri" w:hAnsi="Calibri"/>
+                            <w:b/>
+                            <w:bCs/>
+                            <w:spacing w:val="-16"/>
+                            <w:sz w:val="44"/>
+                          </w:rPr>
+                          <w:t>s1_data</w:t>
+                        </w:r>
+                        <w:r>
+                          <w:rPr>
+                            <w:rFonts w:ascii="Calibri" w:hAnsi="Calibri"/>
+                            <w:b/>
+                            <w:spacing w:val="-16"/>
+                            <w:sz w:val="44"/>
+                          </w:rPr>
+                          <w:t>_emissao}</w:t>
+                        </w:r>
+                      </w:p>
+                    </w:txbxContent>
+                  </v:textbox>
+                </v:shape>
+                <v:shape id="Textbox 11" o:spid="_x0000_s1046" type="#_x0000_t202" style="position:absolute;left:3776;top:36810;width:50667;height:14509;visibility:visible;mso-wrap-style:square;v-text-anchor:top" o:gfxdata="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" filled="f" stroked="f">
+                  <v:textbox inset="0,0,0,0">
+                    <w:txbxContent>
+                      <w:p>
+                        <w:pPr>
+                          <w:spacing w:line="448" w:lineRule="exact"/>
+                          <w:rPr>
+                            <w:rFonts w:ascii="Calibri"/>
+                            <w:b/>
+                            <w:sz w:val="44"/>
+                          </w:rPr>
+                        </w:pPr>
+                        <w:r>
+                          <w:rPr>
+                            <w:rFonts w:ascii="Calibri"/>
+                            <w:spacing w:val="-16"/>
+                            <w:sz w:val="44"/>
+                          </w:rPr>
+                          <w:t>Nome</w:t>
+                        </w:r>
+                        <w:r>
+                          <w:rPr>
+                            <w:rFonts w:ascii="Calibri"/>
+                            <w:spacing w:val="-32"/>
+                            <w:sz w:val="44"/>
+                          </w:rPr>
+                          <w:t xml:space="preserve"> </w:t>
+                        </w:r>
+                        <w:r>
+                          <w:rPr>
+                            <w:rFonts w:ascii="Calibri"/>
+                            <w:spacing w:val="-16"/>
+                            <w:sz w:val="44"/>
+                          </w:rPr>
+                          <w:t>do</w:t>
+                        </w:r>
+                        <w:r>
+                          <w:rPr>
+                            <w:rFonts w:ascii="Calibri"/>
+                            <w:spacing w:val="-29"/>
+                            <w:sz w:val="44"/>
+                          </w:rPr>
+                          <w:t xml:space="preserve"> </w:t>
+                        </w:r>
+                        <w:r>
+                          <w:rPr>
+                            <w:rFonts w:ascii="Calibri"/>
+                            <w:spacing w:val="-16"/>
+                            <w:sz w:val="44"/>
+                          </w:rPr>
+                          <w:t>emitente:</w:t>
+                        </w:r>
+                        <w:r>
+                          <w:rPr>
+                            <w:rFonts w:ascii="Calibri"/>
+                            <w:spacing w:val="-29"/>
+                            <w:sz w:val="44"/>
+                          </w:rPr>
+                          <w:t xml:space="preserve"> </w:t>
+                        </w:r>
+                        <w:r>
+                          <w:rPr>
+                            <w:rFonts w:ascii="Calibri"/>
+                            <w:b/>
+                            <w:spacing w:val="-16"/>
+                            <w:sz w:val="44"/>
+                          </w:rPr>
+                          <w:t>{s1_nome_cliente}</w:t>
+                        </w:r>
+                      </w:p>
+                      <w:p>
+                        <w:pPr>
+                          <w:spacing w:before="78"/>
+                          <w:rPr>
+                            <w:rFonts w:ascii="Calibri"/>
+                            <w:b/>
+                            <w:sz w:val="44"/>
+                          </w:rPr>
+                        </w:pPr>
+                        <w:r>
+                          <w:rPr>
+                            <w:rFonts w:ascii="Calibri"/>
+                            <w:spacing w:val="-18"/>
+                            <w:sz w:val="44"/>
+                          </w:rPr>
+                          <w:t>CPF:</w:t>
+                        </w:r>
+                        <w:r>
+                          <w:rPr>
+                            <w:rFonts w:ascii="Calibri"/>
+                            <w:spacing w:val="-17"/>
+                            <w:sz w:val="44"/>
+                          </w:rPr>
+                          <w:t xml:space="preserve"> </w:t>
+                        </w:r>
+                        <w:r>
+                          <w:rPr>
+                            <w:rFonts w:ascii="Calibri"/>
+                            <w:b/>
+                            <w:spacing w:val="-18"/>
+                            <w:sz w:val="44"/>
+                          </w:rPr>
+                          <w:t>{s1_cpf}</w:t>
+                        </w:r>
+                      </w:p>
+                      <w:p>
+                        <w:pPr>
+                          <w:spacing w:before="1" w:line="610" w:lineRule="atLeast"/>
+                          <w:ind w:right="8"/>
+                          <w:rPr>
+                            <w:rFonts w:ascii="Calibri" w:hAnsi="Calibri"/>
+                            <w:b/>
+                            <w:sz w:val="44"/>
+                          </w:rPr>
+                        </w:pPr>
+                        <w:r>
+                          <w:rPr>
+                            <w:rFonts w:ascii="Calibri" w:hAnsi="Calibri"/>
+                            <w:spacing w:val="-14"/>
+                            <w:sz w:val="44"/>
+                          </w:rPr>
+                          <w:t>Endereço:</w:t>
+                        </w:r>
+                        <w:r>
+                          <w:rPr>
+                            <w:rFonts w:ascii="Calibri" w:hAnsi="Calibri"/>
+                            <w:spacing w:val="-36"/>
+                            <w:sz w:val="44"/>
+                          </w:rPr>
+                          <w:t xml:space="preserve"> </w:t>
+                        </w:r>
+                        <w:r>
+                          <w:rPr>
+                            <w:rFonts w:ascii="Calibri" w:hAnsi="Calibri"/>
+                            <w:b/>
+                            <w:spacing w:val="-14"/>
+                            <w:sz w:val="44"/>
+                          </w:rPr>
+                          <w:t>{s1_endereco}</w:t>
+                        </w:r>
+                      </w:p>
+                    </w:txbxContent>
+                  </v:textbox>
+                </v:shape>
+                <v:shape id="Textbox 12" o:spid="_x0000_s1047" type="#_x0000_t202" style="position:absolute;left:91961;top:52254;width:24333;height:2794;visibility:visible;mso-wrap-style:square;v-text-anchor:top" o:gfxdata="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" filled="f" stroked="f">
+                  <v:textbox inset="0,0,0,0">
+                    <w:txbxContent>
+                      <w:p>
+                        <w:pPr>
+                          <w:spacing w:line="440" w:lineRule="exact"/>
+                          <w:rPr>
+                            <w:rFonts w:ascii="Calibri"/>
+                            <w:sz w:val="44"/>
+                          </w:rPr>
+                        </w:pPr>
+                        <w:r>
+                          <w:rPr>
+                            <w:rFonts w:ascii="Calibri"/>
+                            <w:spacing w:val="-16"/>
+                            <w:sz w:val="44"/>
+                          </w:rPr>
+                          <w:t>Assinatura</w:t>
+                        </w:r>
+                        <w:r>
+                          <w:rPr>
+                            <w:rFonts w:ascii="Calibri"/>
+                            <w:spacing w:val="-30"/>
+                            <w:sz w:val="44"/>
+                          </w:rPr>
+                          <w:t xml:space="preserve"> </w:t>
+                        </w:r>
+                        <w:r>
+                          <w:rPr>
+                            <w:rFonts w:ascii="Calibri"/>
+                            <w:spacing w:val="-16"/>
+                            <w:sz w:val="44"/>
+                          </w:rPr>
+                          <w:t>do</w:t>
+                        </w:r>
+                        <w:r>
+                          <w:rPr>
+                            <w:rFonts w:ascii="Calibri"/>
+                            <w:spacing w:val="-30"/>
+                            <w:sz w:val="44"/>
+                          </w:rPr>
+                          <w:t xml:space="preserve"> </w:t>
+                        </w:r>
+                        <w:r>
+                          <w:rPr>
+                            <w:rFonts w:ascii="Calibri"/>
+                            <w:spacing w:val="-16"/>
+                            <w:sz w:val="44"/>
+                          </w:rPr>
+                          <w:t>emitente</w:t>
+                        </w:r>
+                      </w:p>
+                    </w:txbxContent>
+                  </v:textbox>
+                </v:shape>
+                <w10:wrap anchorx="margin" anchory="page"/>
+              </v:group>
             </w:pict>
           </mc:Fallback>
         </mc:AlternateContent>
@@ -3608,13 +5302,13 @@
         <mc:AlternateContent>
           <mc:Choice Requires="wpg">
             <w:drawing>
-              <wp:anchor distT="0" distB="0" distL="0" distR="0" simplePos="0" relativeHeight="251649536" behindDoc="0" locked="0" layoutInCell="1" allowOverlap="1" wp14:anchorId="5DC026A4" wp14:editId="0FA81339">
+              <wp:anchor distT="0" distB="0" distL="0" distR="0" simplePos="0" relativeHeight="251649536" behindDoc="0" locked="0" layoutInCell="1" allowOverlap="1" wp14:anchorId="5DC026A4" wp14:editId="1A667F9C">
                 <wp:simplePos x="0" y="0"/>
-                <wp:positionH relativeFrom="page">
-                  <wp:posOffset>491319</wp:posOffset>
+                <wp:positionH relativeFrom="margin">
+                  <wp:posOffset>-352425</wp:posOffset>
                 </wp:positionH>
                 <wp:positionV relativeFrom="page">
-                  <wp:posOffset>7028597</wp:posOffset>
+                  <wp:posOffset>6654800</wp:posOffset>
                 </wp:positionV>
                 <wp:extent cx="12102465" cy="5758815"/>
                 <wp:effectExtent l="0" t="0" r="0" b="0"/>
@@ -3955,21 +5649,6 @@
                               <w:r>
                                 <w:rPr>
                                   <w:rFonts w:ascii="Calibri"/>
-                                  <w:sz w:val="44"/>
-                                </w:rPr>
-                                <w:t>N.</w:t>
-                              </w:r>
-                              <w:r>
-                                <w:rPr>
-                                  <w:rFonts w:ascii="Calibri"/>
-                                  <w:spacing w:val="-20"/>
-                                  <w:sz w:val="44"/>
-                                </w:rPr>
-                                <w:t xml:space="preserve"> </w:t>
-                              </w:r>
-                              <w:r>
-                                <w:rPr>
-                                  <w:rFonts w:ascii="Calibri"/>
                                   <w:b/>
                                   <w:spacing w:val="-2"/>
                                   <w:sz w:val="44"/>
@@ -4159,7 +5838,7 @@
                         <wps:spPr>
                           <a:xfrm>
                             <a:off x="377664" y="1454086"/>
-                            <a:ext cx="11253470" cy="1060450"/>
+                            <a:ext cx="11253470" cy="1403414"/>
                           </a:xfrm>
                           <a:prstGeom prst="rect">
                             <a:avLst/>
@@ -5222,17 +6901,17 @@
           </mc:Choice>
           <mc:Fallback>
             <w:pict>
-              <v:group w14:anchorId="5DC026A4" id="_x0000_s1041" style="position:absolute;margin-left:38.7pt;margin-top:553.45pt;width:952.95pt;height:453.45pt;z-index:251649536;mso-wrap-distance-left:0;mso-wrap-distance-right:0;mso-position-horizontal-relative:page;mso-position-vertical-relative:page" coordsize="121024,57588" o:gfxdata="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">
-                <v:shape id="Graphic 14" o:spid="_x0000_s1042" style="position:absolute;width:121024;height:57588;visibility:visible;mso-wrap-style:square;v-text-anchor:top" coordsize="12102465,5758815" o:gfxdata="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" path="m11740475,5758606r-11369001,l324877,5755713r-44869,-8451l237213,5733603r-40371,-18520l159243,5692052r-34480,-27196l93751,5633844,66555,5599364,43524,5561764,25004,5521393,11345,5478599,2894,5433729,,5387132,,371475,2894,324878r8451,-44870l25004,237213,43524,196842,66555,159243,93751,124763,124763,93751,159243,66556,196842,43524,237213,25004,280008,11345,324877,2894,371474,,11740475,r46597,2894l11831942,11345r42795,13659l11915108,43524r37599,23032l11987187,93751r31011,31012l12045394,159243r23032,37599l12086946,237213r13659,42795l12102072,287797r,5183013l12086946,5521393r-18520,40371l12045394,5599364r-27196,34480l11987187,5664856r-34480,27196l11915108,5715083r-40371,18520l11831942,5747262r-44870,8451l11740475,5758606xe" stroked="f">
+              <v:group w14:anchorId="5DC026A4" id="_x0000_s1048" style="position:absolute;margin-left:-27.75pt;margin-top:524pt;width:952.95pt;height:453.45pt;z-index:251649536;mso-wrap-distance-left:0;mso-wrap-distance-right:0;mso-position-horizontal-relative:margin;mso-position-vertical-relative:page" coordsize="121024,57588" o:gfxdata="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">
+                <v:shape id="Graphic 14" o:spid="_x0000_s1049" style="position:absolute;width:121024;height:57588;visibility:visible;mso-wrap-style:square;v-text-anchor:top" coordsize="12102465,5758815" o:gfxdata="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" path="m11740475,5758606r-11369001,l324877,5755713r-44869,-8451l237213,5733603r-40371,-18520l159243,5692052r-34480,-27196l93751,5633844,66555,5599364,43524,5561764,25004,5521393,11345,5478599,2894,5433729,,5387132,,371475,2894,324878r8451,-44870l25004,237213,43524,196842,66555,159243,93751,124763,124763,93751,159243,66556,196842,43524,237213,25004,280008,11345,324877,2894,371474,,11740475,r46597,2894l11831942,11345r42795,13659l11915108,43524r37599,23032l11987187,93751r31011,31012l12045394,159243r23032,37599l12086946,237213r13659,42795l12102072,287797r,5183013l12086946,5521393r-18520,40371l12045394,5599364r-27196,34480l11987187,5664856r-34480,27196l11915108,5715083r-40371,18520l11831942,5747262r-44870,8451l11740475,5758606xe" stroked="f">
                   <v:path arrowok="t"/>
                 </v:shape>
-                <v:shape id="Image 15" o:spid="_x0000_s1043" type="#_x0000_t75" style="position:absolute;left:15612;top:10852;width:89893;height:36862;visibility:visible;mso-wrap-style:square" o:gfxdata="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">
+                <v:shape id="Image 15" o:spid="_x0000_s1050" type="#_x0000_t75" style="position:absolute;left:15612;top:10852;width:89893;height:36862;visibility:visible;mso-wrap-style:square" o:gfxdata="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">
                   <v:imagedata r:id="rId5" o:title=""/>
                 </v:shape>
-                <v:shape id="Graphic 16" o:spid="_x0000_s1044" style="position:absolute;left:86602;top:50036;width:29566;height:12;visibility:visible;mso-wrap-style:square;v-text-anchor:top" coordsize="2956560,1270" o:gfxdata="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" path="m,l2956128,e" filled="f" strokeweight="1.0583mm">
+                <v:shape id="Graphic 16" o:spid="_x0000_s1051" style="position:absolute;left:86602;top:50036;width:29566;height:12;visibility:visible;mso-wrap-style:square;v-text-anchor:top" coordsize="2956560,1270" o:gfxdata="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" path="m,l2956128,e" filled="f" strokeweight="1.0583mm">
                   <v:path arrowok="t"/>
                 </v:shape>
-                <v:shape id="Textbox 17" o:spid="_x0000_s1045" type="#_x0000_t202" style="position:absolute;left:3776;top:3776;width:35706;height:9337;visibility:visible;mso-wrap-style:square;v-text-anchor:top" o:gfxdata="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" filled="f" stroked="f">
+                <v:shape id="Textbox 17" o:spid="_x0000_s1052" type="#_x0000_t202" style="position:absolute;left:3776;top:3776;width:35706;height:9337;visibility:visible;mso-wrap-style:square;v-text-anchor:top" o:gfxdata="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" filled="f" stroked="f">
                   <v:textbox inset="0,0,0,0">
                     <w:txbxContent>
                       <w:p>
@@ -5286,21 +6965,6 @@
                         <w:r>
                           <w:rPr>
                             <w:rFonts w:ascii="Calibri"/>
-                            <w:sz w:val="44"/>
-                          </w:rPr>
-                          <w:t>N.</w:t>
-                        </w:r>
-                        <w:r>
-                          <w:rPr>
-                            <w:rFonts w:ascii="Calibri"/>
-                            <w:spacing w:val="-20"/>
-                            <w:sz w:val="44"/>
-                          </w:rPr>
-                          <w:t xml:space="preserve"> </w:t>
-                        </w:r>
-                        <w:r>
-                          <w:rPr>
-                            <w:rFonts w:ascii="Calibri"/>
                             <w:b/>
                             <w:spacing w:val="-2"/>
                             <w:sz w:val="44"/>
@@ -5339,7 +7003,7 @@
                     </w:txbxContent>
                   </v:textbox>
                 </v:shape>
-                <v:shape id="Textbox 18" o:spid="_x0000_s1046" type="#_x0000_t202" style="position:absolute;left:81381;top:3554;width:35674;height:8604;visibility:visible;mso-wrap-style:square;v-text-anchor:top" o:gfxdata="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" filled="f" stroked="f">
+                <v:shape id="Textbox 18" o:spid="_x0000_s1053" type="#_x0000_t202" style="position:absolute;left:81381;top:3554;width:35674;height:8604;visibility:visible;mso-wrap-style:square;v-text-anchor:top" o:gfxdata="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" filled="f" stroked="f">
                   <v:textbox inset="0,0,0,0">
                     <w:txbxContent>
                       <w:p>
@@ -5467,7 +7131,7 @@
                     </w:txbxContent>
                   </v:textbox>
                 </v:shape>
-                <v:shape id="Textbox 19" o:spid="_x0000_s1047" type="#_x0000_t202" style="position:absolute;left:3776;top:14540;width:112535;height:10605;visibility:visible;mso-wrap-style:square;v-text-anchor:top" o:gfxdata="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" filled="f" stroked="f">
+                <v:shape id="Textbox 19" o:spid="_x0000_s1054" type="#_x0000_t202" style="position:absolute;left:3776;top:14540;width:112535;height:14035;visibility:visible;mso-wrap-style:square;v-text-anchor:top" o:gfxdata="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" filled="f" stroked="f">
                   <v:textbox inset="0,0,0,0">
                     <w:txbxContent>
                       <w:p>
@@ -5980,7 +7644,7 @@
                     </w:txbxContent>
                   </v:textbox>
                 </v:shape>
-                <v:shape id="Textbox 20" o:spid="_x0000_s1048" type="#_x0000_t202" style="position:absolute;left:3776;top:29199;width:46358;height:3120;visibility:visible;mso-wrap-style:square;v-text-anchor:top" o:gfxdata="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" filled="f" stroked="f">
+                <v:shape id="Textbox 20" o:spid="_x0000_s1055" type="#_x0000_t202" style="position:absolute;left:3776;top:29199;width:46358;height:3120;visibility:visible;mso-wrap-style:square;v-text-anchor:top" o:gfxdata="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" filled="f" stroked="f">
                   <v:textbox inset="0,0,0,0">
                     <w:txbxContent>
                       <w:p>
@@ -6081,7 +7745,7 @@
                     </w:txbxContent>
                   </v:textbox>
                 </v:shape>
-                <v:shape id="Textbox 21" o:spid="_x0000_s1049" type="#_x0000_t202" style="position:absolute;left:68107;top:29199;width:48441;height:3750;visibility:visible;mso-wrap-style:square;v-text-anchor:top" o:gfxdata="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" filled="f" stroked="f">
+                <v:shape id="Textbox 21" o:spid="_x0000_s1056" type="#_x0000_t202" style="position:absolute;left:68107;top:29199;width:48441;height:3750;visibility:visible;mso-wrap-style:square;v-text-anchor:top" o:gfxdata="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" filled="f" stroked="f">
                   <v:textbox inset="0,0,0,0">
                     <w:txbxContent>
                       <w:p>
@@ -6205,7 +7869,7 @@
                     </w:txbxContent>
                   </v:textbox>
                 </v:shape>
-                <v:shape id="Textbox 22" o:spid="_x0000_s1050" type="#_x0000_t202" style="position:absolute;left:3776;top:36810;width:50667;height:14509;visibility:visible;mso-wrap-style:square;v-text-anchor:top" o:gfxdata="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" filled="f" stroked="f">
+                <v:shape id="Textbox 22" o:spid="_x0000_s1057" type="#_x0000_t202" style="position:absolute;left:3776;top:36810;width:50667;height:14509;visibility:visible;mso-wrap-style:square;v-text-anchor:top" o:gfxdata="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" filled="f" stroked="f">
                   <v:textbox inset="0,0,0,0">
                     <w:txbxContent>
                       <w:p>
@@ -6403,7 +8067,7 @@
                     </w:txbxContent>
                   </v:textbox>
                 </v:shape>
-                <v:shape id="Textbox 23" o:spid="_x0000_s1051" type="#_x0000_t202" style="position:absolute;left:91961;top:52254;width:24333;height:2794;visibility:visible;mso-wrap-style:square;v-text-anchor:top" o:gfxdata="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" filled="f" stroked="f">
+                <v:shape id="Textbox 23" o:spid="_x0000_s1058" type="#_x0000_t202" style="position:absolute;left:91961;top:52254;width:24333;height:2794;visibility:visible;mso-wrap-style:square;v-text-anchor:top" o:gfxdata="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" filled="f" stroked="f">
                   <v:textbox inset="0,0,0,0">
                     <w:txbxContent>
                       <w:p>
@@ -6458,2471 +8122,7 @@
                     </w:txbxContent>
                   </v:textbox>
                 </v:shape>
-                <w10:wrap anchorx="page" anchory="page"/>
-              </v:group>
-            </w:pict>
-          </mc:Fallback>
-        </mc:AlternateContent>
-      </w:r>
-      <w:r>
-        <w:rPr>
-          <w:noProof/>
-          <w:sz w:val="17"/>
-        </w:rPr>
-        <mc:AlternateContent>
-          <mc:Choice Requires="wpg">
-            <w:drawing>
-              <wp:anchor distT="0" distB="0" distL="0" distR="0" simplePos="0" relativeHeight="251645440" behindDoc="0" locked="0" layoutInCell="1" allowOverlap="1" wp14:anchorId="3B11E868" wp14:editId="1A3A0D10">
-                <wp:simplePos x="0" y="0"/>
-                <wp:positionH relativeFrom="page">
-                  <wp:posOffset>488731</wp:posOffset>
-                </wp:positionH>
-                <wp:positionV relativeFrom="page">
-                  <wp:posOffset>725214</wp:posOffset>
-                </wp:positionV>
-                <wp:extent cx="12102465" cy="5758815"/>
-                <wp:effectExtent l="0" t="0" r="0" b="0"/>
-                <wp:wrapNone/>
-                <wp:docPr id="2" name="Group 2"/>
-                <wp:cNvGraphicFramePr>
-                  <a:graphicFrameLocks xmlns:a="http://schemas.openxmlformats.org/drawingml/2006/main"/>
-                </wp:cNvGraphicFramePr>
-                <a:graphic xmlns:a="http://schemas.openxmlformats.org/drawingml/2006/main">
-                  <a:graphicData uri="http://schemas.microsoft.com/office/word/2010/wordprocessingGroup">
-                    <wpg:wgp>
-                      <wpg:cNvGrpSpPr>
-                        <a:grpSpLocks/>
-                      </wpg:cNvGrpSpPr>
-                      <wpg:grpSpPr>
-                        <a:xfrm>
-                          <a:off x="0" y="0"/>
-                          <a:ext cx="12102465" cy="5758815"/>
-                          <a:chOff x="0" y="0"/>
-                          <a:chExt cx="12102465" cy="5758815"/>
-                        </a:xfrm>
-                      </wpg:grpSpPr>
-                      <wps:wsp>
-                        <wps:cNvPr id="3" name="Graphic 3"/>
-                        <wps:cNvSpPr/>
-                        <wps:spPr>
-                          <a:xfrm>
-                            <a:off x="0" y="0"/>
-                            <a:ext cx="12102465" cy="5758815"/>
-                          </a:xfrm>
-                          <a:custGeom>
-                            <a:avLst/>
-                            <a:gdLst/>
-                            <a:ahLst/>
-                            <a:cxnLst/>
-                            <a:rect l="l" t="t" r="r" b="b"/>
-                            <a:pathLst>
-                              <a:path w="12102465" h="5758815">
-                                <a:moveTo>
-                                  <a:pt x="11740475" y="5758606"/>
-                                </a:moveTo>
-                                <a:lnTo>
-                                  <a:pt x="371474" y="5758606"/>
-                                </a:lnTo>
-                                <a:lnTo>
-                                  <a:pt x="324877" y="5755712"/>
-                                </a:lnTo>
-                                <a:lnTo>
-                                  <a:pt x="280008" y="5747261"/>
-                                </a:lnTo>
-                                <a:lnTo>
-                                  <a:pt x="237213" y="5733602"/>
-                                </a:lnTo>
-                                <a:lnTo>
-                                  <a:pt x="196842" y="5715083"/>
-                                </a:lnTo>
-                                <a:lnTo>
-                                  <a:pt x="159243" y="5692051"/>
-                                </a:lnTo>
-                                <a:lnTo>
-                                  <a:pt x="124763" y="5664855"/>
-                                </a:lnTo>
-                                <a:lnTo>
-                                  <a:pt x="93751" y="5633843"/>
-                                </a:lnTo>
-                                <a:lnTo>
-                                  <a:pt x="66555" y="5599363"/>
-                                </a:lnTo>
-                                <a:lnTo>
-                                  <a:pt x="43524" y="5561764"/>
-                                </a:lnTo>
-                                <a:lnTo>
-                                  <a:pt x="25004" y="5521393"/>
-                                </a:lnTo>
-                                <a:lnTo>
-                                  <a:pt x="11345" y="5478599"/>
-                                </a:lnTo>
-                                <a:lnTo>
-                                  <a:pt x="2894" y="5433729"/>
-                                </a:lnTo>
-                                <a:lnTo>
-                                  <a:pt x="0" y="5387132"/>
-                                </a:lnTo>
-                                <a:lnTo>
-                                  <a:pt x="0" y="371475"/>
-                                </a:lnTo>
-                                <a:lnTo>
-                                  <a:pt x="2894" y="324877"/>
-                                </a:lnTo>
-                                <a:lnTo>
-                                  <a:pt x="11345" y="280008"/>
-                                </a:lnTo>
-                                <a:lnTo>
-                                  <a:pt x="25004" y="237213"/>
-                                </a:lnTo>
-                                <a:lnTo>
-                                  <a:pt x="43524" y="196842"/>
-                                </a:lnTo>
-                                <a:lnTo>
-                                  <a:pt x="66555" y="159243"/>
-                                </a:lnTo>
-                                <a:lnTo>
-                                  <a:pt x="93751" y="124763"/>
-                                </a:lnTo>
-                                <a:lnTo>
-                                  <a:pt x="124763" y="93751"/>
-                                </a:lnTo>
-                                <a:lnTo>
-                                  <a:pt x="159243" y="66555"/>
-                                </a:lnTo>
-                                <a:lnTo>
-                                  <a:pt x="196842" y="43524"/>
-                                </a:lnTo>
-                                <a:lnTo>
-                                  <a:pt x="237213" y="25004"/>
-                                </a:lnTo>
-                                <a:lnTo>
-                                  <a:pt x="280008" y="11345"/>
-                                </a:lnTo>
-                                <a:lnTo>
-                                  <a:pt x="324877" y="2894"/>
-                                </a:lnTo>
-                                <a:lnTo>
-                                  <a:pt x="371474" y="0"/>
-                                </a:lnTo>
-                                <a:lnTo>
-                                  <a:pt x="11740475" y="0"/>
-                                </a:lnTo>
-                                <a:lnTo>
-                                  <a:pt x="11787072" y="2894"/>
-                                </a:lnTo>
-                                <a:lnTo>
-                                  <a:pt x="11831942" y="11345"/>
-                                </a:lnTo>
-                                <a:lnTo>
-                                  <a:pt x="11874737" y="25004"/>
-                                </a:lnTo>
-                                <a:lnTo>
-                                  <a:pt x="11915108" y="43524"/>
-                                </a:lnTo>
-                                <a:lnTo>
-                                  <a:pt x="11952707" y="66555"/>
-                                </a:lnTo>
-                                <a:lnTo>
-                                  <a:pt x="11987187" y="93751"/>
-                                </a:lnTo>
-                                <a:lnTo>
-                                  <a:pt x="12018198" y="124763"/>
-                                </a:lnTo>
-                                <a:lnTo>
-                                  <a:pt x="12045394" y="159243"/>
-                                </a:lnTo>
-                                <a:lnTo>
-                                  <a:pt x="12068426" y="196842"/>
-                                </a:lnTo>
-                                <a:lnTo>
-                                  <a:pt x="12086946" y="237213"/>
-                                </a:lnTo>
-                                <a:lnTo>
-                                  <a:pt x="12100605" y="280008"/>
-                                </a:lnTo>
-                                <a:lnTo>
-                                  <a:pt x="12102072" y="287797"/>
-                                </a:lnTo>
-                                <a:lnTo>
-                                  <a:pt x="12102072" y="5470810"/>
-                                </a:lnTo>
-                                <a:lnTo>
-                                  <a:pt x="12086946" y="5521393"/>
-                                </a:lnTo>
-                                <a:lnTo>
-                                  <a:pt x="12068426" y="5561764"/>
-                                </a:lnTo>
-                                <a:lnTo>
-                                  <a:pt x="12045394" y="5599363"/>
-                                </a:lnTo>
-                                <a:lnTo>
-                                  <a:pt x="12018198" y="5633843"/>
-                                </a:lnTo>
-                                <a:lnTo>
-                                  <a:pt x="11987187" y="5664855"/>
-                                </a:lnTo>
-                                <a:lnTo>
-                                  <a:pt x="11952707" y="5692051"/>
-                                </a:lnTo>
-                                <a:lnTo>
-                                  <a:pt x="11915108" y="5715083"/>
-                                </a:lnTo>
-                                <a:lnTo>
-                                  <a:pt x="11874737" y="5733602"/>
-                                </a:lnTo>
-                                <a:lnTo>
-                                  <a:pt x="11831942" y="5747261"/>
-                                </a:lnTo>
-                                <a:lnTo>
-                                  <a:pt x="11787072" y="5755712"/>
-                                </a:lnTo>
-                                <a:lnTo>
-                                  <a:pt x="11740475" y="5758606"/>
-                                </a:lnTo>
-                                <a:close/>
-                              </a:path>
-                            </a:pathLst>
-                          </a:custGeom>
-                          <a:solidFill>
-                            <a:srgbClr val="FFFFFF"/>
-                          </a:solidFill>
-                        </wps:spPr>
-                        <wps:bodyPr wrap="square" lIns="0" tIns="0" rIns="0" bIns="0" rtlCol="0">
-                          <a:prstTxWarp prst="textNoShape">
-                            <a:avLst/>
-                          </a:prstTxWarp>
-                          <a:noAutofit/>
-                        </wps:bodyPr>
-                      </wps:wsp>
-                      <pic:pic xmlns:pic="http://schemas.openxmlformats.org/drawingml/2006/picture">
-                        <pic:nvPicPr>
-                          <pic:cNvPr id="4" name="Image 4"/>
-                          <pic:cNvPicPr/>
-                        </pic:nvPicPr>
-                        <pic:blipFill>
-                          <a:blip r:embed="rId4" cstate="print"/>
-                          <a:stretch>
-                            <a:fillRect/>
-                          </a:stretch>
-                        </pic:blipFill>
-                        <pic:spPr>
-                          <a:xfrm>
-                            <a:off x="1561220" y="1085270"/>
-                            <a:ext cx="8989317" cy="3686174"/>
-                          </a:xfrm>
-                          <a:prstGeom prst="rect">
-                            <a:avLst/>
-                          </a:prstGeom>
-                        </pic:spPr>
-                      </pic:pic>
-                      <wps:wsp>
-                        <wps:cNvPr id="5" name="Graphic 5"/>
-                        <wps:cNvSpPr/>
-                        <wps:spPr>
-                          <a:xfrm>
-                            <a:off x="8660245" y="5003627"/>
-                            <a:ext cx="2956560" cy="1270"/>
-                          </a:xfrm>
-                          <a:custGeom>
-                            <a:avLst/>
-                            <a:gdLst/>
-                            <a:ahLst/>
-                            <a:cxnLst/>
-                            <a:rect l="l" t="t" r="r" b="b"/>
-                            <a:pathLst>
-                              <a:path w="2956560">
-                                <a:moveTo>
-                                  <a:pt x="0" y="0"/>
-                                </a:moveTo>
-                                <a:lnTo>
-                                  <a:pt x="2956128" y="0"/>
-                                </a:lnTo>
-                              </a:path>
-                            </a:pathLst>
-                          </a:custGeom>
-                          <a:ln w="38099">
-                            <a:solidFill>
-                              <a:srgbClr val="000000"/>
-                            </a:solidFill>
-                            <a:prstDash val="solid"/>
-                          </a:ln>
-                        </wps:spPr>
-                        <wps:bodyPr wrap="square" lIns="0" tIns="0" rIns="0" bIns="0" rtlCol="0">
-                          <a:prstTxWarp prst="textNoShape">
-                            <a:avLst/>
-                          </a:prstTxWarp>
-                          <a:noAutofit/>
-                        </wps:bodyPr>
-                      </wps:wsp>
-                      <wps:wsp>
-                        <wps:cNvPr id="6" name="Textbox 6"/>
-                        <wps:cNvSpPr txBox="1"/>
-                        <wps:spPr>
-                          <a:xfrm>
-                            <a:off x="377664" y="282099"/>
-                            <a:ext cx="3570604" cy="860425"/>
-                          </a:xfrm>
-                          <a:prstGeom prst="rect">
-                            <a:avLst/>
-                          </a:prstGeom>
-                        </wps:spPr>
-                        <wps:txbx>
-                          <w:txbxContent>
-                            <w:p>
-                              <w:pPr>
-                                <w:spacing w:line="578" w:lineRule="exact"/>
-                                <w:rPr>
-                                  <w:rFonts w:ascii="Arial" w:hAnsi="Arial"/>
-                                  <w:b/>
-                                  <w:sz w:val="52"/>
-                                </w:rPr>
-                              </w:pPr>
-                              <w:bookmarkStart w:id="0" w:name="NOTA_PROMISSÓRIA"/>
-                              <w:bookmarkStart w:id="1" w:name="{s1_valor_parcela}"/>
-                              <w:bookmarkStart w:id="2" w:name="N."/>
-                              <w:bookmarkStart w:id="3" w:name="#1/6#"/>
-                              <w:bookmarkEnd w:id="0"/>
-                              <w:bookmarkEnd w:id="1"/>
-                              <w:bookmarkEnd w:id="2"/>
-                              <w:bookmarkEnd w:id="3"/>
-                              <w:r>
-                                <w:rPr>
-                                  <w:rFonts w:ascii="Arial" w:hAnsi="Arial"/>
-                                  <w:b/>
-                                  <w:w w:val="105"/>
-                                  <w:sz w:val="52"/>
-                                </w:rPr>
-                                <w:t>NOTA</w:t>
-                              </w:r>
-                              <w:r>
-                                <w:rPr>
-                                  <w:rFonts w:ascii="Arial" w:hAnsi="Arial"/>
-                                  <w:b/>
-                                  <w:spacing w:val="-6"/>
-                                  <w:w w:val="105"/>
-                                  <w:sz w:val="52"/>
-                                </w:rPr>
-                                <w:t xml:space="preserve"> </w:t>
-                              </w:r>
-                              <w:r>
-                                <w:rPr>
-                                  <w:rFonts w:ascii="Arial" w:hAnsi="Arial"/>
-                                  <w:b/>
-                                  <w:spacing w:val="-2"/>
-                                  <w:w w:val="105"/>
-                                  <w:sz w:val="52"/>
-                                </w:rPr>
-                                <w:t>PROMISSÓRIA</w:t>
-                              </w:r>
-                            </w:p>
-                            <w:p>
-                              <w:pPr>
-                                <w:spacing w:before="247" w:line="529" w:lineRule="exact"/>
-                                <w:rPr>
-                                  <w:rFonts w:ascii="Calibri"/>
-                                  <w:b/>
-                                  <w:sz w:val="44"/>
-                                </w:rPr>
-                              </w:pPr>
-                              <w:r>
-                                <w:rPr>
-                                  <w:rFonts w:ascii="Calibri"/>
-                                  <w:sz w:val="44"/>
-                                </w:rPr>
-                                <w:t>N.</w:t>
-                              </w:r>
-                              <w:r>
-                                <w:rPr>
-                                  <w:rFonts w:ascii="Calibri"/>
-                                  <w:spacing w:val="-20"/>
-                                  <w:sz w:val="44"/>
-                                </w:rPr>
-                                <w:t xml:space="preserve"> </w:t>
-                              </w:r>
-                              <w:r>
-                                <w:rPr>
-                                  <w:rFonts w:ascii="Calibri"/>
-                                  <w:b/>
-                                  <w:spacing w:val="-2"/>
-                                  <w:sz w:val="44"/>
-                                </w:rPr>
-                                <w:t>{s1_parcela_label}</w:t>
-                              </w:r>
-                            </w:p>
-                          </w:txbxContent>
-                        </wps:txbx>
-                        <wps:bodyPr wrap="square" lIns="0" tIns="0" rIns="0" bIns="0" rtlCol="0">
-                          <a:noAutofit/>
-                        </wps:bodyPr>
-                      </wps:wsp>
-                      <wps:wsp>
-                        <wps:cNvPr id="7" name="Textbox 7"/>
-                        <wps:cNvSpPr txBox="1"/>
-                        <wps:spPr>
-                          <a:xfrm>
-                            <a:off x="8138114" y="355408"/>
-                            <a:ext cx="3567429" cy="860425"/>
-                          </a:xfrm>
-                          <a:prstGeom prst="rect">
-                            <a:avLst/>
-                          </a:prstGeom>
-                        </wps:spPr>
-                        <wps:txbx>
-                          <w:txbxContent>
-                            <w:p>
-                              <w:pPr>
-                                <w:spacing w:line="448" w:lineRule="exact"/>
-                                <w:rPr>
-                                  <w:rFonts w:ascii="Calibri"/>
-                                  <w:b/>
-                                  <w:sz w:val="36"/>
-                                  <w:szCs w:val="18"/>
-                                </w:rPr>
-                              </w:pPr>
-                              <w:r>
-                                <w:rPr>
-                                  <w:rFonts w:ascii="Calibri"/>
-                                  <w:spacing w:val="-14"/>
-                                  <w:sz w:val="36"/>
-                                  <w:szCs w:val="18"/>
-                                </w:rPr>
-                                <w:t>Vencimento:</w:t>
-                              </w:r>
-                              <w:r>
-                                <w:rPr>
-                                  <w:rFonts w:ascii="Calibri"/>
-                                  <w:spacing w:val="-38"/>
-                                  <w:sz w:val="36"/>
-                                  <w:szCs w:val="18"/>
-                                </w:rPr>
-                                <w:t xml:space="preserve"> </w:t>
-                              </w:r>
-                              <w:r>
-                                <w:rPr>
-                                  <w:rFonts w:ascii="Calibri"/>
-                                  <w:b/>
-                                  <w:spacing w:val="-14"/>
-                                  <w:sz w:val="36"/>
-                                  <w:szCs w:val="18"/>
-                                </w:rPr>
-                                <w:t>{s1_vencimento_extenso}</w:t>
-                              </w:r>
-                            </w:p>
-                            <w:p>
-                              <w:pPr>
-                                <w:spacing w:before="137" w:line="769" w:lineRule="exact"/>
-                                <w:jc w:val="right"/>
-                                <w:rPr>
-                                  <w:rFonts w:ascii="Calibri"/>
-                                  <w:b/>
-                                  <w:sz w:val="48"/>
-                                  <w:szCs w:val="16"/>
-                                </w:rPr>
-                              </w:pPr>
-                              <w:r>
-                                <w:rPr>
-                                  <w:rFonts w:ascii="Calibri"/>
-                                  <w:b/>
-                                  <w:spacing w:val="-13"/>
-                                  <w:sz w:val="48"/>
-                                  <w:szCs w:val="16"/>
-                                </w:rPr>
-                                <w:t>R$</w:t>
-                              </w:r>
-                              <w:r>
-                                <w:rPr>
-                                  <w:rFonts w:ascii="Calibri"/>
-                                  <w:b/>
-                                  <w:spacing w:val="-13"/>
-                                  <w:sz w:val="48"/>
-                                  <w:szCs w:val="16"/>
-                                </w:rPr>
-                                <w:t xml:space="preserve"> </w:t>
-                              </w:r>
-                              <w:r>
-                                <w:rPr>
-                                  <w:rFonts w:ascii="Calibri"/>
-                                  <w:b/>
-                                  <w:spacing w:val="-21"/>
-                                  <w:sz w:val="48"/>
-                                  <w:szCs w:val="16"/>
-                                </w:rPr>
-                                <w:t>{s1_valor_parcela_numero}</w:t>
-                              </w:r>
-                            </w:p>
-                          </w:txbxContent>
-                        </wps:txbx>
-                        <wps:bodyPr wrap="square" lIns="0" tIns="0" rIns="0" bIns="0" rtlCol="0">
-                          <a:noAutofit/>
-                        </wps:bodyPr>
-                      </wps:wsp>
-                      <wps:wsp>
-                        <wps:cNvPr id="8" name="Textbox 8"/>
-                        <wps:cNvSpPr txBox="1"/>
-                        <wps:spPr>
-                          <a:xfrm>
-                            <a:off x="377664" y="1454085"/>
-                            <a:ext cx="11253470" cy="1060450"/>
-                          </a:xfrm>
-                          <a:prstGeom prst="rect">
-                            <a:avLst/>
-                          </a:prstGeom>
-                        </wps:spPr>
-                        <wps:txbx>
-                          <w:txbxContent>
-                            <w:p>
-                              <w:pPr>
-                                <w:spacing w:line="448" w:lineRule="exact"/>
-                                <w:rPr>
-                                  <w:rFonts w:ascii="Calibri" w:hAnsi="Calibri"/>
-                                  <w:b/>
-                                  <w:sz w:val="44"/>
-                                </w:rPr>
-                              </w:pPr>
-                              <w:r>
-                                <w:rPr>
-                                  <w:rFonts w:ascii="Calibri" w:hAnsi="Calibri"/>
-                                  <w:spacing w:val="-14"/>
-                                  <w:sz w:val="44"/>
-                                </w:rPr>
-                                <w:t>No</w:t>
-                              </w:r>
-                              <w:r>
-                                <w:rPr>
-                                  <w:rFonts w:ascii="Calibri" w:hAnsi="Calibri"/>
-                                  <w:spacing w:val="-38"/>
-                                  <w:sz w:val="44"/>
-                                </w:rPr>
-                                <w:t xml:space="preserve"> </w:t>
-                              </w:r>
-                              <w:r>
-                                <w:rPr>
-                                  <w:rFonts w:ascii="Calibri" w:hAnsi="Calibri"/>
-                                  <w:spacing w:val="-14"/>
-                                  <w:sz w:val="44"/>
-                                </w:rPr>
-                                <w:t>dia</w:t>
-                              </w:r>
-                              <w:r>
-                                <w:rPr>
-                                  <w:rFonts w:ascii="Calibri" w:hAnsi="Calibri"/>
-                                  <w:spacing w:val="-36"/>
-                                  <w:sz w:val="44"/>
-                                </w:rPr>
-                                <w:t xml:space="preserve"> </w:t>
-                              </w:r>
-                              <w:r>
-                                <w:rPr>
-                                  <w:rFonts w:ascii="Calibri" w:hAnsi="Calibri"/>
-                                  <w:b/>
-                                  <w:spacing w:val="-14"/>
-                                  <w:sz w:val="44"/>
-                                </w:rPr>
-                                <w:t>{s1_mes_pagamento_extenso}</w:t>
-                              </w:r>
-                              <w:r>
-                                <w:rPr>
-                                  <w:rFonts w:ascii="Calibri" w:hAnsi="Calibri"/>
-                                  <w:b/>
-                                  <w:spacing w:val="-14"/>
-                                  <w:sz w:val="44"/>
-                                </w:rPr>
-                                <w:t xml:space="preserve"> </w:t>
-                              </w:r>
-                              <w:r>
-                                <w:rPr>
-                                  <w:rFonts w:ascii="Calibri" w:hAnsi="Calibri"/>
-                                  <w:spacing w:val="-14"/>
-                                  <w:sz w:val="44"/>
-                                </w:rPr>
-                                <w:t>pagarei</w:t>
-                              </w:r>
-                              <w:r>
-                                <w:rPr>
-                                  <w:rFonts w:ascii="Calibri" w:hAnsi="Calibri"/>
-                                  <w:spacing w:val="-36"/>
-                                  <w:sz w:val="44"/>
-                                </w:rPr>
-                                <w:t xml:space="preserve"> </w:t>
-                              </w:r>
-                              <w:r>
-                                <w:rPr>
-                                  <w:rFonts w:ascii="Calibri" w:hAnsi="Calibri"/>
-                                  <w:spacing w:val="-14"/>
-                                  <w:sz w:val="44"/>
-                                </w:rPr>
-                                <w:t>por</w:t>
-                              </w:r>
-                              <w:r>
-                                <w:rPr>
-                                  <w:rFonts w:ascii="Calibri" w:hAnsi="Calibri"/>
-                                  <w:spacing w:val="-36"/>
-                                  <w:sz w:val="44"/>
-                                </w:rPr>
-                                <w:t xml:space="preserve"> </w:t>
-                              </w:r>
-                              <w:r>
-                                <w:rPr>
-                                  <w:rFonts w:ascii="Calibri" w:hAnsi="Calibri"/>
-                                  <w:spacing w:val="-14"/>
-                                  <w:sz w:val="44"/>
-                                </w:rPr>
-                                <w:t>esta</w:t>
-                              </w:r>
-                              <w:r>
-                                <w:rPr>
-                                  <w:rFonts w:ascii="Calibri" w:hAnsi="Calibri"/>
-                                  <w:spacing w:val="-36"/>
-                                  <w:sz w:val="44"/>
-                                </w:rPr>
-                                <w:t xml:space="preserve"> </w:t>
-                              </w:r>
-                              <w:r>
-                                <w:rPr>
-                                  <w:rFonts w:ascii="Calibri" w:hAnsi="Calibri"/>
-                                  <w:spacing w:val="-14"/>
-                                  <w:sz w:val="44"/>
-                                </w:rPr>
-                                <w:t>única</w:t>
-                              </w:r>
-                              <w:r>
-                                <w:rPr>
-                                  <w:rFonts w:ascii="Calibri" w:hAnsi="Calibri"/>
-                                  <w:spacing w:val="-36"/>
-                                  <w:sz w:val="44"/>
-                                </w:rPr>
-                                <w:t xml:space="preserve"> </w:t>
-                              </w:r>
-                              <w:r>
-                                <w:rPr>
-                                  <w:rFonts w:ascii="Calibri" w:hAnsi="Calibri"/>
-                                  <w:spacing w:val="-14"/>
-                                  <w:sz w:val="44"/>
-                                </w:rPr>
-                                <w:t>via</w:t>
-                              </w:r>
-                              <w:r>
-                                <w:rPr>
-                                  <w:rFonts w:ascii="Calibri" w:hAnsi="Calibri"/>
-                                  <w:spacing w:val="-36"/>
-                                  <w:sz w:val="44"/>
-                                </w:rPr>
-                                <w:t xml:space="preserve"> </w:t>
-                              </w:r>
-                              <w:r>
-                                <w:rPr>
-                                  <w:rFonts w:ascii="Calibri" w:hAnsi="Calibri"/>
-                                  <w:spacing w:val="-14"/>
-                                  <w:sz w:val="44"/>
-                                </w:rPr>
-                                <w:t>de</w:t>
-                              </w:r>
-                              <w:r>
-                                <w:rPr>
-                                  <w:rFonts w:ascii="Calibri" w:hAnsi="Calibri"/>
-                                  <w:spacing w:val="-36"/>
-                                  <w:sz w:val="44"/>
-                                </w:rPr>
-                                <w:t xml:space="preserve"> </w:t>
-                              </w:r>
-                              <w:r>
-                                <w:rPr>
-                                  <w:rFonts w:ascii="Calibri" w:hAnsi="Calibri"/>
-                                  <w:b/>
-                                  <w:spacing w:val="-14"/>
-                                  <w:sz w:val="44"/>
-                                </w:rPr>
-                                <w:t>NOTA</w:t>
-                              </w:r>
-                              <w:r>
-                                <w:rPr>
-                                  <w:rFonts w:ascii="Calibri" w:hAnsi="Calibri"/>
-                                  <w:b/>
-                                  <w:spacing w:val="-36"/>
-                                  <w:sz w:val="44"/>
-                                </w:rPr>
-                                <w:t xml:space="preserve"> </w:t>
-                              </w:r>
-                              <w:r>
-                                <w:rPr>
-                                  <w:rFonts w:ascii="Calibri" w:hAnsi="Calibri"/>
-                                  <w:b/>
-                                  <w:spacing w:val="-14"/>
-                                  <w:sz w:val="44"/>
-                                </w:rPr>
-                                <w:t>PROMISSÓRIA</w:t>
-                              </w:r>
-                              <w:r>
-                                <w:rPr>
-                                  <w:rFonts w:ascii="Calibri" w:hAnsi="Calibri"/>
-                                  <w:b/>
-                                  <w:spacing w:val="-36"/>
-                                  <w:sz w:val="44"/>
-                                </w:rPr>
-                                <w:t xml:space="preserve"> </w:t>
-                              </w:r>
-                              <w:r>
-                                <w:rPr>
-                                  <w:rFonts w:ascii="Calibri" w:hAnsi="Calibri"/>
-                                  <w:spacing w:val="-14"/>
-                                  <w:sz w:val="44"/>
-                                </w:rPr>
-                                <w:t>a</w:t>
-                              </w:r>
-                              <w:r>
-                                <w:rPr>
-                                  <w:rFonts w:ascii="Calibri" w:hAnsi="Calibri"/>
-                                  <w:spacing w:val="-36"/>
-                                  <w:sz w:val="44"/>
-                                </w:rPr>
-                                <w:t xml:space="preserve"> </w:t>
-                              </w:r>
-                              <w:r>
-                                <w:rPr>
-                                  <w:rFonts w:ascii="Calibri" w:hAnsi="Calibri"/>
-                                  <w:b/>
-                                  <w:spacing w:val="-14"/>
-                                  <w:sz w:val="44"/>
-                                </w:rPr>
-                                <w:t>ZAVO</w:t>
-                              </w:r>
-                            </w:p>
-                            <w:p>
-                              <w:pPr>
-                                <w:spacing w:before="78"/>
-                                <w:rPr>
-                                  <w:rFonts w:ascii="Calibri" w:hAnsi="Calibri"/>
-                                  <w:sz w:val="44"/>
-                                </w:rPr>
-                              </w:pPr>
-                              <w:r>
-                                <w:rPr>
-                                  <w:rFonts w:ascii="Calibri" w:hAnsi="Calibri"/>
-                                  <w:b/>
-                                  <w:spacing w:val="-16"/>
-                                  <w:sz w:val="44"/>
-                                </w:rPr>
-                                <w:t>LTDA</w:t>
-                              </w:r>
-                              <w:r>
-                                <w:rPr>
-                                  <w:rFonts w:ascii="Calibri" w:hAnsi="Calibri"/>
-                                  <w:b/>
-                                  <w:spacing w:val="-35"/>
-                                  <w:sz w:val="44"/>
-                                </w:rPr>
-                                <w:t xml:space="preserve"> </w:t>
-                              </w:r>
-                              <w:r>
-                                <w:rPr>
-                                  <w:rFonts w:ascii="Calibri" w:hAnsi="Calibri"/>
-                                  <w:spacing w:val="-16"/>
-                                  <w:sz w:val="44"/>
-                                </w:rPr>
-                                <w:t>CNPJ:</w:t>
-                              </w:r>
-                              <w:r>
-                                <w:rPr>
-                                  <w:rFonts w:ascii="Calibri" w:hAnsi="Calibri"/>
-                                  <w:spacing w:val="-34"/>
-                                  <w:sz w:val="44"/>
-                                </w:rPr>
-                                <w:t xml:space="preserve"> </w:t>
-                              </w:r>
-                              <w:r>
-                                <w:rPr>
-                                  <w:rFonts w:ascii="Calibri" w:hAnsi="Calibri"/>
-                                  <w:b/>
-                                  <w:spacing w:val="-16"/>
-                                  <w:sz w:val="44"/>
-                                </w:rPr>
-                                <w:t>54.474.185/0001-03</w:t>
-                              </w:r>
-                              <w:r>
-                                <w:rPr>
-                                  <w:rFonts w:ascii="Calibri" w:hAnsi="Calibri"/>
-                                  <w:b/>
-                                  <w:spacing w:val="-35"/>
-                                  <w:sz w:val="44"/>
-                                </w:rPr>
-                                <w:t xml:space="preserve"> </w:t>
-                              </w:r>
-                              <w:r>
-                                <w:rPr>
-                                  <w:rFonts w:ascii="Calibri" w:hAnsi="Calibri"/>
-                                  <w:spacing w:val="-16"/>
-                                  <w:sz w:val="44"/>
-                                </w:rPr>
-                                <w:t>ou</w:t>
-                              </w:r>
-                              <w:r>
-                                <w:rPr>
-                                  <w:rFonts w:ascii="Calibri" w:hAnsi="Calibri"/>
-                                  <w:spacing w:val="-34"/>
-                                  <w:sz w:val="44"/>
-                                </w:rPr>
-                                <w:t xml:space="preserve"> </w:t>
-                              </w:r>
-                              <w:r>
-                                <w:rPr>
-                                  <w:rFonts w:ascii="Calibri" w:hAnsi="Calibri"/>
-                                  <w:spacing w:val="-16"/>
-                                  <w:sz w:val="44"/>
-                                </w:rPr>
-                                <w:t>à</w:t>
-                              </w:r>
-                              <w:r>
-                                <w:rPr>
-                                  <w:rFonts w:ascii="Calibri" w:hAnsi="Calibri"/>
-                                  <w:spacing w:val="-34"/>
-                                  <w:sz w:val="44"/>
-                                </w:rPr>
-                                <w:t xml:space="preserve"> </w:t>
-                              </w:r>
-                              <w:r>
-                                <w:rPr>
-                                  <w:rFonts w:ascii="Calibri" w:hAnsi="Calibri"/>
-                                  <w:spacing w:val="-16"/>
-                                  <w:sz w:val="44"/>
-                                </w:rPr>
-                                <w:t>sua</w:t>
-                              </w:r>
-                              <w:r>
-                                <w:rPr>
-                                  <w:rFonts w:ascii="Calibri" w:hAnsi="Calibri"/>
-                                  <w:spacing w:val="-35"/>
-                                  <w:sz w:val="44"/>
-                                </w:rPr>
-                                <w:t xml:space="preserve"> </w:t>
-                              </w:r>
-                              <w:r>
-                                <w:rPr>
-                                  <w:rFonts w:ascii="Calibri" w:hAnsi="Calibri"/>
-                                  <w:spacing w:val="-16"/>
-                                  <w:sz w:val="44"/>
-                                </w:rPr>
-                                <w:t>ordem</w:t>
-                              </w:r>
-                              <w:r>
-                                <w:rPr>
-                                  <w:rFonts w:ascii="Calibri" w:hAnsi="Calibri"/>
-                                  <w:spacing w:val="-34"/>
-                                  <w:sz w:val="44"/>
-                                </w:rPr>
-                                <w:t xml:space="preserve"> </w:t>
-                              </w:r>
-                              <w:r>
-                                <w:rPr>
-                                  <w:rFonts w:ascii="Calibri" w:hAnsi="Calibri"/>
-                                  <w:spacing w:val="-16"/>
-                                  <w:sz w:val="44"/>
-                                </w:rPr>
-                                <w:t>a</w:t>
-                              </w:r>
-                              <w:r>
-                                <w:rPr>
-                                  <w:rFonts w:ascii="Calibri" w:hAnsi="Calibri"/>
-                                  <w:spacing w:val="-34"/>
-                                  <w:sz w:val="44"/>
-                                </w:rPr>
-                                <w:t xml:space="preserve"> </w:t>
-                              </w:r>
-                              <w:r>
-                                <w:rPr>
-                                  <w:rFonts w:ascii="Calibri" w:hAnsi="Calibri"/>
-                                  <w:spacing w:val="-16"/>
-                                  <w:sz w:val="44"/>
-                                </w:rPr>
-                                <w:t>quantia</w:t>
-                              </w:r>
-                              <w:r>
-                                <w:rPr>
-                                  <w:rFonts w:ascii="Calibri" w:hAnsi="Calibri"/>
-                                  <w:spacing w:val="-35"/>
-                                  <w:sz w:val="44"/>
-                                </w:rPr>
-                                <w:t xml:space="preserve"> </w:t>
-                              </w:r>
-                              <w:r>
-                                <w:rPr>
-                                  <w:rFonts w:ascii="Calibri" w:hAnsi="Calibri"/>
-                                  <w:spacing w:val="-16"/>
-                                  <w:sz w:val="44"/>
-                                </w:rPr>
-                                <w:t>de</w:t>
-                              </w:r>
-                              <w:r>
-                                <w:rPr>
-                                  <w:rFonts w:ascii="Calibri" w:hAnsi="Calibri"/>
-                                  <w:spacing w:val="-34"/>
-                                  <w:sz w:val="44"/>
-                                </w:rPr>
-                                <w:t xml:space="preserve"> </w:t>
-                              </w:r>
-                              <w:r>
-                                <w:rPr>
-                                  <w:rFonts w:ascii="Calibri" w:hAnsi="Calibri"/>
-                                  <w:b/>
-                                  <w:spacing w:val="-16"/>
-                                  <w:sz w:val="44"/>
-                                </w:rPr>
-                                <w:t>{s1_valor_parcela_extenso_upper}</w:t>
-                              </w:r>
-                              <w:r>
-                                <w:rPr>
-                                  <w:rFonts w:ascii="Calibri" w:hAnsi="Calibri"/>
-                                  <w:b/>
-                                  <w:spacing w:val="-16"/>
-                                  <w:sz w:val="44"/>
-                                </w:rPr>
-                                <w:t xml:space="preserve"> </w:t>
-                              </w:r>
-                              <w:r>
-                                <w:rPr>
-                                  <w:rFonts w:ascii="Calibri" w:hAnsi="Calibri"/>
-                                  <w:spacing w:val="-18"/>
-                                  <w:sz w:val="44"/>
-                                </w:rPr>
-                                <w:t>em</w:t>
-                              </w:r>
-                              <w:r>
-                                <w:rPr>
-                                  <w:rFonts w:ascii="Calibri" w:hAnsi="Calibri"/>
-                                  <w:spacing w:val="-35"/>
-                                  <w:sz w:val="44"/>
-                                </w:rPr>
-                                <w:t xml:space="preserve"> </w:t>
-                              </w:r>
-                              <w:r>
-                                <w:rPr>
-                                  <w:rFonts w:ascii="Calibri" w:hAnsi="Calibri"/>
-                                  <w:spacing w:val="-18"/>
-                                  <w:sz w:val="44"/>
-                                </w:rPr>
-                                <w:t>moeda</w:t>
-                              </w:r>
-                              <w:r>
-                                <w:rPr>
-                                  <w:rFonts w:ascii="Calibri" w:hAnsi="Calibri"/>
-                                  <w:spacing w:val="-36"/>
-                                  <w:sz w:val="44"/>
-                                </w:rPr>
-                                <w:t xml:space="preserve"> </w:t>
-                              </w:r>
-                              <w:r>
-                                <w:rPr>
-                                  <w:rFonts w:ascii="Calibri" w:hAnsi="Calibri"/>
-                                  <w:spacing w:val="-18"/>
-                                  <w:sz w:val="44"/>
-                                </w:rPr>
-                                <w:t>corrente</w:t>
-                              </w:r>
-                              <w:r>
-                                <w:rPr>
-                                  <w:rFonts w:ascii="Calibri" w:hAnsi="Calibri"/>
-                                  <w:spacing w:val="-35"/>
-                                  <w:sz w:val="44"/>
-                                </w:rPr>
-                                <w:t xml:space="preserve"> </w:t>
-                              </w:r>
-                              <w:r>
-                                <w:rPr>
-                                  <w:rFonts w:ascii="Calibri" w:hAnsi="Calibri"/>
-                                  <w:spacing w:val="-18"/>
-                                  <w:sz w:val="44"/>
-                                </w:rPr>
-                                <w:t>desse</w:t>
-                              </w:r>
-                              <w:r>
-                                <w:rPr>
-                                  <w:rFonts w:ascii="Calibri" w:hAnsi="Calibri"/>
-                                  <w:spacing w:val="-35"/>
-                                  <w:sz w:val="44"/>
-                                </w:rPr>
-                                <w:t xml:space="preserve"> </w:t>
-                              </w:r>
-                              <w:r>
-                                <w:rPr>
-                                  <w:rFonts w:ascii="Calibri" w:hAnsi="Calibri"/>
-                                  <w:spacing w:val="-18"/>
-                                  <w:sz w:val="44"/>
-                                </w:rPr>
-                                <w:t>país</w:t>
-                              </w:r>
-                            </w:p>
-                          </w:txbxContent>
-                        </wps:txbx>
-                        <wps:bodyPr wrap="square" lIns="0" tIns="0" rIns="0" bIns="0" rtlCol="0">
-                          <a:noAutofit/>
-                        </wps:bodyPr>
-                      </wps:wsp>
-                      <wps:wsp>
-                        <wps:cNvPr id="9" name="Textbox 9"/>
-                        <wps:cNvSpPr txBox="1"/>
-                        <wps:spPr>
-                          <a:xfrm>
-                            <a:off x="377665" y="2919973"/>
-                            <a:ext cx="4667302" cy="279401"/>
-                          </a:xfrm>
-                          <a:prstGeom prst="rect">
-                            <a:avLst/>
-                          </a:prstGeom>
-                        </wps:spPr>
-                        <wps:txbx>
-                          <w:txbxContent>
-                            <w:p>
-                              <w:pPr>
-                                <w:spacing w:line="440" w:lineRule="exact"/>
-                                <w:rPr>
-                                  <w:rFonts w:ascii="Calibri"/>
-                                  <w:b/>
-                                  <w:sz w:val="44"/>
-                                </w:rPr>
-                              </w:pPr>
-                              <w:r>
-                                <w:rPr>
-                                  <w:rFonts w:ascii="Calibri"/>
-                                  <w:spacing w:val="-16"/>
-                                  <w:sz w:val="44"/>
-                                </w:rPr>
-                                <w:t>Local</w:t>
-                              </w:r>
-                              <w:r>
-                                <w:rPr>
-                                  <w:rFonts w:ascii="Calibri"/>
-                                  <w:spacing w:val="-37"/>
-                                  <w:sz w:val="44"/>
-                                </w:rPr>
-                                <w:t xml:space="preserve"> </w:t>
-                              </w:r>
-                              <w:r>
-                                <w:rPr>
-                                  <w:rFonts w:ascii="Calibri"/>
-                                  <w:spacing w:val="-16"/>
-                                  <w:sz w:val="44"/>
-                                </w:rPr>
-                                <w:t>de</w:t>
-                              </w:r>
-                              <w:r>
-                                <w:rPr>
-                                  <w:rFonts w:ascii="Calibri"/>
-                                  <w:spacing w:val="-35"/>
-                                  <w:sz w:val="44"/>
-                                </w:rPr>
-                                <w:t xml:space="preserve"> </w:t>
-                              </w:r>
-                              <w:r>
-                                <w:rPr>
-                                  <w:rFonts w:ascii="Calibri"/>
-                                  <w:spacing w:val="-16"/>
-                                  <w:sz w:val="44"/>
-                                </w:rPr>
-                                <w:t>pagamento:</w:t>
-                              </w:r>
-                              <w:r>
-                                <w:rPr>
-                                  <w:rFonts w:ascii="Calibri"/>
-                                  <w:spacing w:val="-34"/>
-                                  <w:sz w:val="44"/>
-                                </w:rPr>
-                                <w:t xml:space="preserve"> </w:t>
-                              </w:r>
-                              <w:r>
-                                <w:rPr>
-                                  <w:rFonts w:ascii="Calibri"/>
-                                  <w:b/>
-                                  <w:spacing w:val="-16"/>
-                                  <w:sz w:val="44"/>
-                                </w:rPr>
-                                <w:t>{s1_local_pagamento}</w:t>
-                              </w:r>
-                            </w:p>
-                          </w:txbxContent>
-                        </wps:txbx>
-                        <wps:bodyPr wrap="square" lIns="0" tIns="0" rIns="0" bIns="0" rtlCol="0">
-                          <a:noAutofit/>
-                        </wps:bodyPr>
-                      </wps:wsp>
-                      <wps:wsp>
-                        <wps:cNvPr id="10" name="Textbox 10"/>
-                        <wps:cNvSpPr txBox="1"/>
-                        <wps:spPr>
-                          <a:xfrm>
-                            <a:off x="6889531" y="2919974"/>
-                            <a:ext cx="5123793" cy="800688"/>
-                          </a:xfrm>
-                          <a:prstGeom prst="rect">
-                            <a:avLst/>
-                          </a:prstGeom>
-                        </wps:spPr>
-                        <wps:txbx>
-                          <w:txbxContent>
-                            <w:p>
-                              <w:pPr>
-                                <w:spacing w:line="440" w:lineRule="exact"/>
-                                <w:jc w:val="right"/>
-                                <w:rPr>
-                                  <w:rFonts w:ascii="Calibri" w:hAnsi="Calibri"/>
-                                  <w:b/>
-                                  <w:sz w:val="44"/>
-                                </w:rPr>
-                              </w:pPr>
-                              <w:r>
-                                <w:rPr>
-                                  <w:rFonts w:ascii="Calibri" w:hAnsi="Calibri"/>
-                                  <w:spacing w:val="-16"/>
-                                  <w:sz w:val="44"/>
-                                </w:rPr>
-                                <w:t>Data</w:t>
-                              </w:r>
-                              <w:r>
-                                <w:rPr>
-                                  <w:rFonts w:ascii="Calibri" w:hAnsi="Calibri"/>
-                                  <w:spacing w:val="-30"/>
-                                  <w:sz w:val="44"/>
-                                </w:rPr>
-                                <w:t xml:space="preserve"> </w:t>
-                              </w:r>
-                              <w:r>
-                                <w:rPr>
-                                  <w:rFonts w:ascii="Calibri" w:hAnsi="Calibri"/>
-                                  <w:spacing w:val="-16"/>
-                                  <w:sz w:val="44"/>
-                                </w:rPr>
-                                <w:t>de</w:t>
-                              </w:r>
-                              <w:r>
-                                <w:rPr>
-                                  <w:rFonts w:ascii="Calibri" w:hAnsi="Calibri"/>
-                                  <w:spacing w:val="-27"/>
-                                  <w:sz w:val="44"/>
-                                </w:rPr>
-                                <w:t xml:space="preserve"> </w:t>
-                              </w:r>
-                              <w:r>
-                                <w:rPr>
-                                  <w:rFonts w:ascii="Calibri" w:hAnsi="Calibri"/>
-                                  <w:spacing w:val="-16"/>
-                                  <w:sz w:val="44"/>
-                                </w:rPr>
-                                <w:t>emissão:</w:t>
-                              </w:r>
-                              <w:r>
-                                <w:rPr>
-                                  <w:rFonts w:ascii="Calibri" w:hAnsi="Calibri"/>
-                                  <w:spacing w:val="-27"/>
-                                  <w:sz w:val="44"/>
-                                </w:rPr>
-                                <w:t xml:space="preserve"> </w:t>
-                              </w:r>
-                              <w:r>
-                                <w:rPr>
-                                  <w:rFonts w:ascii="Calibri" w:hAnsi="Calibri"/>
-                                  <w:b/>
-                                  <w:bCs/>
-                                  <w:spacing w:val="-27"/>
-                                  <w:sz w:val="44"/>
-                                </w:rPr>
-                                <w:t>{</w:t>
-                              </w:r>
-                              <w:r>
-                                <w:rPr>
-                                  <w:rFonts w:ascii="Calibri" w:hAnsi="Calibri"/>
-                                  <w:b/>
-                                  <w:bCs/>
-                                  <w:spacing w:val="-16"/>
-                                  <w:sz w:val="44"/>
-                                </w:rPr>
-                                <w:t>s1_data</w:t>
-                              </w:r>
-                              <w:r>
-                                <w:rPr>
-                                  <w:rFonts w:ascii="Calibri" w:hAnsi="Calibri"/>
-                                  <w:b/>
-                                  <w:spacing w:val="-16"/>
-                                  <w:sz w:val="44"/>
-                                </w:rPr>
-                                <w:t>_emissao}</w:t>
-                              </w:r>
-                            </w:p>
-                          </w:txbxContent>
-                        </wps:txbx>
-                        <wps:bodyPr wrap="square" lIns="0" tIns="0" rIns="0" bIns="0" rtlCol="0">
-                          <a:noAutofit/>
-                        </wps:bodyPr>
-                      </wps:wsp>
-                      <wps:wsp>
-                        <wps:cNvPr id="11" name="Textbox 11"/>
-                        <wps:cNvSpPr txBox="1"/>
-                        <wps:spPr>
-                          <a:xfrm>
-                            <a:off x="377664" y="3681014"/>
-                            <a:ext cx="5066665" cy="1450975"/>
-                          </a:xfrm>
-                          <a:prstGeom prst="rect">
-                            <a:avLst/>
-                          </a:prstGeom>
-                        </wps:spPr>
-                        <wps:txbx>
-                          <w:txbxContent>
-                            <w:p>
-                              <w:pPr>
-                                <w:spacing w:line="448" w:lineRule="exact"/>
-                                <w:rPr>
-                                  <w:rFonts w:ascii="Calibri"/>
-                                  <w:b/>
-                                  <w:sz w:val="44"/>
-                                </w:rPr>
-                              </w:pPr>
-                              <w:r>
-                                <w:rPr>
-                                  <w:rFonts w:ascii="Calibri"/>
-                                  <w:spacing w:val="-16"/>
-                                  <w:sz w:val="44"/>
-                                </w:rPr>
-                                <w:t>Nome</w:t>
-                              </w:r>
-                              <w:r>
-                                <w:rPr>
-                                  <w:rFonts w:ascii="Calibri"/>
-                                  <w:spacing w:val="-32"/>
-                                  <w:sz w:val="44"/>
-                                </w:rPr>
-                                <w:t xml:space="preserve"> </w:t>
-                              </w:r>
-                              <w:r>
-                                <w:rPr>
-                                  <w:rFonts w:ascii="Calibri"/>
-                                  <w:spacing w:val="-16"/>
-                                  <w:sz w:val="44"/>
-                                </w:rPr>
-                                <w:t>do</w:t>
-                              </w:r>
-                              <w:r>
-                                <w:rPr>
-                                  <w:rFonts w:ascii="Calibri"/>
-                                  <w:spacing w:val="-29"/>
-                                  <w:sz w:val="44"/>
-                                </w:rPr>
-                                <w:t xml:space="preserve"> </w:t>
-                              </w:r>
-                              <w:r>
-                                <w:rPr>
-                                  <w:rFonts w:ascii="Calibri"/>
-                                  <w:spacing w:val="-16"/>
-                                  <w:sz w:val="44"/>
-                                </w:rPr>
-                                <w:t>emitente:</w:t>
-                              </w:r>
-                              <w:r>
-                                <w:rPr>
-                                  <w:rFonts w:ascii="Calibri"/>
-                                  <w:spacing w:val="-29"/>
-                                  <w:sz w:val="44"/>
-                                </w:rPr>
-                                <w:t xml:space="preserve"> </w:t>
-                              </w:r>
-                              <w:r>
-                                <w:rPr>
-                                  <w:rFonts w:ascii="Calibri"/>
-                                  <w:b/>
-                                  <w:spacing w:val="-16"/>
-                                  <w:sz w:val="44"/>
-                                </w:rPr>
-                                <w:t>{s1_nome_cliente}</w:t>
-                              </w:r>
-                            </w:p>
-                            <w:p>
-                              <w:pPr>
-                                <w:spacing w:before="78"/>
-                                <w:rPr>
-                                  <w:rFonts w:ascii="Calibri"/>
-                                  <w:b/>
-                                  <w:sz w:val="44"/>
-                                </w:rPr>
-                              </w:pPr>
-                              <w:r>
-                                <w:rPr>
-                                  <w:rFonts w:ascii="Calibri"/>
-                                  <w:spacing w:val="-18"/>
-                                  <w:sz w:val="44"/>
-                                </w:rPr>
-                                <w:t>CPF:</w:t>
-                              </w:r>
-                              <w:r>
-                                <w:rPr>
-                                  <w:rFonts w:ascii="Calibri"/>
-                                  <w:spacing w:val="-17"/>
-                                  <w:sz w:val="44"/>
-                                </w:rPr>
-                                <w:t xml:space="preserve"> </w:t>
-                              </w:r>
-                              <w:r>
-                                <w:rPr>
-                                  <w:rFonts w:ascii="Calibri"/>
-                                  <w:b/>
-                                  <w:spacing w:val="-18"/>
-                                  <w:sz w:val="44"/>
-                                </w:rPr>
-                                <w:t>{s1_cpf}</w:t>
-                              </w:r>
-                            </w:p>
-                            <w:p>
-                              <w:pPr>
-                                <w:spacing w:before="1" w:line="610" w:lineRule="atLeast"/>
-                                <w:ind w:right="8"/>
-                                <w:rPr>
-                                  <w:rFonts w:ascii="Calibri" w:hAnsi="Calibri"/>
-                                  <w:b/>
-                                  <w:sz w:val="44"/>
-                                </w:rPr>
-                              </w:pPr>
-                              <w:r>
-                                <w:rPr>
-                                  <w:rFonts w:ascii="Calibri" w:hAnsi="Calibri"/>
-                                  <w:spacing w:val="-14"/>
-                                  <w:sz w:val="44"/>
-                                </w:rPr>
-                                <w:t>Endereço:</w:t>
-                              </w:r>
-                              <w:r>
-                                <w:rPr>
-                                  <w:rFonts w:ascii="Calibri" w:hAnsi="Calibri"/>
-                                  <w:spacing w:val="-36"/>
-                                  <w:sz w:val="44"/>
-                                </w:rPr>
-                                <w:t xml:space="preserve"> </w:t>
-                              </w:r>
-                              <w:r>
-                                <w:rPr>
-                                  <w:rFonts w:ascii="Calibri" w:hAnsi="Calibri"/>
-                                  <w:b/>
-                                  <w:spacing w:val="-14"/>
-                                  <w:sz w:val="44"/>
-                                </w:rPr>
-                                <w:t>{s1_endereco}</w:t>
-                              </w:r>
-                            </w:p>
-                          </w:txbxContent>
-                        </wps:txbx>
-                        <wps:bodyPr wrap="square" lIns="0" tIns="0" rIns="0" bIns="0" rtlCol="0">
-                          <a:noAutofit/>
-                        </wps:bodyPr>
-                      </wps:wsp>
-                      <wps:wsp>
-                        <wps:cNvPr id="12" name="Textbox 12"/>
-                        <wps:cNvSpPr txBox="1"/>
-                        <wps:spPr>
-                          <a:xfrm>
-                            <a:off x="9196100" y="5225469"/>
-                            <a:ext cx="2433320" cy="279400"/>
-                          </a:xfrm>
-                          <a:prstGeom prst="rect">
-                            <a:avLst/>
-                          </a:prstGeom>
-                        </wps:spPr>
-                        <wps:txbx>
-                          <w:txbxContent>
-                            <w:p>
-                              <w:pPr>
-                                <w:spacing w:line="440" w:lineRule="exact"/>
-                                <w:rPr>
-                                  <w:rFonts w:ascii="Calibri"/>
-                                  <w:sz w:val="44"/>
-                                </w:rPr>
-                              </w:pPr>
-                              <w:r>
-                                <w:rPr>
-                                  <w:rFonts w:ascii="Calibri"/>
-                                  <w:spacing w:val="-16"/>
-                                  <w:sz w:val="44"/>
-                                </w:rPr>
-                                <w:t>Assinatura</w:t>
-                              </w:r>
-                              <w:r>
-                                <w:rPr>
-                                  <w:rFonts w:ascii="Calibri"/>
-                                  <w:spacing w:val="-30"/>
-                                  <w:sz w:val="44"/>
-                                </w:rPr>
-                                <w:t xml:space="preserve"> </w:t>
-                              </w:r>
-                              <w:r>
-                                <w:rPr>
-                                  <w:rFonts w:ascii="Calibri"/>
-                                  <w:spacing w:val="-16"/>
-                                  <w:sz w:val="44"/>
-                                </w:rPr>
-                                <w:t>do</w:t>
-                              </w:r>
-                              <w:r>
-                                <w:rPr>
-                                  <w:rFonts w:ascii="Calibri"/>
-                                  <w:spacing w:val="-30"/>
-                                  <w:sz w:val="44"/>
-                                </w:rPr>
-                                <w:t xml:space="preserve"> </w:t>
-                              </w:r>
-                              <w:r>
-                                <w:rPr>
-                                  <w:rFonts w:ascii="Calibri"/>
-                                  <w:spacing w:val="-16"/>
-                                  <w:sz w:val="44"/>
-                                </w:rPr>
-                                <w:t>emitente</w:t>
-                              </w:r>
-                            </w:p>
-                          </w:txbxContent>
-                        </wps:txbx>
-                        <wps:bodyPr wrap="square" lIns="0" tIns="0" rIns="0" bIns="0" rtlCol="0">
-                          <a:noAutofit/>
-                        </wps:bodyPr>
-                      </wps:wsp>
-                    </wpg:wgp>
-                  </a:graphicData>
-                </a:graphic>
-              </wp:anchor>
-            </w:drawing>
-          </mc:Choice>
-          <mc:Fallback>
-            <w:pict>
-              <v:group w14:anchorId="3B11E868" id="Group 2" o:spid="_x0000_s1052" style="position:absolute;margin-left:38.5pt;margin-top:57.1pt;width:952.95pt;height:453.45pt;z-index:251645440;mso-wrap-distance-left:0;mso-wrap-distance-right:0;mso-position-horizontal-relative:page;mso-position-vertical-relative:page" coordsize="121024,57588" o:gfxdata="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">
-                <v:shape id="Graphic 3" o:spid="_x0000_s1053" style="position:absolute;width:121024;height:57588;visibility:visible;mso-wrap-style:square;v-text-anchor:top" coordsize="12102465,5758815" o:gfxdata="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" path="m11740475,5758606r-11369001,l324877,5755712r-44869,-8451l237213,5733602r-40371,-18519l159243,5692051r-34480,-27196l93751,5633843,66555,5599363,43524,5561764,25004,5521393,11345,5478599,2894,5433729,,5387132,,371475,2894,324877r8451,-44869l25004,237213,43524,196842,66555,159243,93751,124763,124763,93751,159243,66555,196842,43524,237213,25004,280008,11345,324877,2894,371474,,11740475,r46597,2894l11831942,11345r42795,13659l11915108,43524r37599,23031l11987187,93751r31011,31012l12045394,159243r23032,37599l12086946,237213r13659,42795l12102072,287797r,5183013l12086946,5521393r-18520,40371l12045394,5599363r-27196,34480l11987187,5664855r-34480,27196l11915108,5715083r-40371,18519l11831942,5747261r-44870,8451l11740475,5758606xe" stroked="f">
-                  <v:path arrowok="t"/>
-                </v:shape>
-                <v:shape id="Image 4" o:spid="_x0000_s1054" type="#_x0000_t75" style="position:absolute;left:15612;top:10852;width:89893;height:36862;visibility:visible;mso-wrap-style:square" o:gfxdata="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">
-                  <v:imagedata r:id="rId5" o:title=""/>
-                </v:shape>
-                <v:shape id="Graphic 5" o:spid="_x0000_s1055" style="position:absolute;left:86602;top:50036;width:29566;height:12;visibility:visible;mso-wrap-style:square;v-text-anchor:top" coordsize="2956560,1270" o:gfxdata="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" path="m,l2956128,e" filled="f" strokeweight="1.0583mm">
-                  <v:path arrowok="t"/>
-                </v:shape>
-                <v:shape id="Textbox 6" o:spid="_x0000_s1056" type="#_x0000_t202" style="position:absolute;left:3776;top:2820;width:35706;height:8605;visibility:visible;mso-wrap-style:square;v-text-anchor:top" o:gfxdata="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" filled="f" stroked="f">
-                  <v:textbox inset="0,0,0,0">
-                    <w:txbxContent>
-                      <w:p>
-                        <w:pPr>
-                          <w:spacing w:line="578" w:lineRule="exact"/>
-                          <w:rPr>
-                            <w:rFonts w:ascii="Arial" w:hAnsi="Arial"/>
-                            <w:b/>
-                            <w:sz w:val="52"/>
-                          </w:rPr>
-                        </w:pPr>
-                        <w:bookmarkStart w:id="4" w:name="NOTA_PROMISSÓRIA"/>
-                        <w:bookmarkStart w:id="5" w:name="{s1_valor_parcela}"/>
-                        <w:bookmarkStart w:id="6" w:name="N."/>
-                        <w:bookmarkStart w:id="7" w:name="#1/6#"/>
-                        <w:bookmarkEnd w:id="4"/>
-                        <w:bookmarkEnd w:id="5"/>
-                        <w:bookmarkEnd w:id="6"/>
-                        <w:bookmarkEnd w:id="7"/>
-                        <w:r>
-                          <w:rPr>
-                            <w:rFonts w:ascii="Arial" w:hAnsi="Arial"/>
-                            <w:b/>
-                            <w:w w:val="105"/>
-                            <w:sz w:val="52"/>
-                          </w:rPr>
-                          <w:t>NOTA</w:t>
-                        </w:r>
-                        <w:r>
-                          <w:rPr>
-                            <w:rFonts w:ascii="Arial" w:hAnsi="Arial"/>
-                            <w:b/>
-                            <w:spacing w:val="-6"/>
-                            <w:w w:val="105"/>
-                            <w:sz w:val="52"/>
-                          </w:rPr>
-                          <w:t xml:space="preserve"> </w:t>
-                        </w:r>
-                        <w:r>
-                          <w:rPr>
-                            <w:rFonts w:ascii="Arial" w:hAnsi="Arial"/>
-                            <w:b/>
-                            <w:spacing w:val="-2"/>
-                            <w:w w:val="105"/>
-                            <w:sz w:val="52"/>
-                          </w:rPr>
-                          <w:t>PROMISSÓRIA</w:t>
-                        </w:r>
-                      </w:p>
-                      <w:p>
-                        <w:pPr>
-                          <w:spacing w:before="247" w:line="529" w:lineRule="exact"/>
-                          <w:rPr>
-                            <w:rFonts w:ascii="Calibri"/>
-                            <w:b/>
-                            <w:sz w:val="44"/>
-                          </w:rPr>
-                        </w:pPr>
-                        <w:r>
-                          <w:rPr>
-                            <w:rFonts w:ascii="Calibri"/>
-                            <w:sz w:val="44"/>
-                          </w:rPr>
-                          <w:t>N.</w:t>
-                        </w:r>
-                        <w:r>
-                          <w:rPr>
-                            <w:rFonts w:ascii="Calibri"/>
-                            <w:spacing w:val="-20"/>
-                            <w:sz w:val="44"/>
-                          </w:rPr>
-                          <w:t xml:space="preserve"> </w:t>
-                        </w:r>
-                        <w:r>
-                          <w:rPr>
-                            <w:rFonts w:ascii="Calibri"/>
-                            <w:b/>
-                            <w:spacing w:val="-2"/>
-                            <w:sz w:val="44"/>
-                          </w:rPr>
-                          <w:t>{s1_parcela_label}</w:t>
-                        </w:r>
-                      </w:p>
-                    </w:txbxContent>
-                  </v:textbox>
-                </v:shape>
-                <v:shape id="Textbox 7" o:spid="_x0000_s1057" type="#_x0000_t202" style="position:absolute;left:81381;top:3554;width:35674;height:8604;visibility:visible;mso-wrap-style:square;v-text-anchor:top" o:gfxdata="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" filled="f" stroked="f">
-                  <v:textbox inset="0,0,0,0">
-                    <w:txbxContent>
-                      <w:p>
-                        <w:pPr>
-                          <w:spacing w:line="448" w:lineRule="exact"/>
-                          <w:rPr>
-                            <w:rFonts w:ascii="Calibri"/>
-                            <w:b/>
-                            <w:sz w:val="36"/>
-                            <w:szCs w:val="18"/>
-                          </w:rPr>
-                        </w:pPr>
-                        <w:r>
-                          <w:rPr>
-                            <w:rFonts w:ascii="Calibri"/>
-                            <w:spacing w:val="-14"/>
-                            <w:sz w:val="36"/>
-                            <w:szCs w:val="18"/>
-                          </w:rPr>
-                          <w:t>Vencimento:</w:t>
-                        </w:r>
-                        <w:r>
-                          <w:rPr>
-                            <w:rFonts w:ascii="Calibri"/>
-                            <w:spacing w:val="-38"/>
-                            <w:sz w:val="36"/>
-                            <w:szCs w:val="18"/>
-                          </w:rPr>
-                          <w:t xml:space="preserve"> </w:t>
-                        </w:r>
-                        <w:r>
-                          <w:rPr>
-                            <w:rFonts w:ascii="Calibri"/>
-                            <w:b/>
-                            <w:spacing w:val="-14"/>
-                            <w:sz w:val="36"/>
-                            <w:szCs w:val="18"/>
-                          </w:rPr>
-                          <w:t>{s1_vencimento_extenso}</w:t>
-                        </w:r>
-                      </w:p>
-                      <w:p>
-                        <w:pPr>
-                          <w:spacing w:before="137" w:line="769" w:lineRule="exact"/>
-                          <w:jc w:val="right"/>
-                          <w:rPr>
-                            <w:rFonts w:ascii="Calibri"/>
-                            <w:b/>
-                            <w:sz w:val="48"/>
-                            <w:szCs w:val="16"/>
-                          </w:rPr>
-                        </w:pPr>
-                        <w:r>
-                          <w:rPr>
-                            <w:rFonts w:ascii="Calibri"/>
-                            <w:b/>
-                            <w:spacing w:val="-13"/>
-                            <w:sz w:val="48"/>
-                            <w:szCs w:val="16"/>
-                          </w:rPr>
-                          <w:t>R$</w:t>
-                        </w:r>
-                        <w:r>
-                          <w:rPr>
-                            <w:rFonts w:ascii="Calibri"/>
-                            <w:b/>
-                            <w:spacing w:val="-13"/>
-                            <w:sz w:val="48"/>
-                            <w:szCs w:val="16"/>
-                          </w:rPr>
-                          <w:t xml:space="preserve"> </w:t>
-                        </w:r>
-                        <w:r>
-                          <w:rPr>
-                            <w:rFonts w:ascii="Calibri"/>
-                            <w:b/>
-                            <w:spacing w:val="-21"/>
-                            <w:sz w:val="48"/>
-                            <w:szCs w:val="16"/>
-                          </w:rPr>
-                          <w:t>{s1_valor_parcela_numero}</w:t>
-                        </w:r>
-                      </w:p>
-                    </w:txbxContent>
-                  </v:textbox>
-                </v:shape>
-                <v:shape id="Textbox 8" o:spid="_x0000_s1058" type="#_x0000_t202" style="position:absolute;left:3776;top:14540;width:112535;height:10605;visibility:visible;mso-wrap-style:square;v-text-anchor:top" o:gfxdata="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" filled="f" stroked="f">
-                  <v:textbox inset="0,0,0,0">
-                    <w:txbxContent>
-                      <w:p>
-                        <w:pPr>
-                          <w:spacing w:line="448" w:lineRule="exact"/>
-                          <w:rPr>
-                            <w:rFonts w:ascii="Calibri" w:hAnsi="Calibri"/>
-                            <w:b/>
-                            <w:sz w:val="44"/>
-                          </w:rPr>
-                        </w:pPr>
-                        <w:r>
-                          <w:rPr>
-                            <w:rFonts w:ascii="Calibri" w:hAnsi="Calibri"/>
-                            <w:spacing w:val="-14"/>
-                            <w:sz w:val="44"/>
-                          </w:rPr>
-                          <w:t>No</w:t>
-                        </w:r>
-                        <w:r>
-                          <w:rPr>
-                            <w:rFonts w:ascii="Calibri" w:hAnsi="Calibri"/>
-                            <w:spacing w:val="-38"/>
-                            <w:sz w:val="44"/>
-                          </w:rPr>
-                          <w:t xml:space="preserve"> </w:t>
-                        </w:r>
-                        <w:r>
-                          <w:rPr>
-                            <w:rFonts w:ascii="Calibri" w:hAnsi="Calibri"/>
-                            <w:spacing w:val="-14"/>
-                            <w:sz w:val="44"/>
-                          </w:rPr>
-                          <w:t>dia</w:t>
-                        </w:r>
-                        <w:r>
-                          <w:rPr>
-                            <w:rFonts w:ascii="Calibri" w:hAnsi="Calibri"/>
-                            <w:spacing w:val="-36"/>
-                            <w:sz w:val="44"/>
-                          </w:rPr>
-                          <w:t xml:space="preserve"> </w:t>
-                        </w:r>
-                        <w:r>
-                          <w:rPr>
-                            <w:rFonts w:ascii="Calibri" w:hAnsi="Calibri"/>
-                            <w:b/>
-                            <w:spacing w:val="-14"/>
-                            <w:sz w:val="44"/>
-                          </w:rPr>
-                          <w:t>{s1_mes_pagamento_extenso}</w:t>
-                        </w:r>
-                        <w:r>
-                          <w:rPr>
-                            <w:rFonts w:ascii="Calibri" w:hAnsi="Calibri"/>
-                            <w:b/>
-                            <w:spacing w:val="-14"/>
-                            <w:sz w:val="44"/>
-                          </w:rPr>
-                          <w:t xml:space="preserve"> </w:t>
-                        </w:r>
-                        <w:r>
-                          <w:rPr>
-                            <w:rFonts w:ascii="Calibri" w:hAnsi="Calibri"/>
-                            <w:spacing w:val="-14"/>
-                            <w:sz w:val="44"/>
-                          </w:rPr>
-                          <w:t>pagarei</w:t>
-                        </w:r>
-                        <w:r>
-                          <w:rPr>
-                            <w:rFonts w:ascii="Calibri" w:hAnsi="Calibri"/>
-                            <w:spacing w:val="-36"/>
-                            <w:sz w:val="44"/>
-                          </w:rPr>
-                          <w:t xml:space="preserve"> </w:t>
-                        </w:r>
-                        <w:r>
-                          <w:rPr>
-                            <w:rFonts w:ascii="Calibri" w:hAnsi="Calibri"/>
-                            <w:spacing w:val="-14"/>
-                            <w:sz w:val="44"/>
-                          </w:rPr>
-                          <w:t>por</w:t>
-                        </w:r>
-                        <w:r>
-                          <w:rPr>
-                            <w:rFonts w:ascii="Calibri" w:hAnsi="Calibri"/>
-                            <w:spacing w:val="-36"/>
-                            <w:sz w:val="44"/>
-                          </w:rPr>
-                          <w:t xml:space="preserve"> </w:t>
-                        </w:r>
-                        <w:r>
-                          <w:rPr>
-                            <w:rFonts w:ascii="Calibri" w:hAnsi="Calibri"/>
-                            <w:spacing w:val="-14"/>
-                            <w:sz w:val="44"/>
-                          </w:rPr>
-                          <w:t>esta</w:t>
-                        </w:r>
-                        <w:r>
-                          <w:rPr>
-                            <w:rFonts w:ascii="Calibri" w:hAnsi="Calibri"/>
-                            <w:spacing w:val="-36"/>
-                            <w:sz w:val="44"/>
-                          </w:rPr>
-                          <w:t xml:space="preserve"> </w:t>
-                        </w:r>
-                        <w:r>
-                          <w:rPr>
-                            <w:rFonts w:ascii="Calibri" w:hAnsi="Calibri"/>
-                            <w:spacing w:val="-14"/>
-                            <w:sz w:val="44"/>
-                          </w:rPr>
-                          <w:t>única</w:t>
-                        </w:r>
-                        <w:r>
-                          <w:rPr>
-                            <w:rFonts w:ascii="Calibri" w:hAnsi="Calibri"/>
-                            <w:spacing w:val="-36"/>
-                            <w:sz w:val="44"/>
-                          </w:rPr>
-                          <w:t xml:space="preserve"> </w:t>
-                        </w:r>
-                        <w:r>
-                          <w:rPr>
-                            <w:rFonts w:ascii="Calibri" w:hAnsi="Calibri"/>
-                            <w:spacing w:val="-14"/>
-                            <w:sz w:val="44"/>
-                          </w:rPr>
-                          <w:t>via</w:t>
-                        </w:r>
-                        <w:r>
-                          <w:rPr>
-                            <w:rFonts w:ascii="Calibri" w:hAnsi="Calibri"/>
-                            <w:spacing w:val="-36"/>
-                            <w:sz w:val="44"/>
-                          </w:rPr>
-                          <w:t xml:space="preserve"> </w:t>
-                        </w:r>
-                        <w:r>
-                          <w:rPr>
-                            <w:rFonts w:ascii="Calibri" w:hAnsi="Calibri"/>
-                            <w:spacing w:val="-14"/>
-                            <w:sz w:val="44"/>
-                          </w:rPr>
-                          <w:t>de</w:t>
-                        </w:r>
-                        <w:r>
-                          <w:rPr>
-                            <w:rFonts w:ascii="Calibri" w:hAnsi="Calibri"/>
-                            <w:spacing w:val="-36"/>
-                            <w:sz w:val="44"/>
-                          </w:rPr>
-                          <w:t xml:space="preserve"> </w:t>
-                        </w:r>
-                        <w:r>
-                          <w:rPr>
-                            <w:rFonts w:ascii="Calibri" w:hAnsi="Calibri"/>
-                            <w:b/>
-                            <w:spacing w:val="-14"/>
-                            <w:sz w:val="44"/>
-                          </w:rPr>
-                          <w:t>NOTA</w:t>
-                        </w:r>
-                        <w:r>
-                          <w:rPr>
-                            <w:rFonts w:ascii="Calibri" w:hAnsi="Calibri"/>
-                            <w:b/>
-                            <w:spacing w:val="-36"/>
-                            <w:sz w:val="44"/>
-                          </w:rPr>
-                          <w:t xml:space="preserve"> </w:t>
-                        </w:r>
-                        <w:r>
-                          <w:rPr>
-                            <w:rFonts w:ascii="Calibri" w:hAnsi="Calibri"/>
-                            <w:b/>
-                            <w:spacing w:val="-14"/>
-                            <w:sz w:val="44"/>
-                          </w:rPr>
-                          <w:t>PROMISSÓRIA</w:t>
-                        </w:r>
-                        <w:r>
-                          <w:rPr>
-                            <w:rFonts w:ascii="Calibri" w:hAnsi="Calibri"/>
-                            <w:b/>
-                            <w:spacing w:val="-36"/>
-                            <w:sz w:val="44"/>
-                          </w:rPr>
-                          <w:t xml:space="preserve"> </w:t>
-                        </w:r>
-                        <w:r>
-                          <w:rPr>
-                            <w:rFonts w:ascii="Calibri" w:hAnsi="Calibri"/>
-                            <w:spacing w:val="-14"/>
-                            <w:sz w:val="44"/>
-                          </w:rPr>
-                          <w:t>a</w:t>
-                        </w:r>
-                        <w:r>
-                          <w:rPr>
-                            <w:rFonts w:ascii="Calibri" w:hAnsi="Calibri"/>
-                            <w:spacing w:val="-36"/>
-                            <w:sz w:val="44"/>
-                          </w:rPr>
-                          <w:t xml:space="preserve"> </w:t>
-                        </w:r>
-                        <w:r>
-                          <w:rPr>
-                            <w:rFonts w:ascii="Calibri" w:hAnsi="Calibri"/>
-                            <w:b/>
-                            <w:spacing w:val="-14"/>
-                            <w:sz w:val="44"/>
-                          </w:rPr>
-                          <w:t>ZAVO</w:t>
-                        </w:r>
-                      </w:p>
-                      <w:p>
-                        <w:pPr>
-                          <w:spacing w:before="78"/>
-                          <w:rPr>
-                            <w:rFonts w:ascii="Calibri" w:hAnsi="Calibri"/>
-                            <w:sz w:val="44"/>
-                          </w:rPr>
-                        </w:pPr>
-                        <w:r>
-                          <w:rPr>
-                            <w:rFonts w:ascii="Calibri" w:hAnsi="Calibri"/>
-                            <w:b/>
-                            <w:spacing w:val="-16"/>
-                            <w:sz w:val="44"/>
-                          </w:rPr>
-                          <w:t>LTDA</w:t>
-                        </w:r>
-                        <w:r>
-                          <w:rPr>
-                            <w:rFonts w:ascii="Calibri" w:hAnsi="Calibri"/>
-                            <w:b/>
-                            <w:spacing w:val="-35"/>
-                            <w:sz w:val="44"/>
-                          </w:rPr>
-                          <w:t xml:space="preserve"> </w:t>
-                        </w:r>
-                        <w:r>
-                          <w:rPr>
-                            <w:rFonts w:ascii="Calibri" w:hAnsi="Calibri"/>
-                            <w:spacing w:val="-16"/>
-                            <w:sz w:val="44"/>
-                          </w:rPr>
-                          <w:t>CNPJ:</w:t>
-                        </w:r>
-                        <w:r>
-                          <w:rPr>
-                            <w:rFonts w:ascii="Calibri" w:hAnsi="Calibri"/>
-                            <w:spacing w:val="-34"/>
-                            <w:sz w:val="44"/>
-                          </w:rPr>
-                          <w:t xml:space="preserve"> </w:t>
-                        </w:r>
-                        <w:r>
-                          <w:rPr>
-                            <w:rFonts w:ascii="Calibri" w:hAnsi="Calibri"/>
-                            <w:b/>
-                            <w:spacing w:val="-16"/>
-                            <w:sz w:val="44"/>
-                          </w:rPr>
-                          <w:t>54.474.185/0001-03</w:t>
-                        </w:r>
-                        <w:r>
-                          <w:rPr>
-                            <w:rFonts w:ascii="Calibri" w:hAnsi="Calibri"/>
-                            <w:b/>
-                            <w:spacing w:val="-35"/>
-                            <w:sz w:val="44"/>
-                          </w:rPr>
-                          <w:t xml:space="preserve"> </w:t>
-                        </w:r>
-                        <w:r>
-                          <w:rPr>
-                            <w:rFonts w:ascii="Calibri" w:hAnsi="Calibri"/>
-                            <w:spacing w:val="-16"/>
-                            <w:sz w:val="44"/>
-                          </w:rPr>
-                          <w:t>ou</w:t>
-                        </w:r>
-                        <w:r>
-                          <w:rPr>
-                            <w:rFonts w:ascii="Calibri" w:hAnsi="Calibri"/>
-                            <w:spacing w:val="-34"/>
-                            <w:sz w:val="44"/>
-                          </w:rPr>
-                          <w:t xml:space="preserve"> </w:t>
-                        </w:r>
-                        <w:r>
-                          <w:rPr>
-                            <w:rFonts w:ascii="Calibri" w:hAnsi="Calibri"/>
-                            <w:spacing w:val="-16"/>
-                            <w:sz w:val="44"/>
-                          </w:rPr>
-                          <w:t>à</w:t>
-                        </w:r>
-                        <w:r>
-                          <w:rPr>
-                            <w:rFonts w:ascii="Calibri" w:hAnsi="Calibri"/>
-                            <w:spacing w:val="-34"/>
-                            <w:sz w:val="44"/>
-                          </w:rPr>
-                          <w:t xml:space="preserve"> </w:t>
-                        </w:r>
-                        <w:r>
-                          <w:rPr>
-                            <w:rFonts w:ascii="Calibri" w:hAnsi="Calibri"/>
-                            <w:spacing w:val="-16"/>
-                            <w:sz w:val="44"/>
-                          </w:rPr>
-                          <w:t>sua</w:t>
-                        </w:r>
-                        <w:r>
-                          <w:rPr>
-                            <w:rFonts w:ascii="Calibri" w:hAnsi="Calibri"/>
-                            <w:spacing w:val="-35"/>
-                            <w:sz w:val="44"/>
-                          </w:rPr>
-                          <w:t xml:space="preserve"> </w:t>
-                        </w:r>
-                        <w:r>
-                          <w:rPr>
-                            <w:rFonts w:ascii="Calibri" w:hAnsi="Calibri"/>
-                            <w:spacing w:val="-16"/>
-                            <w:sz w:val="44"/>
-                          </w:rPr>
-                          <w:t>ordem</w:t>
-                        </w:r>
-                        <w:r>
-                          <w:rPr>
-                            <w:rFonts w:ascii="Calibri" w:hAnsi="Calibri"/>
-                            <w:spacing w:val="-34"/>
-                            <w:sz w:val="44"/>
-                          </w:rPr>
-                          <w:t xml:space="preserve"> </w:t>
-                        </w:r>
-                        <w:r>
-                          <w:rPr>
-                            <w:rFonts w:ascii="Calibri" w:hAnsi="Calibri"/>
-                            <w:spacing w:val="-16"/>
-                            <w:sz w:val="44"/>
-                          </w:rPr>
-                          <w:t>a</w:t>
-                        </w:r>
-                        <w:r>
-                          <w:rPr>
-                            <w:rFonts w:ascii="Calibri" w:hAnsi="Calibri"/>
-                            <w:spacing w:val="-34"/>
-                            <w:sz w:val="44"/>
-                          </w:rPr>
-                          <w:t xml:space="preserve"> </w:t>
-                        </w:r>
-                        <w:r>
-                          <w:rPr>
-                            <w:rFonts w:ascii="Calibri" w:hAnsi="Calibri"/>
-                            <w:spacing w:val="-16"/>
-                            <w:sz w:val="44"/>
-                          </w:rPr>
-                          <w:t>quantia</w:t>
-                        </w:r>
-                        <w:r>
-                          <w:rPr>
-                            <w:rFonts w:ascii="Calibri" w:hAnsi="Calibri"/>
-                            <w:spacing w:val="-35"/>
-                            <w:sz w:val="44"/>
-                          </w:rPr>
-                          <w:t xml:space="preserve"> </w:t>
-                        </w:r>
-                        <w:r>
-                          <w:rPr>
-                            <w:rFonts w:ascii="Calibri" w:hAnsi="Calibri"/>
-                            <w:spacing w:val="-16"/>
-                            <w:sz w:val="44"/>
-                          </w:rPr>
-                          <w:t>de</w:t>
-                        </w:r>
-                        <w:r>
-                          <w:rPr>
-                            <w:rFonts w:ascii="Calibri" w:hAnsi="Calibri"/>
-                            <w:spacing w:val="-34"/>
-                            <w:sz w:val="44"/>
-                          </w:rPr>
-                          <w:t xml:space="preserve"> </w:t>
-                        </w:r>
-                        <w:r>
-                          <w:rPr>
-                            <w:rFonts w:ascii="Calibri" w:hAnsi="Calibri"/>
-                            <w:b/>
-                            <w:spacing w:val="-16"/>
-                            <w:sz w:val="44"/>
-                          </w:rPr>
-                          <w:t>{s1_valor_parcela_extenso_upper}</w:t>
-                        </w:r>
-                        <w:r>
-                          <w:rPr>
-                            <w:rFonts w:ascii="Calibri" w:hAnsi="Calibri"/>
-                            <w:b/>
-                            <w:spacing w:val="-16"/>
-                            <w:sz w:val="44"/>
-                          </w:rPr>
-                          <w:t xml:space="preserve"> </w:t>
-                        </w:r>
-                        <w:r>
-                          <w:rPr>
-                            <w:rFonts w:ascii="Calibri" w:hAnsi="Calibri"/>
-                            <w:spacing w:val="-18"/>
-                            <w:sz w:val="44"/>
-                          </w:rPr>
-                          <w:t>em</w:t>
-                        </w:r>
-                        <w:r>
-                          <w:rPr>
-                            <w:rFonts w:ascii="Calibri" w:hAnsi="Calibri"/>
-                            <w:spacing w:val="-35"/>
-                            <w:sz w:val="44"/>
-                          </w:rPr>
-                          <w:t xml:space="preserve"> </w:t>
-                        </w:r>
-                        <w:r>
-                          <w:rPr>
-                            <w:rFonts w:ascii="Calibri" w:hAnsi="Calibri"/>
-                            <w:spacing w:val="-18"/>
-                            <w:sz w:val="44"/>
-                          </w:rPr>
-                          <w:t>moeda</w:t>
-                        </w:r>
-                        <w:r>
-                          <w:rPr>
-                            <w:rFonts w:ascii="Calibri" w:hAnsi="Calibri"/>
-                            <w:spacing w:val="-36"/>
-                            <w:sz w:val="44"/>
-                          </w:rPr>
-                          <w:t xml:space="preserve"> </w:t>
-                        </w:r>
-                        <w:r>
-                          <w:rPr>
-                            <w:rFonts w:ascii="Calibri" w:hAnsi="Calibri"/>
-                            <w:spacing w:val="-18"/>
-                            <w:sz w:val="44"/>
-                          </w:rPr>
-                          <w:t>corrente</w:t>
-                        </w:r>
-                        <w:r>
-                          <w:rPr>
-                            <w:rFonts w:ascii="Calibri" w:hAnsi="Calibri"/>
-                            <w:spacing w:val="-35"/>
-                            <w:sz w:val="44"/>
-                          </w:rPr>
-                          <w:t xml:space="preserve"> </w:t>
-                        </w:r>
-                        <w:r>
-                          <w:rPr>
-                            <w:rFonts w:ascii="Calibri" w:hAnsi="Calibri"/>
-                            <w:spacing w:val="-18"/>
-                            <w:sz w:val="44"/>
-                          </w:rPr>
-                          <w:t>desse</w:t>
-                        </w:r>
-                        <w:r>
-                          <w:rPr>
-                            <w:rFonts w:ascii="Calibri" w:hAnsi="Calibri"/>
-                            <w:spacing w:val="-35"/>
-                            <w:sz w:val="44"/>
-                          </w:rPr>
-                          <w:t xml:space="preserve"> </w:t>
-                        </w:r>
-                        <w:r>
-                          <w:rPr>
-                            <w:rFonts w:ascii="Calibri" w:hAnsi="Calibri"/>
-                            <w:spacing w:val="-18"/>
-                            <w:sz w:val="44"/>
-                          </w:rPr>
-                          <w:t>país</w:t>
-                        </w:r>
-                      </w:p>
-                    </w:txbxContent>
-                  </v:textbox>
-                </v:shape>
-                <v:shape id="Textbox 9" o:spid="_x0000_s1059" type="#_x0000_t202" style="position:absolute;left:3776;top:29199;width:46673;height:2794;visibility:visible;mso-wrap-style:square;v-text-anchor:top" o:gfxdata="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" filled="f" stroked="f">
-                  <v:textbox inset="0,0,0,0">
-                    <w:txbxContent>
-                      <w:p>
-                        <w:pPr>
-                          <w:spacing w:line="440" w:lineRule="exact"/>
-                          <w:rPr>
-                            <w:rFonts w:ascii="Calibri"/>
-                            <w:b/>
-                            <w:sz w:val="44"/>
-                          </w:rPr>
-                        </w:pPr>
-                        <w:r>
-                          <w:rPr>
-                            <w:rFonts w:ascii="Calibri"/>
-                            <w:spacing w:val="-16"/>
-                            <w:sz w:val="44"/>
-                          </w:rPr>
-                          <w:t>Local</w:t>
-                        </w:r>
-                        <w:r>
-                          <w:rPr>
-                            <w:rFonts w:ascii="Calibri"/>
-                            <w:spacing w:val="-37"/>
-                            <w:sz w:val="44"/>
-                          </w:rPr>
-                          <w:t xml:space="preserve"> </w:t>
-                        </w:r>
-                        <w:r>
-                          <w:rPr>
-                            <w:rFonts w:ascii="Calibri"/>
-                            <w:spacing w:val="-16"/>
-                            <w:sz w:val="44"/>
-                          </w:rPr>
-                          <w:t>de</w:t>
-                        </w:r>
-                        <w:r>
-                          <w:rPr>
-                            <w:rFonts w:ascii="Calibri"/>
-                            <w:spacing w:val="-35"/>
-                            <w:sz w:val="44"/>
-                          </w:rPr>
-                          <w:t xml:space="preserve"> </w:t>
-                        </w:r>
-                        <w:r>
-                          <w:rPr>
-                            <w:rFonts w:ascii="Calibri"/>
-                            <w:spacing w:val="-16"/>
-                            <w:sz w:val="44"/>
-                          </w:rPr>
-                          <w:t>pagamento:</w:t>
-                        </w:r>
-                        <w:r>
-                          <w:rPr>
-                            <w:rFonts w:ascii="Calibri"/>
-                            <w:spacing w:val="-34"/>
-                            <w:sz w:val="44"/>
-                          </w:rPr>
-                          <w:t xml:space="preserve"> </w:t>
-                        </w:r>
-                        <w:r>
-                          <w:rPr>
-                            <w:rFonts w:ascii="Calibri"/>
-                            <w:b/>
-                            <w:spacing w:val="-16"/>
-                            <w:sz w:val="44"/>
-                          </w:rPr>
-                          <w:t>{s1_local_pagamento}</w:t>
-                        </w:r>
-                      </w:p>
-                    </w:txbxContent>
-                  </v:textbox>
-                </v:shape>
-                <v:shape id="Textbox 10" o:spid="_x0000_s1060" type="#_x0000_t202" style="position:absolute;left:68895;top:29199;width:51238;height:8007;visibility:visible;mso-wrap-style:square;v-text-anchor:top" o:gfxdata="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" filled="f" stroked="f">
-                  <v:textbox inset="0,0,0,0">
-                    <w:txbxContent>
-                      <w:p>
-                        <w:pPr>
-                          <w:spacing w:line="440" w:lineRule="exact"/>
-                          <w:jc w:val="right"/>
-                          <w:rPr>
-                            <w:rFonts w:ascii="Calibri" w:hAnsi="Calibri"/>
-                            <w:b/>
-                            <w:sz w:val="44"/>
-                          </w:rPr>
-                        </w:pPr>
-                        <w:r>
-                          <w:rPr>
-                            <w:rFonts w:ascii="Calibri" w:hAnsi="Calibri"/>
-                            <w:spacing w:val="-16"/>
-                            <w:sz w:val="44"/>
-                          </w:rPr>
-                          <w:t>Data</w:t>
-                        </w:r>
-                        <w:r>
-                          <w:rPr>
-                            <w:rFonts w:ascii="Calibri" w:hAnsi="Calibri"/>
-                            <w:spacing w:val="-30"/>
-                            <w:sz w:val="44"/>
-                          </w:rPr>
-                          <w:t xml:space="preserve"> </w:t>
-                        </w:r>
-                        <w:r>
-                          <w:rPr>
-                            <w:rFonts w:ascii="Calibri" w:hAnsi="Calibri"/>
-                            <w:spacing w:val="-16"/>
-                            <w:sz w:val="44"/>
-                          </w:rPr>
-                          <w:t>de</w:t>
-                        </w:r>
-                        <w:r>
-                          <w:rPr>
-                            <w:rFonts w:ascii="Calibri" w:hAnsi="Calibri"/>
-                            <w:spacing w:val="-27"/>
-                            <w:sz w:val="44"/>
-                          </w:rPr>
-                          <w:t xml:space="preserve"> </w:t>
-                        </w:r>
-                        <w:r>
-                          <w:rPr>
-                            <w:rFonts w:ascii="Calibri" w:hAnsi="Calibri"/>
-                            <w:spacing w:val="-16"/>
-                            <w:sz w:val="44"/>
-                          </w:rPr>
-                          <w:t>emissão:</w:t>
-                        </w:r>
-                        <w:r>
-                          <w:rPr>
-                            <w:rFonts w:ascii="Calibri" w:hAnsi="Calibri"/>
-                            <w:spacing w:val="-27"/>
-                            <w:sz w:val="44"/>
-                          </w:rPr>
-                          <w:t xml:space="preserve"> </w:t>
-                        </w:r>
-                        <w:r>
-                          <w:rPr>
-                            <w:rFonts w:ascii="Calibri" w:hAnsi="Calibri"/>
-                            <w:b/>
-                            <w:bCs/>
-                            <w:spacing w:val="-27"/>
-                            <w:sz w:val="44"/>
-                          </w:rPr>
-                          <w:t>{</w:t>
-                        </w:r>
-                        <w:r>
-                          <w:rPr>
-                            <w:rFonts w:ascii="Calibri" w:hAnsi="Calibri"/>
-                            <w:b/>
-                            <w:bCs/>
-                            <w:spacing w:val="-16"/>
-                            <w:sz w:val="44"/>
-                          </w:rPr>
-                          <w:t>s1_data</w:t>
-                        </w:r>
-                        <w:r>
-                          <w:rPr>
-                            <w:rFonts w:ascii="Calibri" w:hAnsi="Calibri"/>
-                            <w:b/>
-                            <w:spacing w:val="-16"/>
-                            <w:sz w:val="44"/>
-                          </w:rPr>
-                          <w:t>_emissao}</w:t>
-                        </w:r>
-                      </w:p>
-                    </w:txbxContent>
-                  </v:textbox>
-                </v:shape>
-                <v:shape id="Textbox 11" o:spid="_x0000_s1061" type="#_x0000_t202" style="position:absolute;left:3776;top:36810;width:50667;height:14509;visibility:visible;mso-wrap-style:square;v-text-anchor:top" o:gfxdata="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" filled="f" stroked="f">
-                  <v:textbox inset="0,0,0,0">
-                    <w:txbxContent>
-                      <w:p>
-                        <w:pPr>
-                          <w:spacing w:line="448" w:lineRule="exact"/>
-                          <w:rPr>
-                            <w:rFonts w:ascii="Calibri"/>
-                            <w:b/>
-                            <w:sz w:val="44"/>
-                          </w:rPr>
-                        </w:pPr>
-                        <w:r>
-                          <w:rPr>
-                            <w:rFonts w:ascii="Calibri"/>
-                            <w:spacing w:val="-16"/>
-                            <w:sz w:val="44"/>
-                          </w:rPr>
-                          <w:t>Nome</w:t>
-                        </w:r>
-                        <w:r>
-                          <w:rPr>
-                            <w:rFonts w:ascii="Calibri"/>
-                            <w:spacing w:val="-32"/>
-                            <w:sz w:val="44"/>
-                          </w:rPr>
-                          <w:t xml:space="preserve"> </w:t>
-                        </w:r>
-                        <w:r>
-                          <w:rPr>
-                            <w:rFonts w:ascii="Calibri"/>
-                            <w:spacing w:val="-16"/>
-                            <w:sz w:val="44"/>
-                          </w:rPr>
-                          <w:t>do</w:t>
-                        </w:r>
-                        <w:r>
-                          <w:rPr>
-                            <w:rFonts w:ascii="Calibri"/>
-                            <w:spacing w:val="-29"/>
-                            <w:sz w:val="44"/>
-                          </w:rPr>
-                          <w:t xml:space="preserve"> </w:t>
-                        </w:r>
-                        <w:r>
-                          <w:rPr>
-                            <w:rFonts w:ascii="Calibri"/>
-                            <w:spacing w:val="-16"/>
-                            <w:sz w:val="44"/>
-                          </w:rPr>
-                          <w:t>emitente:</w:t>
-                        </w:r>
-                        <w:r>
-                          <w:rPr>
-                            <w:rFonts w:ascii="Calibri"/>
-                            <w:spacing w:val="-29"/>
-                            <w:sz w:val="44"/>
-                          </w:rPr>
-                          <w:t xml:space="preserve"> </w:t>
-                        </w:r>
-                        <w:r>
-                          <w:rPr>
-                            <w:rFonts w:ascii="Calibri"/>
-                            <w:b/>
-                            <w:spacing w:val="-16"/>
-                            <w:sz w:val="44"/>
-                          </w:rPr>
-                          <w:t>{s1_nome_cliente}</w:t>
-                        </w:r>
-                      </w:p>
-                      <w:p>
-                        <w:pPr>
-                          <w:spacing w:before="78"/>
-                          <w:rPr>
-                            <w:rFonts w:ascii="Calibri"/>
-                            <w:b/>
-                            <w:sz w:val="44"/>
-                          </w:rPr>
-                        </w:pPr>
-                        <w:r>
-                          <w:rPr>
-                            <w:rFonts w:ascii="Calibri"/>
-                            <w:spacing w:val="-18"/>
-                            <w:sz w:val="44"/>
-                          </w:rPr>
-                          <w:t>CPF:</w:t>
-                        </w:r>
-                        <w:r>
-                          <w:rPr>
-                            <w:rFonts w:ascii="Calibri"/>
-                            <w:spacing w:val="-17"/>
-                            <w:sz w:val="44"/>
-                          </w:rPr>
-                          <w:t xml:space="preserve"> </w:t>
-                        </w:r>
-                        <w:r>
-                          <w:rPr>
-                            <w:rFonts w:ascii="Calibri"/>
-                            <w:b/>
-                            <w:spacing w:val="-18"/>
-                            <w:sz w:val="44"/>
-                          </w:rPr>
-                          <w:t>{s1_cpf}</w:t>
-                        </w:r>
-                      </w:p>
-                      <w:p>
-                        <w:pPr>
-                          <w:spacing w:before="1" w:line="610" w:lineRule="atLeast"/>
-                          <w:ind w:right="8"/>
-                          <w:rPr>
-                            <w:rFonts w:ascii="Calibri" w:hAnsi="Calibri"/>
-                            <w:b/>
-                            <w:sz w:val="44"/>
-                          </w:rPr>
-                        </w:pPr>
-                        <w:r>
-                          <w:rPr>
-                            <w:rFonts w:ascii="Calibri" w:hAnsi="Calibri"/>
-                            <w:spacing w:val="-14"/>
-                            <w:sz w:val="44"/>
-                          </w:rPr>
-                          <w:t>Endereço:</w:t>
-                        </w:r>
-                        <w:r>
-                          <w:rPr>
-                            <w:rFonts w:ascii="Calibri" w:hAnsi="Calibri"/>
-                            <w:spacing w:val="-36"/>
-                            <w:sz w:val="44"/>
-                          </w:rPr>
-                          <w:t xml:space="preserve"> </w:t>
-                        </w:r>
-                        <w:r>
-                          <w:rPr>
-                            <w:rFonts w:ascii="Calibri" w:hAnsi="Calibri"/>
-                            <w:b/>
-                            <w:spacing w:val="-14"/>
-                            <w:sz w:val="44"/>
-                          </w:rPr>
-                          <w:t>{s1_endereco}</w:t>
-                        </w:r>
-                      </w:p>
-                    </w:txbxContent>
-                  </v:textbox>
-                </v:shape>
-                <v:shape id="Textbox 12" o:spid="_x0000_s1062" type="#_x0000_t202" style="position:absolute;left:91961;top:52254;width:24333;height:2794;visibility:visible;mso-wrap-style:square;v-text-anchor:top" o:gfxdata="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" filled="f" stroked="f">
-                  <v:textbox inset="0,0,0,0">
-                    <w:txbxContent>
-                      <w:p>
-                        <w:pPr>
-                          <w:spacing w:line="440" w:lineRule="exact"/>
-                          <w:rPr>
-                            <w:rFonts w:ascii="Calibri"/>
-                            <w:sz w:val="44"/>
-                          </w:rPr>
-                        </w:pPr>
-                        <w:r>
-                          <w:rPr>
-                            <w:rFonts w:ascii="Calibri"/>
-                            <w:spacing w:val="-16"/>
-                            <w:sz w:val="44"/>
-                          </w:rPr>
-                          <w:t>Assinatura</w:t>
-                        </w:r>
-                        <w:r>
-                          <w:rPr>
-                            <w:rFonts w:ascii="Calibri"/>
-                            <w:spacing w:val="-30"/>
-                            <w:sz w:val="44"/>
-                          </w:rPr>
-                          <w:t xml:space="preserve"> </w:t>
-                        </w:r>
-                        <w:r>
-                          <w:rPr>
-                            <w:rFonts w:ascii="Calibri"/>
-                            <w:spacing w:val="-16"/>
-                            <w:sz w:val="44"/>
-                          </w:rPr>
-                          <w:t>do</w:t>
-                        </w:r>
-                        <w:r>
-                          <w:rPr>
-                            <w:rFonts w:ascii="Calibri"/>
-                            <w:spacing w:val="-30"/>
-                            <w:sz w:val="44"/>
-                          </w:rPr>
-                          <w:t xml:space="preserve"> </w:t>
-                        </w:r>
-                        <w:r>
-                          <w:rPr>
-                            <w:rFonts w:ascii="Calibri"/>
-                            <w:spacing w:val="-16"/>
-                            <w:sz w:val="44"/>
-                          </w:rPr>
-                          <w:t>emitente</w:t>
-                        </w:r>
-                      </w:p>
-                    </w:txbxContent>
-                  </v:textbox>
-                </v:shape>
-                <w10:wrap anchorx="page" anchory="page"/>
+                <w10:wrap anchorx="margin" anchory="page"/>
               </v:group>
             </w:pict>
           </mc:Fallback>
@@ -11156,17 +10356,17 @@
           </mc:Choice>
           <mc:Fallback>
             <w:pict>
-              <v:group w14:anchorId="58A3FFF9" id="Group 24" o:spid="_x0000_s1063" style="position:absolute;margin-left:38.1pt;margin-top:1049.6pt;width:952.95pt;height:453.45pt;z-index:15730176;mso-wrap-distance-left:0;mso-wrap-distance-right:0;mso-position-horizontal-relative:page;mso-position-vertical-relative:page" coordsize="121024,57588" o:gfxdata="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">
-                <v:shape id="Graphic 25" o:spid="_x0000_s1064" style="position:absolute;width:121024;height:57588;visibility:visible;mso-wrap-style:square;v-text-anchor:top" coordsize="12102465,5758815" o:gfxdata="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" path="m11740475,5758606r-11369001,l324877,5755712r-44869,-8451l237213,5733602r-40371,-18520l159243,5692051r-34480,-27196l93751,5633843,66555,5599363,43524,5561764,25004,5521393,11345,5478598,2894,5433728,,5387131,,371475,2894,324878r8451,-44870l25004,237214,43524,196843,66555,159243,93751,124764,124763,93752,159243,66556,196842,43524,237213,25004,280008,11345,324877,2894,371474,,11740475,r46597,2894l11831942,11345r42795,13659l11915108,43524r37599,23032l11987187,93752r31011,31012l12045394,159243r23032,37600l12086946,237214r13659,42794l12102072,287797r,5183012l12086946,5521393r-18520,40371l12045394,5599363r-27196,34480l11987187,5664855r-34480,27196l11915108,5715082r-40371,18520l11831942,5747261r-44870,8451l11740475,5758606xe" stroked="f">
+              <v:group w14:anchorId="58A3FFF9" id="Group 24" o:spid="_x0000_s1059" style="position:absolute;margin-left:38.1pt;margin-top:1049.6pt;width:952.95pt;height:453.45pt;z-index:15730176;mso-wrap-distance-left:0;mso-wrap-distance-right:0;mso-position-horizontal-relative:page;mso-position-vertical-relative:page" coordsize="121024,57588" o:gfxdata="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">
+                <v:shape id="Graphic 25" o:spid="_x0000_s1060" style="position:absolute;width:121024;height:57588;visibility:visible;mso-wrap-style:square;v-text-anchor:top" coordsize="12102465,5758815" o:gfxdata="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" path="m11740475,5758606r-11369001,l324877,5755712r-44869,-8451l237213,5733602r-40371,-18520l159243,5692051r-34480,-27196l93751,5633843,66555,5599363,43524,5561764,25004,5521393,11345,5478598,2894,5433728,,5387131,,371475,2894,324878r8451,-44870l25004,237214,43524,196843,66555,159243,93751,124764,124763,93752,159243,66556,196842,43524,237213,25004,280008,11345,324877,2894,371474,,11740475,r46597,2894l11831942,11345r42795,13659l11915108,43524r37599,23032l11987187,93752r31011,31012l12045394,159243r23032,37600l12086946,237214r13659,42794l12102072,287797r,5183012l12086946,5521393r-18520,40371l12045394,5599363r-27196,34480l11987187,5664855r-34480,27196l11915108,5715082r-40371,18520l11831942,5747261r-44870,8451l11740475,5758606xe" stroked="f">
                   <v:path arrowok="t"/>
                 </v:shape>
-                <v:shape id="Image 26" o:spid="_x0000_s1065" type="#_x0000_t75" style="position:absolute;left:15612;top:10852;width:89893;height:36862;visibility:visible;mso-wrap-style:square" o:gfxdata="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">
+                <v:shape id="Image 26" o:spid="_x0000_s1061" type="#_x0000_t75" style="position:absolute;left:15612;top:10852;width:89893;height:36862;visibility:visible;mso-wrap-style:square" o:gfxdata="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">
                   <v:imagedata r:id="rId5" o:title=""/>
                 </v:shape>
-                <v:shape id="Graphic 27" o:spid="_x0000_s1066" style="position:absolute;left:86602;top:50036;width:29566;height:12;visibility:visible;mso-wrap-style:square;v-text-anchor:top" coordsize="2956560,1270" o:gfxdata="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" path="m,l2956128,e" filled="f" strokeweight="1.0583mm">
+                <v:shape id="Graphic 27" o:spid="_x0000_s1062" style="position:absolute;left:86602;top:50036;width:29566;height:12;visibility:visible;mso-wrap-style:square;v-text-anchor:top" coordsize="2956560,1270" o:gfxdata="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" path="m,l2956128,e" filled="f" strokeweight="1.0583mm">
                   <v:path arrowok="t"/>
                 </v:shape>
-                <v:shape id="Textbox 28" o:spid="_x0000_s1067" type="#_x0000_t202" style="position:absolute;left:3776;top:2820;width:35706;height:8605;visibility:visible;mso-wrap-style:square;v-text-anchor:top" o:gfxdata="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" filled="f" stroked="f">
+                <v:shape id="Textbox 28" o:spid="_x0000_s1063" type="#_x0000_t202" style="position:absolute;left:3776;top:2820;width:35706;height:8605;visibility:visible;mso-wrap-style:square;v-text-anchor:top" o:gfxdata="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" filled="f" stroked="f">
                   <v:textbox inset="0,0,0,0">
                     <w:txbxContent>
                       <w:p>
@@ -11246,7 +10446,7 @@
                     </w:txbxContent>
                   </v:textbox>
                 </v:shape>
-                <v:shape id="Textbox 29" o:spid="_x0000_s1068" type="#_x0000_t202" style="position:absolute;left:81381;top:3554;width:35674;height:8604;visibility:visible;mso-wrap-style:square;v-text-anchor:top" o:gfxdata="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" filled="f" stroked="f">
+                <v:shape id="Textbox 29" o:spid="_x0000_s1064" type="#_x0000_t202" style="position:absolute;left:81381;top:3554;width:35674;height:8604;visibility:visible;mso-wrap-style:square;v-text-anchor:top" o:gfxdata="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" filled="f" stroked="f">
                   <v:textbox inset="0,0,0,0">
                     <w:txbxContent>
                       <w:p>
@@ -11409,7 +10609,7 @@
                     </w:txbxContent>
                   </v:textbox>
                 </v:shape>
-                <v:shape id="Textbox 30" o:spid="_x0000_s1069" type="#_x0000_t202" style="position:absolute;left:3776;top:14540;width:112535;height:10605;visibility:visible;mso-wrap-style:square;v-text-anchor:top" o:gfxdata="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" filled="f" stroked="f">
+                <v:shape id="Textbox 30" o:spid="_x0000_s1065" type="#_x0000_t202" style="position:absolute;left:3776;top:14540;width:112535;height:10605;visibility:visible;mso-wrap-style:square;v-text-anchor:top" o:gfxdata="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" filled="f" stroked="f">
                   <v:textbox inset="0,0,0,0">
                     <w:txbxContent>
                       <w:p>
@@ -12231,7 +11431,7 @@
                     </w:txbxContent>
                   </v:textbox>
                 </v:shape>
-                <v:shape id="Textbox 31" o:spid="_x0000_s1070" type="#_x0000_t202" style="position:absolute;left:3776;top:29199;width:39167;height:2794;visibility:visible;mso-wrap-style:square;v-text-anchor:top" o:gfxdata="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" filled="f" stroked="f">
+                <v:shape id="Textbox 31" o:spid="_x0000_s1066" type="#_x0000_t202" style="position:absolute;left:3776;top:29199;width:39167;height:2794;visibility:visible;mso-wrap-style:square;v-text-anchor:top" o:gfxdata="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" filled="f" stroked="f">
                   <v:textbox inset="0,0,0,0">
                     <w:txbxContent>
                       <w:p>
@@ -12345,7 +11545,7 @@
                     </w:txbxContent>
                   </v:textbox>
                 </v:shape>
-                <v:shape id="Textbox 32" o:spid="_x0000_s1071" type="#_x0000_t202" style="position:absolute;left:85509;top:29199;width:31039;height:2794;visibility:visible;mso-wrap-style:square;v-text-anchor:top" o:gfxdata="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" filled="f" stroked="f">
+                <v:shape id="Textbox 32" o:spid="_x0000_s1067" type="#_x0000_t202" style="position:absolute;left:85509;top:29199;width:31039;height:2794;visibility:visible;mso-wrap-style:square;v-text-anchor:top" o:gfxdata="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" filled="f" stroked="f">
                   <v:textbox inset="0,0,0,0">
                     <w:txbxContent>
                       <w:p>
@@ -12419,7 +11619,7 @@
                     </w:txbxContent>
                   </v:textbox>
                 </v:shape>
-                <v:shape id="Textbox 33" o:spid="_x0000_s1072" type="#_x0000_t202" style="position:absolute;left:3776;top:36810;width:50667;height:14509;visibility:visible;mso-wrap-style:square;v-text-anchor:top" o:gfxdata="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" filled="f" stroked="f">
+                <v:shape id="Textbox 33" o:spid="_x0000_s1068" type="#_x0000_t202" style="position:absolute;left:3776;top:36810;width:50667;height:14509;visibility:visible;mso-wrap-style:square;v-text-anchor:top" o:gfxdata="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" filled="f" stroked="f">
                   <v:textbox inset="0,0,0,0">
                     <w:txbxContent>
                       <w:p>
@@ -12856,7 +12056,7 @@
                     </w:txbxContent>
                   </v:textbox>
                 </v:shape>
-                <v:shape id="Textbox 34" o:spid="_x0000_s1073" type="#_x0000_t202" style="position:absolute;left:91961;top:52254;width:24333;height:2794;visibility:visible;mso-wrap-style:square;v-text-anchor:top" o:gfxdata="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" filled="f" stroked="f">
+                <v:shape id="Textbox 34" o:spid="_x0000_s1069" type="#_x0000_t202" style="position:absolute;left:91961;top:52254;width:24333;height:2794;visibility:visible;mso-wrap-style:square;v-text-anchor:top" o:gfxdata="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" filled="f" stroked="f">
                   <v:textbox inset="0,0,0,0">
                     <w:txbxContent>
                       <w:p>
